--- a/eng/docx/005.content.docx
+++ b/eng/docx/005.content.docx
@@ -395,7 +395,7 @@
         <w:rPr>
           <w:lang w:val="en_US" w:bidi="en_US"/>
         </w:rPr>
-        <w:t xml:space="preserve"> (638012 KB)</w:t>
+        <w:t xml:space="preserve"> (657501 KB)</w:t>
       </w:r>
       <w:r>
         <w:rPr>
@@ -1006,7 +1006,7 @@
         <w:rPr>
           <w:lang w:val="en_US" w:bidi="en_US"/>
         </w:rPr>
-        <w:t xml:space="preserve"> (327524 KB)</w:t>
+        <w:t xml:space="preserve"> (2142141 KB)</w:t>
       </w:r>
       <w:r>
         <w:rPr>
@@ -1410,7 +1410,7 @@
         <w:rPr>
           <w:lang w:val="en_US" w:bidi="en_US"/>
         </w:rPr>
-        <w:t xml:space="preserve"> (1048052 KB)</w:t>
+        <w:t xml:space="preserve"> (1048437 KB)</w:t>
       </w:r>
       <w:r>
         <w:rPr>
@@ -2710,7 +2710,7 @@
         <w:rPr>
           <w:lang w:val="en_US" w:bidi="en_US"/>
         </w:rPr>
-        <w:t xml:space="preserve"> (1498388 KB)</w:t>
+        <w:t xml:space="preserve"> (1508589 KB)</w:t>
       </w:r>
       <w:r>
         <w:rPr>

--- a/eng/docx/005.content.docx
+++ b/eng/docx/005.content.docx
@@ -224,6 +224,143 @@
         </w:rPr>
         <w:t xml:space="preserve"> is a person with </w:t>
       </w:r>
+      <w:r>
+        <w:rPr>
+          <w:lang w:val="en_US" w:bidi="en_US"/>
+        </w:rPr>
+        <w:t>authority</w:t>
+      </w:r>
+      <w:r>
+        <w:rPr>
+          <w:lang w:val="en_US" w:bidi="en_US"/>
+        </w:rPr>
+        <w:t xml:space="preserve"> in the community. In the Old Testament, an elder was usually the head of a family or a group of families. A group of elders would meet together to make decisions about the affairs in the community.</w:t>
+      </w:r>
+    </w:p>
+    <w:p>
+      <w:pPr/>
+      <w:r>
+        <w:rPr>
+          <w:lang w:val="en_US" w:bidi="en_US"/>
+        </w:rPr>
+      </w:r>
+      <w:r>
+        <w:rPr>
+          <w:lang w:val="en_US" w:bidi="en_US"/>
+        </w:rPr>
+        <w:t xml:space="preserve">In the New Testament, elders are people in the </w:t>
+      </w:r>
+      <w:r>
+        <w:rPr>
+          <w:lang w:val="en_US" w:bidi="en_US"/>
+        </w:rPr>
+        <w:t>church</w:t>
+      </w:r>
+      <w:r>
+        <w:rPr>
+          <w:lang w:val="en_US" w:bidi="en_US"/>
+        </w:rPr>
+        <w:t xml:space="preserve"> who have authority. The </w:t>
+      </w:r>
+      <w:r>
+        <w:rPr>
+          <w:lang w:val="en_US" w:bidi="en_US"/>
+        </w:rPr>
+        <w:t>apostles</w:t>
+      </w:r>
+      <w:r>
+        <w:rPr>
+          <w:lang w:val="en_US" w:bidi="en_US"/>
+        </w:rPr>
+        <w:t>, such as Paul, appointed the elders. The apostles chose people who were respected by the other people in the church community to become elders. An elder had to be willing to serve other people and had to be blameless.</w:t>
+      </w:r>
+    </w:p>
+    <w:p>
+      <w:pPr/>
+      <w:r>
+        <w:rPr>
+          <w:lang w:val="en_US" w:bidi="en_US"/>
+        </w:rPr>
+      </w:r>
+      <w:r>
+        <w:rPr>
+          <w:b/>
+          <w:lang w:val="en_US" w:bidi="en_US"/>
+        </w:rPr>
+        <w:t>When you are translating elders, be careful about the following things:</w:t>
+      </w:r>
+    </w:p>
+    <w:p>
+      <w:pPr/>
+      <w:r>
+        <w:rPr>
+          <w:lang w:val="en_US" w:bidi="en_US"/>
+        </w:rPr>
+      </w:r>
+      <w:r>
+        <w:rPr>
+          <w:lang w:val="en_US" w:bidi="en_US"/>
+        </w:rPr>
+        <w:t>When you are translating this word, be careful that you do not use a word that just means "old people." An elder was not necessarily an old person, though they would not be a very young person either.</w:t>
+      </w:r>
+      <w:r>
+        <w:rPr>
+          <w:lang w:val="en_US" w:bidi="en_US"/>
+        </w:rPr>
+      </w:r>
+      <w:r>
+        <w:rPr>
+          <w:lang w:val="en_US" w:bidi="en_US"/>
+        </w:rPr>
+      </w:r>
+    </w:p>
+    <w:p>
+      <w:pPr/>
+      <w:r>
+        <w:rPr>
+          <w:lang w:val="en_US" w:bidi="en_US"/>
+        </w:rPr>
+      </w:r>
+    </w:p>
+    <w:p>
+      <w:pPr>
+        <w:pStyle w:val="Heading2"/>
+      </w:pPr>
+      <w:r>
+        <w:rPr>
+          <w:lang w:val="en_US" w:bidi="en_US"/>
+        </w:rPr>
+        <w:t>elder</w:t>
+      </w:r>
+      <w:r>
+        <w:rPr>
+          <w:lang w:val="en_US" w:bidi="en_US"/>
+        </w:rPr>
+      </w:r>
+    </w:p>
+    <w:p>
+      <w:pPr>
+        <w:pStyle w:val="Heading4"/>
+      </w:pPr>
+      <w:r>
+        <w:rPr>
+          <w:lang w:val="en_US" w:bidi="en_US"/>
+        </w:rPr>
+        <w:t>Audio Content</w:t>
+      </w:r>
+      <w:r>
+        <w:rPr>
+          <w:lang w:val="en_US" w:bidi="en_US"/>
+        </w:rPr>
+      </w:r>
+    </w:p>
+    <w:p>
+      <w:pPr/>
+      <w:r>
+        <w:rPr>
+          <w:lang w:val="en_US" w:bidi="en_US"/>
+        </w:rPr>
+      </w:r>
       <w:hyperlink r:id="rId13">
         <w:r>
           <w:rPr>
@@ -233,14 +370,24 @@
             <w:color w:val="0000EE"/>
             <w:u w:val="single"/>
           </w:rPr>
-          <w:t>authority</w:t>
+          <w:t>mp3 file</w:t>
         </w:r>
       </w:hyperlink>
       <w:r>
         <w:rPr>
           <w:lang w:val="en_US" w:bidi="en_US"/>
         </w:rPr>
-        <w:t xml:space="preserve"> in the community. In the Old Testament, an elder was usually the head of a family or a group of families. A group of elders would meet together to make decisions about the affairs in the community.</w:t>
+        <w:t xml:space="preserve"> (657501 KB)</w:t>
+      </w:r>
+      <w:r>
+        <w:rPr>
+          <w:lang w:val="en_US" w:bidi="en_US"/>
+        </w:rPr>
+      </w:r>
+      <w:r>
+        <w:rPr>
+          <w:lang w:val="en_US" w:bidi="en_US"/>
+        </w:rPr>
       </w:r>
     </w:p>
     <w:p>
@@ -250,11 +397,138 @@
           <w:lang w:val="en_US" w:bidi="en_US"/>
         </w:rPr>
       </w:r>
-      <w:r>
-        <w:rPr>
-          <w:lang w:val="en_US" w:bidi="en_US"/>
-        </w:rPr>
-        <w:t xml:space="preserve">In the New Testament, elders are people in the </w:t>
+    </w:p>
+    <w:p>
+      <w:pPr>
+        <w:pStyle w:val="Heading2"/>
+      </w:pPr>
+      <w:r>
+        <w:rPr>
+          <w:lang w:val="en_US" w:bidi="en_US"/>
+        </w:rPr>
+        <w:t>el-elyon</w:t>
+      </w:r>
+      <w:r>
+        <w:rPr>
+          <w:lang w:val="en_US" w:bidi="en_US"/>
+        </w:rPr>
+      </w:r>
+    </w:p>
+    <w:p>
+      <w:pPr/>
+      <w:r>
+        <w:rPr>
+          <w:lang w:val="en_US" w:bidi="en_US"/>
+        </w:rPr>
+      </w:r>
+      <w:r>
+        <w:rPr>
+          <w:b/>
+          <w:lang w:val="en_US" w:bidi="en_US"/>
+        </w:rPr>
+        <w:t>El-Elyon</w:t>
+      </w:r>
+      <w:r>
+        <w:rPr>
+          <w:lang w:val="en_US" w:bidi="en_US"/>
+        </w:rPr>
+        <w:t xml:space="preserve"> is a name that people use for </w:t>
+      </w:r>
+      <w:r>
+        <w:rPr>
+          <w:lang w:val="en_US" w:bidi="en_US"/>
+        </w:rPr>
+        <w:t>God</w:t>
+      </w:r>
+      <w:r>
+        <w:rPr>
+          <w:lang w:val="en_US" w:bidi="en_US"/>
+        </w:rPr>
+        <w:t xml:space="preserve">. El-Elyon means "the most high God." When people use this name for God, they are reminded that God is the most powerful of any being. The name means that there is no one who is more important, or has more </w:t>
+      </w:r>
+      <w:r>
+        <w:rPr>
+          <w:lang w:val="en_US" w:bidi="en_US"/>
+        </w:rPr>
+        <w:t>authority</w:t>
+      </w:r>
+      <w:r>
+        <w:rPr>
+          <w:lang w:val="en_US" w:bidi="en_US"/>
+        </w:rPr>
+        <w:t>, or has more power than God. People often use this name for God in the Psalms, but also in several other books in the Old Testament.</w:t>
+      </w:r>
+    </w:p>
+    <w:p>
+      <w:pPr/>
+      <w:r>
+        <w:rPr>
+          <w:lang w:val="en_US" w:bidi="en_US"/>
+        </w:rPr>
+      </w:r>
+      <w:r>
+        <w:rPr>
+          <w:lang w:val="en_US" w:bidi="en_US"/>
+        </w:rPr>
+        <w:t>The word "el" means God, and therefore we find several other names for God in the Bible that begin with this word "el." Each of these names tells us something important about God.</w:t>
+      </w:r>
+      <w:r>
+        <w:rPr>
+          <w:lang w:val="en_US" w:bidi="en_US"/>
+        </w:rPr>
+      </w:r>
+      <w:r>
+        <w:rPr>
+          <w:lang w:val="en_US" w:bidi="en_US"/>
+        </w:rPr>
+      </w:r>
+    </w:p>
+    <w:p>
+      <w:pPr/>
+      <w:r>
+        <w:rPr>
+          <w:lang w:val="en_US" w:bidi="en_US"/>
+        </w:rPr>
+      </w:r>
+    </w:p>
+    <w:p>
+      <w:pPr>
+        <w:pStyle w:val="Heading2"/>
+      </w:pPr>
+      <w:r>
+        <w:rPr>
+          <w:lang w:val="en_US" w:bidi="en_US"/>
+        </w:rPr>
+        <w:t>el-elyon</w:t>
+      </w:r>
+      <w:r>
+        <w:rPr>
+          <w:lang w:val="en_US" w:bidi="en_US"/>
+        </w:rPr>
+      </w:r>
+    </w:p>
+    <w:p>
+      <w:pPr>
+        <w:pStyle w:val="Heading4"/>
+      </w:pPr>
+      <w:r>
+        <w:rPr>
+          <w:lang w:val="en_US" w:bidi="en_US"/>
+        </w:rPr>
+        <w:t>Audio Content</w:t>
+      </w:r>
+      <w:r>
+        <w:rPr>
+          <w:lang w:val="en_US" w:bidi="en_US"/>
+        </w:rPr>
+      </w:r>
+    </w:p>
+    <w:p>
+      <w:pPr/>
+      <w:r>
+        <w:rPr>
+          <w:lang w:val="en_US" w:bidi="en_US"/>
+        </w:rPr>
       </w:r>
       <w:hyperlink r:id="rId14">
         <w:r>
@@ -265,14 +539,354 @@
             <w:color w:val="0000EE"/>
             <w:u w:val="single"/>
           </w:rPr>
-          <w:t>church</w:t>
+          <w:t>mp3 file</w:t>
         </w:r>
       </w:hyperlink>
       <w:r>
         <w:rPr>
           <w:lang w:val="en_US" w:bidi="en_US"/>
         </w:rPr>
-        <w:t xml:space="preserve"> who have authority. The </w:t>
+        <w:t xml:space="preserve"> (560276 KB)</w:t>
+      </w:r>
+      <w:r>
+        <w:rPr>
+          <w:lang w:val="en_US" w:bidi="en_US"/>
+        </w:rPr>
+      </w:r>
+      <w:r>
+        <w:rPr>
+          <w:lang w:val="en_US" w:bidi="en_US"/>
+        </w:rPr>
+      </w:r>
+    </w:p>
+    <w:p>
+      <w:pPr/>
+      <w:r>
+        <w:rPr>
+          <w:lang w:val="en_US" w:bidi="en_US"/>
+        </w:rPr>
+      </w:r>
+    </w:p>
+    <w:p>
+      <w:pPr>
+        <w:pStyle w:val="Heading2"/>
+      </w:pPr>
+      <w:r>
+        <w:rPr>
+          <w:lang w:val="en_US" w:bidi="en_US"/>
+        </w:rPr>
+        <w:t>Elijah</w:t>
+      </w:r>
+      <w:r>
+        <w:rPr>
+          <w:lang w:val="en_US" w:bidi="en_US"/>
+        </w:rPr>
+      </w:r>
+    </w:p>
+    <w:p>
+      <w:pPr/>
+      <w:r>
+        <w:rPr>
+          <w:lang w:val="en_US" w:bidi="en_US"/>
+        </w:rPr>
+      </w:r>
+      <w:r>
+        <w:rPr>
+          <w:b/>
+          <w:lang w:val="en_US" w:bidi="en_US"/>
+        </w:rPr>
+        <w:t>Elijah</w:t>
+      </w:r>
+      <w:r>
+        <w:rPr>
+          <w:lang w:val="en_US" w:bidi="en_US"/>
+        </w:rPr>
+        <w:t xml:space="preserve"> was an important </w:t>
+      </w:r>
+      <w:r>
+        <w:rPr>
+          <w:lang w:val="en_US" w:bidi="en_US"/>
+        </w:rPr>
+        <w:t>prophet</w:t>
+      </w:r>
+      <w:r>
+        <w:rPr>
+          <w:lang w:val="en_US" w:bidi="en_US"/>
+        </w:rPr>
+        <w:t xml:space="preserve"> who lived about 800 years before Jesus was born. A prophet is someone who gives messages from God to people.</w:t>
+      </w:r>
+    </w:p>
+    <w:p>
+      <w:pPr/>
+      <w:r>
+        <w:rPr>
+          <w:lang w:val="en_US" w:bidi="en_US"/>
+        </w:rPr>
+      </w:r>
+      <w:r>
+        <w:rPr>
+          <w:lang w:val="en_US" w:bidi="en_US"/>
+        </w:rPr>
+        <w:t xml:space="preserve">Elijah lived during the time that </w:t>
+      </w:r>
+      <w:r>
+        <w:rPr>
+          <w:lang w:val="en_US" w:bidi="en_US"/>
+        </w:rPr>
+        <w:t>Israel</w:t>
+      </w:r>
+      <w:r>
+        <w:rPr>
+          <w:lang w:val="en_US" w:bidi="en_US"/>
+        </w:rPr>
+        <w:t xml:space="preserve"> was ruled by </w:t>
+      </w:r>
+      <w:r>
+        <w:rPr>
+          <w:lang w:val="en_US" w:bidi="en_US"/>
+        </w:rPr>
+        <w:t>kings</w:t>
+      </w:r>
+      <w:r>
+        <w:rPr>
+          <w:lang w:val="en_US" w:bidi="en_US"/>
+        </w:rPr>
+        <w:t xml:space="preserve"> who did not obey God, and these kings had led the people of Israel away from God. The people had begun to </w:t>
+      </w:r>
+      <w:r>
+        <w:rPr>
+          <w:lang w:val="en_US" w:bidi="en_US"/>
+        </w:rPr>
+        <w:t>worship</w:t>
+      </w:r>
+      <w:r>
+        <w:rPr>
+          <w:lang w:val="en_US" w:bidi="en_US"/>
+        </w:rPr>
+        <w:t xml:space="preserve"> false </w:t>
+      </w:r>
+      <w:r>
+        <w:rPr>
+          <w:lang w:val="en_US" w:bidi="en_US"/>
+        </w:rPr>
+        <w:t>gods</w:t>
+      </w:r>
+      <w:r>
+        <w:rPr>
+          <w:lang w:val="en_US" w:bidi="en_US"/>
+        </w:rPr>
+        <w:t xml:space="preserve">, especially a god named Baal. People thought that this Baal was responsible for giving people rain. Therefore, Elijah told the king of Israel that it would no longer rain in Israel for as long as he said! And indeed, it did not rain for three years, and because of that a famine came over the whole land. After that, Elijah prayed and God sent rain again. This taught the people that </w:t>
+      </w:r>
+      <w:r>
+        <w:rPr>
+          <w:i/>
+          <w:lang w:val="en_US" w:bidi="en_US"/>
+        </w:rPr>
+        <w:t>God</w:t>
+      </w:r>
+      <w:r>
+        <w:rPr>
+          <w:lang w:val="en_US" w:bidi="en_US"/>
+        </w:rPr>
+        <w:t xml:space="preserve"> was the one who gave rain, not Baal!</w:t>
+      </w:r>
+    </w:p>
+    <w:p>
+      <w:pPr/>
+      <w:r>
+        <w:rPr>
+          <w:lang w:val="en_US" w:bidi="en_US"/>
+        </w:rPr>
+      </w:r>
+      <w:r>
+        <w:rPr>
+          <w:lang w:val="en_US" w:bidi="en_US"/>
+        </w:rPr>
+        <w:t>Elijah performed several miracles during his life that are similar to miracles that Jesus would do many years later. Through Elijah, God provided a widow and her son miraculous food during the time of the famine. When the widow's son died, Elijah raised this child up from the dead.</w:t>
+      </w:r>
+    </w:p>
+    <w:p>
+      <w:pPr/>
+      <w:r>
+        <w:rPr>
+          <w:lang w:val="en_US" w:bidi="en_US"/>
+        </w:rPr>
+      </w:r>
+      <w:r>
+        <w:rPr>
+          <w:lang w:val="en_US" w:bidi="en_US"/>
+        </w:rPr>
+        <w:t xml:space="preserve">At the end of his life, Elijah separated the water of the </w:t>
+      </w:r>
+      <w:r>
+        <w:rPr>
+          <w:lang w:val="en_US" w:bidi="en_US"/>
+        </w:rPr>
+        <w:t>Jordan River</w:t>
+      </w:r>
+      <w:r>
+        <w:rPr>
+          <w:lang w:val="en_US" w:bidi="en_US"/>
+        </w:rPr>
+        <w:t xml:space="preserve"> with his </w:t>
+      </w:r>
+      <w:r>
+        <w:rPr>
+          <w:lang w:val="en_US" w:bidi="en_US"/>
+        </w:rPr>
+        <w:t>cloak</w:t>
+      </w:r>
+      <w:r>
+        <w:rPr>
+          <w:lang w:val="en_US" w:bidi="en_US"/>
+        </w:rPr>
+        <w:t xml:space="preserve"> and walked across the water to the other side. This </w:t>
+      </w:r>
+      <w:r>
+        <w:rPr>
+          <w:lang w:val="en_US" w:bidi="en_US"/>
+        </w:rPr>
+        <w:t>miracle</w:t>
+      </w:r>
+      <w:r>
+        <w:rPr>
+          <w:lang w:val="en_US" w:bidi="en_US"/>
+        </w:rPr>
+        <w:t xml:space="preserve"> resembled the miracles that Moses, as well as Joshua, had done hundreds of years before Elijah. There are more similarities between Elijah and Moses: For instance, both spoke with God on Mount Sinai. And in the New Testament Moses and Elijah appear together with Jesus on top of a mountain, a few weeks before Jesus's death.</w:t>
+      </w:r>
+    </w:p>
+    <w:p>
+      <w:pPr/>
+      <w:r>
+        <w:rPr>
+          <w:lang w:val="en_US" w:bidi="en_US"/>
+        </w:rPr>
+      </w:r>
+      <w:r>
+        <w:rPr>
+          <w:lang w:val="en_US" w:bidi="en_US"/>
+        </w:rPr>
+        <w:t xml:space="preserve">Elijah did not die like other people do. God took Elijah up to </w:t>
+      </w:r>
+      <w:r>
+        <w:rPr>
+          <w:lang w:val="en_US" w:bidi="en_US"/>
+        </w:rPr>
+        <w:t>heaven</w:t>
+      </w:r>
+      <w:r>
+        <w:rPr>
+          <w:lang w:val="en_US" w:bidi="en_US"/>
+        </w:rPr>
+        <w:t xml:space="preserve"> in a chariot, which is a small cart that is pulled by horses, with fire. Elijah's helper, who was named Elisha, became Elijah's successor.</w:t>
+      </w:r>
+    </w:p>
+    <w:p>
+      <w:pPr/>
+      <w:r>
+        <w:rPr>
+          <w:lang w:val="en_US" w:bidi="en_US"/>
+        </w:rPr>
+      </w:r>
+      <w:r>
+        <w:rPr>
+          <w:lang w:val="en_US" w:bidi="en_US"/>
+        </w:rPr>
+        <w:t xml:space="preserve">In the book of the prophet Malachi, which was written hundreds of years after Elijah's life, God said to the people of Israel that before God would come back to judge the whole world, God would send the prophet Elijah. This means that God would send another prophet like Elijah. This new Elijah would make the people of Israel </w:t>
+      </w:r>
+      <w:r>
+        <w:rPr>
+          <w:lang w:val="en_US" w:bidi="en_US"/>
+        </w:rPr>
+        <w:t>repent</w:t>
+      </w:r>
+      <w:r>
+        <w:rPr>
+          <w:lang w:val="en_US" w:bidi="en_US"/>
+        </w:rPr>
+        <w:t xml:space="preserve">, so that they would be ready to receive God. Jesus later explains to his </w:t>
+      </w:r>
+      <w:r>
+        <w:rPr>
+          <w:lang w:val="en_US" w:bidi="en_US"/>
+        </w:rPr>
+        <w:t>disciples</w:t>
+      </w:r>
+      <w:r>
+        <w:rPr>
+          <w:lang w:val="en_US" w:bidi="en_US"/>
+        </w:rPr>
+        <w:t xml:space="preserve"> that </w:t>
+      </w:r>
+      <w:r>
+        <w:rPr>
+          <w:lang w:val="en_US" w:bidi="en_US"/>
+        </w:rPr>
+        <w:t>John the baptizer</w:t>
+      </w:r>
+      <w:r>
+        <w:rPr>
+          <w:lang w:val="en_US" w:bidi="en_US"/>
+        </w:rPr>
+        <w:t xml:space="preserve"> was the Elijah that Malachi talked about. This does not mean that John really was Elijah, but it means that John was someone like Elijah. John was doing the same task as the one that God had given to Elijah, to tell the people of Israel to repent.</w:t>
+      </w:r>
+      <w:r>
+        <w:rPr>
+          <w:lang w:val="en_US" w:bidi="en_US"/>
+        </w:rPr>
+      </w:r>
+      <w:r>
+        <w:rPr>
+          <w:lang w:val="en_US" w:bidi="en_US"/>
+        </w:rPr>
+      </w:r>
+    </w:p>
+    <w:p>
+      <w:pPr/>
+      <w:r>
+        <w:rPr>
+          <w:lang w:val="en_US" w:bidi="en_US"/>
+        </w:rPr>
+      </w:r>
+    </w:p>
+    <w:p>
+      <w:pPr>
+        <w:pStyle w:val="Heading2"/>
+      </w:pPr>
+      <w:r>
+        <w:rPr>
+          <w:lang w:val="en_US" w:bidi="en_US"/>
+        </w:rPr>
+        <w:t>Elijah</w:t>
+      </w:r>
+      <w:r>
+        <w:rPr>
+          <w:lang w:val="en_US" w:bidi="en_US"/>
+        </w:rPr>
+      </w:r>
+    </w:p>
+    <w:p>
+      <w:pPr>
+        <w:pStyle w:val="Heading4"/>
+      </w:pPr>
+      <w:r>
+        <w:rPr>
+          <w:lang w:val="en_US" w:bidi="en_US"/>
+        </w:rPr>
+        <w:t>Audio Content</w:t>
+      </w:r>
+      <w:r>
+        <w:rPr>
+          <w:lang w:val="en_US" w:bidi="en_US"/>
+        </w:rPr>
+      </w:r>
+    </w:p>
+    <w:p>
+      <w:pPr/>
+      <w:r>
+        <w:rPr>
+          <w:lang w:val="en_US" w:bidi="en_US"/>
+        </w:rPr>
       </w:r>
       <w:hyperlink r:id="rId15">
         <w:r>
@@ -283,14 +897,24 @@
             <w:color w:val="0000EE"/>
             <w:u w:val="single"/>
           </w:rPr>
-          <w:t>apostles</w:t>
+          <w:t>mp3 file</w:t>
         </w:r>
       </w:hyperlink>
       <w:r>
         <w:rPr>
           <w:lang w:val="en_US" w:bidi="en_US"/>
         </w:rPr>
-        <w:t>, such as Paul, appointed the elders. The apostles chose people who were respected by the other people in the church community to become elders. An elder had to be willing to serve other people and had to be blameless.</w:t>
+        <w:t xml:space="preserve"> (2142141 KB)</w:t>
+      </w:r>
+      <w:r>
+        <w:rPr>
+          <w:lang w:val="en_US" w:bidi="en_US"/>
+        </w:rPr>
+      </w:r>
+      <w:r>
+        <w:rPr>
+          <w:lang w:val="en_US" w:bidi="en_US"/>
+        </w:rPr>
       </w:r>
     </w:p>
     <w:p>
@@ -300,12 +924,21 @@
           <w:lang w:val="en_US" w:bidi="en_US"/>
         </w:rPr>
       </w:r>
-      <w:r>
-        <w:rPr>
-          <w:b/>
-          <w:lang w:val="en_US" w:bidi="en_US"/>
-        </w:rPr>
-        <w:t>When you are translating elders, be careful about the following things:</w:t>
+    </w:p>
+    <w:p>
+      <w:pPr>
+        <w:pStyle w:val="Heading2"/>
+      </w:pPr>
+      <w:r>
+        <w:rPr>
+          <w:lang w:val="en_US" w:bidi="en_US"/>
+        </w:rPr>
+        <w:t>Elizabeth</w:t>
+      </w:r>
+      <w:r>
+        <w:rPr>
+          <w:lang w:val="en_US" w:bidi="en_US"/>
+        </w:rPr>
       </w:r>
     </w:p>
     <w:p>
@@ -319,17 +952,55 @@
         <w:rPr>
           <w:lang w:val="en_US" w:bidi="en_US"/>
         </w:rPr>
-        <w:t>When you are translating this word, be careful that you do not use a word that just means "old people." An elder was not necessarily an old person, though they would not be a very young person either.</w:t>
-      </w:r>
-      <w:r>
-        <w:rPr>
-          <w:lang w:val="en_US" w:bidi="en_US"/>
-        </w:rPr>
-      </w:r>
-      <w:r>
-        <w:rPr>
-          <w:lang w:val="en_US" w:bidi="en_US"/>
-        </w:rPr>
+        <w:t xml:space="preserve">Elizabeth was the mother of </w:t>
+      </w:r>
+      <w:r>
+        <w:rPr>
+          <w:lang w:val="en_US" w:bidi="en_US"/>
+        </w:rPr>
+        <w:t>John the baptizer</w:t>
+      </w:r>
+      <w:r>
+        <w:rPr>
+          <w:lang w:val="en_US" w:bidi="en_US"/>
+        </w:rPr>
+        <w:t xml:space="preserve">. Elizabeth's husband was Zechariah. Zechariah was a </w:t>
+      </w:r>
+      <w:r>
+        <w:rPr>
+          <w:lang w:val="en_US" w:bidi="en_US"/>
+        </w:rPr>
+        <w:t>priest</w:t>
+      </w:r>
+      <w:r>
+        <w:rPr>
+          <w:lang w:val="en_US" w:bidi="en_US"/>
+        </w:rPr>
+        <w:t xml:space="preserve"> and served God in the </w:t>
+      </w:r>
+      <w:r>
+        <w:rPr>
+          <w:lang w:val="en_US" w:bidi="en_US"/>
+        </w:rPr>
+        <w:t>temple</w:t>
+      </w:r>
+      <w:r>
+        <w:rPr>
+          <w:lang w:val="en_US" w:bidi="en_US"/>
+        </w:rPr>
+        <w:t xml:space="preserve"> in </w:t>
+      </w:r>
+      <w:r>
+        <w:rPr>
+          <w:lang w:val="en_US" w:bidi="en_US"/>
+        </w:rPr>
+        <w:t>Jerusalem</w:t>
+      </w:r>
+      <w:r>
+        <w:rPr>
+          <w:lang w:val="en_US" w:bidi="en_US"/>
+        </w:rPr>
+        <w:t>. Elizabeth was unable to have children.</w:t>
       </w:r>
     </w:p>
     <w:p>
@@ -339,6 +1010,164 @@
           <w:lang w:val="en_US" w:bidi="en_US"/>
         </w:rPr>
       </w:r>
+      <w:r>
+        <w:rPr>
+          <w:lang w:val="en_US" w:bidi="en_US"/>
+        </w:rPr>
+        <w:t xml:space="preserve">One time, when her husband Zechariah was in the temple, an </w:t>
+      </w:r>
+      <w:r>
+        <w:rPr>
+          <w:lang w:val="en_US" w:bidi="en_US"/>
+        </w:rPr>
+        <w:t>angel</w:t>
+      </w:r>
+      <w:r>
+        <w:rPr>
+          <w:lang w:val="en_US" w:bidi="en_US"/>
+        </w:rPr>
+        <w:t xml:space="preserve"> appeared to Zechariah and told him that his wife Elizabeth would have a son. This son would be a servant of God like </w:t>
+      </w:r>
+      <w:r>
+        <w:rPr>
+          <w:lang w:val="en_US" w:bidi="en_US"/>
+        </w:rPr>
+        <w:t>Elijah</w:t>
+      </w:r>
+      <w:r>
+        <w:rPr>
+          <w:lang w:val="en_US" w:bidi="en_US"/>
+        </w:rPr>
+        <w:t xml:space="preserve"> the </w:t>
+      </w:r>
+      <w:r>
+        <w:rPr>
+          <w:lang w:val="en_US" w:bidi="en_US"/>
+        </w:rPr>
+        <w:t>prophet</w:t>
+      </w:r>
+      <w:r>
+        <w:rPr>
+          <w:lang w:val="en_US" w:bidi="en_US"/>
+        </w:rPr>
+        <w:t xml:space="preserve"> and would tell the people of </w:t>
+      </w:r>
+      <w:r>
+        <w:rPr>
+          <w:lang w:val="en_US" w:bidi="en_US"/>
+        </w:rPr>
+        <w:t>Israel</w:t>
+      </w:r>
+      <w:r>
+        <w:rPr>
+          <w:lang w:val="en_US" w:bidi="en_US"/>
+        </w:rPr>
+        <w:t xml:space="preserve"> to </w:t>
+      </w:r>
+      <w:r>
+        <w:rPr>
+          <w:lang w:val="en_US" w:bidi="en_US"/>
+        </w:rPr>
+        <w:t>repent</w:t>
+      </w:r>
+      <w:r>
+        <w:rPr>
+          <w:lang w:val="en_US" w:bidi="en_US"/>
+        </w:rPr>
+        <w:t xml:space="preserve"> in order to prepare the people to receive God. Zechariah could not </w:t>
+      </w:r>
+      <w:r>
+        <w:rPr>
+          <w:lang w:val="en_US" w:bidi="en_US"/>
+        </w:rPr>
+        <w:t>believe</w:t>
+      </w:r>
+      <w:r>
+        <w:rPr>
+          <w:lang w:val="en_US" w:bidi="en_US"/>
+        </w:rPr>
+        <w:t xml:space="preserve"> that what the angel said was true, because Zechariah and his wife Elizabeth were already old. Because Zechariah did not believe the angel, the angel told Zechariah that he would be unable to speak until after the birth of the child.</w:t>
+      </w:r>
+    </w:p>
+    <w:p>
+      <w:pPr/>
+      <w:r>
+        <w:rPr>
+          <w:lang w:val="en_US" w:bidi="en_US"/>
+        </w:rPr>
+      </w:r>
+      <w:r>
+        <w:rPr>
+          <w:lang w:val="en_US" w:bidi="en_US"/>
+        </w:rPr>
+        <w:t xml:space="preserve">Elizabeth indeed became pregnant. Elizabeth was a relative of </w:t>
+      </w:r>
+      <w:r>
+        <w:rPr>
+          <w:lang w:val="en_US" w:bidi="en_US"/>
+        </w:rPr>
+        <w:t>Mary</w:t>
+      </w:r>
+      <w:r>
+        <w:rPr>
+          <w:lang w:val="en_US" w:bidi="en_US"/>
+        </w:rPr>
+        <w:t xml:space="preserve">, who would become the mother of Jesus. Shortly after this, an angel appeared to Mary and told her that she would become pregnant even though she was a virgin. Her son would be a very important person, the </w:t>
+      </w:r>
+      <w:r>
+        <w:rPr>
+          <w:lang w:val="en_US" w:bidi="en_US"/>
+        </w:rPr>
+        <w:t>son of God</w:t>
+      </w:r>
+      <w:r>
+        <w:rPr>
+          <w:lang w:val="en_US" w:bidi="en_US"/>
+        </w:rPr>
+        <w:t xml:space="preserve">, and would rule as king forever. Mary then went to visit Elizabeth. When Mary came to Elizabeth, the baby in Elizabeth's womb jumped up in joy, because Mary would become the mother of the </w:t>
+      </w:r>
+      <w:r>
+        <w:rPr>
+          <w:lang w:val="en_US" w:bidi="en_US"/>
+        </w:rPr>
+        <w:t>Messiah</w:t>
+      </w:r>
+      <w:r>
+        <w:rPr>
+          <w:lang w:val="en_US" w:bidi="en_US"/>
+        </w:rPr>
+        <w:t xml:space="preserve">, the promised king and </w:t>
+      </w:r>
+      <w:r>
+        <w:rPr>
+          <w:lang w:val="en_US" w:bidi="en_US"/>
+        </w:rPr>
+        <w:t>Savior</w:t>
+      </w:r>
+      <w:r>
+        <w:rPr>
+          <w:lang w:val="en_US" w:bidi="en_US"/>
+        </w:rPr>
+        <w:t>.</w:t>
+      </w:r>
+      <w:r>
+        <w:rPr>
+          <w:lang w:val="en_US" w:bidi="en_US"/>
+        </w:rPr>
+      </w:r>
+      <w:r>
+        <w:rPr>
+          <w:lang w:val="en_US" w:bidi="en_US"/>
+        </w:rPr>
+      </w:r>
+    </w:p>
+    <w:p>
+      <w:pPr/>
+      <w:r>
+        <w:rPr>
+          <w:lang w:val="en_US" w:bidi="en_US"/>
+        </w:rPr>
+      </w:r>
     </w:p>
     <w:p>
       <w:pPr>
@@ -348,7 +1177,7 @@
         <w:rPr>
           <w:lang w:val="en_US" w:bidi="en_US"/>
         </w:rPr>
-        <w:t>elder</w:t>
+        <w:t>Elizabeth</w:t>
       </w:r>
       <w:r>
         <w:rPr>
@@ -395,7 +1224,7 @@
         <w:rPr>
           <w:lang w:val="en_US" w:bidi="en_US"/>
         </w:rPr>
-        <w:t xml:space="preserve"> (657501 KB)</w:t>
+        <w:t xml:space="preserve"> (1048437 KB)</w:t>
       </w:r>
       <w:r>
         <w:rPr>
@@ -424,7 +1253,7 @@
         <w:rPr>
           <w:lang w:val="en_US" w:bidi="en_US"/>
         </w:rPr>
-        <w:t>el-elyon</w:t>
+        <w:t>el-roi</w:t>
       </w:r>
       <w:r>
         <w:rPr>
@@ -444,13 +1273,97 @@
           <w:b/>
           <w:lang w:val="en_US" w:bidi="en_US"/>
         </w:rPr>
-        <w:t>El-Elyon</w:t>
-      </w:r>
-      <w:r>
-        <w:rPr>
-          <w:lang w:val="en_US" w:bidi="en_US"/>
-        </w:rPr>
-        <w:t xml:space="preserve"> is a name that people use for </w:t>
+        <w:t>El-Roi</w:t>
+      </w:r>
+      <w:r>
+        <w:rPr>
+          <w:lang w:val="en_US" w:bidi="en_US"/>
+        </w:rPr>
+        <w:t xml:space="preserve"> is a name that Hagar, in the book of Genesis, gives to God. The name means "God sees me." Hagar gave this name to God because God helped her when she and her son Ishmael were alone in the </w:t>
+      </w:r>
+      <w:r>
+        <w:rPr>
+          <w:lang w:val="en_US" w:bidi="en_US"/>
+        </w:rPr>
+        <w:t>desert</w:t>
+      </w:r>
+      <w:r>
+        <w:rPr>
+          <w:lang w:val="en_US" w:bidi="en_US"/>
+        </w:rPr>
+        <w:t xml:space="preserve"> and about to die from thirst.</w:t>
+      </w:r>
+    </w:p>
+    <w:p>
+      <w:pPr/>
+      <w:r>
+        <w:rPr>
+          <w:lang w:val="en_US" w:bidi="en_US"/>
+        </w:rPr>
+      </w:r>
+      <w:r>
+        <w:rPr>
+          <w:lang w:val="en_US" w:bidi="en_US"/>
+        </w:rPr>
+        <w:t>The word "el" means God, and therefore we find several other names for God in the Bible that begin with this word "el." Each of these names tells us something important about God.</w:t>
+      </w:r>
+      <w:r>
+        <w:rPr>
+          <w:lang w:val="en_US" w:bidi="en_US"/>
+        </w:rPr>
+      </w:r>
+      <w:r>
+        <w:rPr>
+          <w:lang w:val="en_US" w:bidi="en_US"/>
+        </w:rPr>
+      </w:r>
+    </w:p>
+    <w:p>
+      <w:pPr/>
+      <w:r>
+        <w:rPr>
+          <w:lang w:val="en_US" w:bidi="en_US"/>
+        </w:rPr>
+      </w:r>
+    </w:p>
+    <w:p>
+      <w:pPr>
+        <w:pStyle w:val="Heading2"/>
+      </w:pPr>
+      <w:r>
+        <w:rPr>
+          <w:lang w:val="en_US" w:bidi="en_US"/>
+        </w:rPr>
+        <w:t>el-roi</w:t>
+      </w:r>
+      <w:r>
+        <w:rPr>
+          <w:lang w:val="en_US" w:bidi="en_US"/>
+        </w:rPr>
+      </w:r>
+    </w:p>
+    <w:p>
+      <w:pPr>
+        <w:pStyle w:val="Heading4"/>
+      </w:pPr>
+      <w:r>
+        <w:rPr>
+          <w:lang w:val="en_US" w:bidi="en_US"/>
+        </w:rPr>
+        <w:t>Audio Content</w:t>
+      </w:r>
+      <w:r>
+        <w:rPr>
+          <w:lang w:val="en_US" w:bidi="en_US"/>
+        </w:rPr>
+      </w:r>
+    </w:p>
+    <w:p>
+      <w:pPr/>
+      <w:r>
+        <w:rPr>
+          <w:lang w:val="en_US" w:bidi="en_US"/>
+        </w:rPr>
       </w:r>
       <w:hyperlink r:id="rId17">
         <w:r>
@@ -461,32 +1374,24 @@
             <w:color w:val="0000EE"/>
             <w:u w:val="single"/>
           </w:rPr>
-          <w:t>God</w:t>
+          <w:t>mp3 file</w:t>
         </w:r>
       </w:hyperlink>
       <w:r>
         <w:rPr>
           <w:lang w:val="en_US" w:bidi="en_US"/>
         </w:rPr>
-        <w:t xml:space="preserve">. El-Elyon means "the most high God." When people use this name for God, they are reminded that God is the most powerful of any being. The name means that there is no one who is more important, or has more </w:t>
-      </w:r>
-      <w:hyperlink r:id="rId13">
-        <w:r>
-          <w:rPr>
-            <w:lang w:val="en_US" w:bidi="en_US"/>
-          </w:rPr>
-          <w:rPr>
-            <w:color w:val="0000EE"/>
-            <w:u w:val="single"/>
-          </w:rPr>
-          <w:t>authority</w:t>
-        </w:r>
-      </w:hyperlink>
-      <w:r>
-        <w:rPr>
-          <w:lang w:val="en_US" w:bidi="en_US"/>
-        </w:rPr>
-        <w:t>, or has more power than God. People often use this name for God in the Psalms, but also in several other books in the Old Testament.</w:t>
+        <w:t xml:space="preserve"> (398564 KB)</w:t>
+      </w:r>
+      <w:r>
+        <w:rPr>
+          <w:lang w:val="en_US" w:bidi="en_US"/>
+        </w:rPr>
+      </w:r>
+      <w:r>
+        <w:rPr>
+          <w:lang w:val="en_US" w:bidi="en_US"/>
+        </w:rPr>
       </w:r>
     </w:p>
     <w:p>
@@ -496,16 +1401,16 @@
           <w:lang w:val="en_US" w:bidi="en_US"/>
         </w:rPr>
       </w:r>
-      <w:r>
-        <w:rPr>
-          <w:lang w:val="en_US" w:bidi="en_US"/>
-        </w:rPr>
-        <w:t>The word "el" means God, and therefore we find several other names for God in the Bible that begin with this word "el." Each of these names tells us something important about God.</w:t>
-      </w:r>
-      <w:r>
-        <w:rPr>
-          <w:lang w:val="en_US" w:bidi="en_US"/>
-        </w:rPr>
+    </w:p>
+    <w:p>
+      <w:pPr>
+        <w:pStyle w:val="Heading2"/>
+      </w:pPr>
+      <w:r>
+        <w:rPr>
+          <w:lang w:val="en_US" w:bidi="en_US"/>
+        </w:rPr>
+        <w:t>el-shaddai</w:t>
       </w:r>
       <w:r>
         <w:rPr>
@@ -520,6 +1425,69 @@
           <w:lang w:val="en_US" w:bidi="en_US"/>
         </w:rPr>
       </w:r>
+      <w:r>
+        <w:rPr>
+          <w:lang w:val="en_US" w:bidi="en_US"/>
+        </w:rPr>
+        <w:t xml:space="preserve">Scholars are not sure what the name </w:t>
+      </w:r>
+      <w:r>
+        <w:rPr>
+          <w:b/>
+          <w:lang w:val="en_US" w:bidi="en_US"/>
+        </w:rPr>
+        <w:t>El-Shaddai</w:t>
+      </w:r>
+      <w:r>
+        <w:rPr>
+          <w:lang w:val="en_US" w:bidi="en_US"/>
+        </w:rPr>
+        <w:t xml:space="preserve"> means exactly. El-Shaddai is a name for </w:t>
+      </w:r>
+      <w:r>
+        <w:rPr>
+          <w:lang w:val="en_US" w:bidi="en_US"/>
+        </w:rPr>
+        <w:t>God</w:t>
+      </w:r>
+      <w:r>
+        <w:rPr>
+          <w:lang w:val="en_US" w:bidi="en_US"/>
+        </w:rPr>
+        <w:t xml:space="preserve"> that probably means God Almighty or God All-Powerful. Shaddai may mean "sufficient," so this name for God shows that God is all-powerful and all-sufficient for the needs of his people. This name for God is especially used in the book of Genesis.</w:t>
+      </w:r>
+    </w:p>
+    <w:p>
+      <w:pPr/>
+      <w:r>
+        <w:rPr>
+          <w:lang w:val="en_US" w:bidi="en_US"/>
+        </w:rPr>
+      </w:r>
+      <w:r>
+        <w:rPr>
+          <w:lang w:val="en_US" w:bidi="en_US"/>
+        </w:rPr>
+        <w:t>The word "el" means God, and therefore we find several other names for God in the Bible that begin with this word. Each of these names tells us something important about God.</w:t>
+      </w:r>
+      <w:r>
+        <w:rPr>
+          <w:lang w:val="en_US" w:bidi="en_US"/>
+        </w:rPr>
+      </w:r>
+      <w:r>
+        <w:rPr>
+          <w:lang w:val="en_US" w:bidi="en_US"/>
+        </w:rPr>
+      </w:r>
+    </w:p>
+    <w:p>
+      <w:pPr/>
+      <w:r>
+        <w:rPr>
+          <w:lang w:val="en_US" w:bidi="en_US"/>
+        </w:rPr>
+      </w:r>
     </w:p>
     <w:p>
       <w:pPr>
@@ -529,7 +1497,7 @@
         <w:rPr>
           <w:lang w:val="en_US" w:bidi="en_US"/>
         </w:rPr>
-        <w:t>el-elyon</w:t>
+        <w:t>el-shaddai</w:t>
       </w:r>
       <w:r>
         <w:rPr>
@@ -576,7 +1544,7 @@
         <w:rPr>
           <w:lang w:val="en_US" w:bidi="en_US"/>
         </w:rPr>
-        <w:t xml:space="preserve"> (560276 KB)</w:t>
+        <w:t xml:space="preserve"> (489068 KB)</w:t>
       </w:r>
       <w:r>
         <w:rPr>
@@ -605,7 +1573,7 @@
         <w:rPr>
           <w:lang w:val="en_US" w:bidi="en_US"/>
         </w:rPr>
-        <w:t>Elijah</w:t>
+        <w:t>eternal life</w:t>
       </w:r>
       <w:r>
         <w:rPr>
@@ -625,372 +1593,135 @@
           <w:b/>
           <w:lang w:val="en_US" w:bidi="en_US"/>
         </w:rPr>
-        <w:t>Elijah</w:t>
-      </w:r>
-      <w:r>
-        <w:rPr>
-          <w:lang w:val="en_US" w:bidi="en_US"/>
-        </w:rPr>
-        <w:t xml:space="preserve"> was an important </w:t>
+        <w:t>Eternal life</w:t>
+      </w:r>
+      <w:r>
+        <w:rPr>
+          <w:lang w:val="en_US" w:bidi="en_US"/>
+        </w:rPr>
+        <w:t xml:space="preserve"> means a perfect quality of life with </w:t>
+      </w:r>
+      <w:r>
+        <w:rPr>
+          <w:lang w:val="en_US" w:bidi="en_US"/>
+        </w:rPr>
+        <w:t>God</w:t>
+      </w:r>
+      <w:r>
+        <w:rPr>
+          <w:lang w:val="en_US" w:bidi="en_US"/>
+        </w:rPr>
+        <w:t xml:space="preserve"> that will never end. Eternal life is the gift that God gives to his children if they </w:t>
+      </w:r>
+      <w:r>
+        <w:rPr>
+          <w:lang w:val="en_US" w:bidi="en_US"/>
+        </w:rPr>
+        <w:t>believe</w:t>
+      </w:r>
+      <w:r>
+        <w:rPr>
+          <w:lang w:val="en_US" w:bidi="en_US"/>
+        </w:rPr>
+        <w:t xml:space="preserve"> in God. Eternal life is not something that people can get if they work hard enough or perform enough rituals. When a person puts his trust in Jesus, God gives that person this gift.</w:t>
+      </w:r>
+    </w:p>
+    <w:p>
+      <w:pPr/>
+      <w:r>
+        <w:rPr>
+          <w:lang w:val="en_US" w:bidi="en_US"/>
+        </w:rPr>
+      </w:r>
+      <w:r>
+        <w:rPr>
+          <w:lang w:val="en_US" w:bidi="en_US"/>
+        </w:rPr>
+        <w:t xml:space="preserve">Eternal life is a much better and richer life than ordinary life. Without this gift of eternal life, we may live and breathe, but this is only physical life, and it will end as soon as we die. But the eternal life that God gives us will never end! Eternal life begins now. Eternal life changes us and makes it possible for us to live in a close relationship with God. This eternal life means that not just your body but also your </w:t>
+      </w:r>
+      <w:r>
+        <w:rPr>
+          <w:lang w:val="en_US" w:bidi="en_US"/>
+        </w:rPr>
+        <w:t>spirit</w:t>
+      </w:r>
+      <w:r>
+        <w:rPr>
+          <w:lang w:val="en_US" w:bidi="en_US"/>
+        </w:rPr>
+        <w:t xml:space="preserve"> is alive. Death cannot destroy this kind of life! When Jesus will come back and establish his </w:t>
+      </w:r>
+      <w:r>
+        <w:rPr>
+          <w:lang w:val="en_US" w:bidi="en_US"/>
+        </w:rPr>
+        <w:t>kingdom</w:t>
+      </w:r>
+      <w:r>
+        <w:rPr>
+          <w:lang w:val="en_US" w:bidi="en_US"/>
+        </w:rPr>
+        <w:t xml:space="preserve"> forever, we will also live with Jesus forever. That is the gift from God: life in the future, and real life already now!</w:t>
+      </w:r>
+      <w:r>
+        <w:rPr>
+          <w:lang w:val="en_US" w:bidi="en_US"/>
+        </w:rPr>
+      </w:r>
+      <w:r>
+        <w:rPr>
+          <w:lang w:val="en_US" w:bidi="en_US"/>
+        </w:rPr>
+      </w:r>
+    </w:p>
+    <w:p>
+      <w:pPr/>
+      <w:r>
+        <w:rPr>
+          <w:lang w:val="en_US" w:bidi="en_US"/>
+        </w:rPr>
+      </w:r>
+    </w:p>
+    <w:p>
+      <w:pPr>
+        <w:pStyle w:val="Heading2"/>
+      </w:pPr>
+      <w:r>
+        <w:rPr>
+          <w:lang w:val="en_US" w:bidi="en_US"/>
+        </w:rPr>
+        <w:t>eternal life</w:t>
+      </w:r>
+      <w:r>
+        <w:rPr>
+          <w:lang w:val="en_US" w:bidi="en_US"/>
+        </w:rPr>
+      </w:r>
+    </w:p>
+    <w:p>
+      <w:pPr>
+        <w:pStyle w:val="Heading4"/>
+      </w:pPr>
+      <w:r>
+        <w:rPr>
+          <w:lang w:val="en_US" w:bidi="en_US"/>
+        </w:rPr>
+        <w:t>Audio Content</w:t>
+      </w:r>
+      <w:r>
+        <w:rPr>
+          <w:lang w:val="en_US" w:bidi="en_US"/>
+        </w:rPr>
+      </w:r>
+    </w:p>
+    <w:p>
+      <w:pPr/>
+      <w:r>
+        <w:rPr>
+          <w:lang w:val="en_US" w:bidi="en_US"/>
+        </w:rPr>
       </w:r>
       <w:hyperlink r:id="rId19">
-        <w:r>
-          <w:rPr>
-            <w:lang w:val="en_US" w:bidi="en_US"/>
-          </w:rPr>
-          <w:rPr>
-            <w:color w:val="0000EE"/>
-            <w:u w:val="single"/>
-          </w:rPr>
-          <w:t>prophet</w:t>
-        </w:r>
-      </w:hyperlink>
-      <w:r>
-        <w:rPr>
-          <w:lang w:val="en_US" w:bidi="en_US"/>
-        </w:rPr>
-        <w:t xml:space="preserve"> who lived about 800 years before Jesus was born. A prophet is someone who gives messages from God to people.</w:t>
-      </w:r>
-    </w:p>
-    <w:p>
-      <w:pPr/>
-      <w:r>
-        <w:rPr>
-          <w:lang w:val="en_US" w:bidi="en_US"/>
-        </w:rPr>
-      </w:r>
-      <w:r>
-        <w:rPr>
-          <w:lang w:val="en_US" w:bidi="en_US"/>
-        </w:rPr>
-        <w:t xml:space="preserve">Elijah lived during the time that </w:t>
-      </w:r>
-      <w:hyperlink r:id="rId20">
-        <w:r>
-          <w:rPr>
-            <w:lang w:val="en_US" w:bidi="en_US"/>
-          </w:rPr>
-          <w:rPr>
-            <w:color w:val="0000EE"/>
-            <w:u w:val="single"/>
-          </w:rPr>
-          <w:t>Israel</w:t>
-        </w:r>
-      </w:hyperlink>
-      <w:r>
-        <w:rPr>
-          <w:lang w:val="en_US" w:bidi="en_US"/>
-        </w:rPr>
-        <w:t xml:space="preserve"> was ruled by </w:t>
-      </w:r>
-      <w:hyperlink r:id="rId21">
-        <w:r>
-          <w:rPr>
-            <w:lang w:val="en_US" w:bidi="en_US"/>
-          </w:rPr>
-          <w:rPr>
-            <w:color w:val="0000EE"/>
-            <w:u w:val="single"/>
-          </w:rPr>
-          <w:t>kings</w:t>
-        </w:r>
-      </w:hyperlink>
-      <w:r>
-        <w:rPr>
-          <w:lang w:val="en_US" w:bidi="en_US"/>
-        </w:rPr>
-        <w:t xml:space="preserve"> who did not obey God, and these kings had led the people of Israel away from God. The people had begun to </w:t>
-      </w:r>
-      <w:hyperlink r:id="rId22">
-        <w:r>
-          <w:rPr>
-            <w:lang w:val="en_US" w:bidi="en_US"/>
-          </w:rPr>
-          <w:rPr>
-            <w:color w:val="0000EE"/>
-            <w:u w:val="single"/>
-          </w:rPr>
-          <w:t>worship</w:t>
-        </w:r>
-      </w:hyperlink>
-      <w:r>
-        <w:rPr>
-          <w:lang w:val="en_US" w:bidi="en_US"/>
-        </w:rPr>
-        <w:t xml:space="preserve"> false </w:t>
-      </w:r>
-      <w:hyperlink r:id="rId17">
-        <w:r>
-          <w:rPr>
-            <w:lang w:val="en_US" w:bidi="en_US"/>
-          </w:rPr>
-          <w:rPr>
-            <w:color w:val="0000EE"/>
-            <w:u w:val="single"/>
-          </w:rPr>
-          <w:t>gods</w:t>
-        </w:r>
-      </w:hyperlink>
-      <w:r>
-        <w:rPr>
-          <w:lang w:val="en_US" w:bidi="en_US"/>
-        </w:rPr>
-        <w:t xml:space="preserve">, especially a god named Baal. People thought that this Baal was responsible for giving people rain. Therefore, Elijah told the king of Israel that it would no longer rain in Israel for as long as he said! And indeed, it did not rain for three years, and because of that a famine came over the whole land. After that, Elijah prayed and God sent rain again. This taught the people that </w:t>
-      </w:r>
-      <w:r>
-        <w:rPr>
-          <w:i/>
-          <w:lang w:val="en_US" w:bidi="en_US"/>
-        </w:rPr>
-        <w:t>God</w:t>
-      </w:r>
-      <w:r>
-        <w:rPr>
-          <w:lang w:val="en_US" w:bidi="en_US"/>
-        </w:rPr>
-        <w:t xml:space="preserve"> was the one who gave rain, not Baal!</w:t>
-      </w:r>
-    </w:p>
-    <w:p>
-      <w:pPr/>
-      <w:r>
-        <w:rPr>
-          <w:lang w:val="en_US" w:bidi="en_US"/>
-        </w:rPr>
-      </w:r>
-      <w:r>
-        <w:rPr>
-          <w:lang w:val="en_US" w:bidi="en_US"/>
-        </w:rPr>
-        <w:t>Elijah performed several miracles during his life that are similar to miracles that Jesus would do many years later. Through Elijah, God provided a widow and her son miraculous food during the time of the famine. When the widow's son died, Elijah raised this child up from the dead.</w:t>
-      </w:r>
-    </w:p>
-    <w:p>
-      <w:pPr/>
-      <w:r>
-        <w:rPr>
-          <w:lang w:val="en_US" w:bidi="en_US"/>
-        </w:rPr>
-      </w:r>
-      <w:r>
-        <w:rPr>
-          <w:lang w:val="en_US" w:bidi="en_US"/>
-        </w:rPr>
-        <w:t xml:space="preserve">At the end of his life, Elijah separated the water of the </w:t>
-      </w:r>
-      <w:hyperlink r:id="rId23">
-        <w:r>
-          <w:rPr>
-            <w:lang w:val="en_US" w:bidi="en_US"/>
-          </w:rPr>
-          <w:rPr>
-            <w:color w:val="0000EE"/>
-            <w:u w:val="single"/>
-          </w:rPr>
-          <w:t>Jordan River</w:t>
-        </w:r>
-      </w:hyperlink>
-      <w:r>
-        <w:rPr>
-          <w:lang w:val="en_US" w:bidi="en_US"/>
-        </w:rPr>
-        <w:t xml:space="preserve"> with his </w:t>
-      </w:r>
-      <w:hyperlink r:id="rId24">
-        <w:r>
-          <w:rPr>
-            <w:lang w:val="en_US" w:bidi="en_US"/>
-          </w:rPr>
-          <w:rPr>
-            <w:color w:val="0000EE"/>
-            <w:u w:val="single"/>
-          </w:rPr>
-          <w:t>cloak</w:t>
-        </w:r>
-      </w:hyperlink>
-      <w:r>
-        <w:rPr>
-          <w:lang w:val="en_US" w:bidi="en_US"/>
-        </w:rPr>
-        <w:t xml:space="preserve"> and walked across the water to the other side. This </w:t>
-      </w:r>
-      <w:hyperlink r:id="rId25">
-        <w:r>
-          <w:rPr>
-            <w:lang w:val="en_US" w:bidi="en_US"/>
-          </w:rPr>
-          <w:rPr>
-            <w:color w:val="0000EE"/>
-            <w:u w:val="single"/>
-          </w:rPr>
-          <w:t>miracle</w:t>
-        </w:r>
-      </w:hyperlink>
-      <w:r>
-        <w:rPr>
-          <w:lang w:val="en_US" w:bidi="en_US"/>
-        </w:rPr>
-        <w:t xml:space="preserve"> resembled the miracles that Moses, as well as Joshua, had done hundreds of years before Elijah. There are more similarities between Elijah and Moses: For instance, both spoke with God on Mount Sinai. And in the New Testament Moses and Elijah appear together with Jesus on top of a mountain, a few weeks before Jesus's death.</w:t>
-      </w:r>
-    </w:p>
-    <w:p>
-      <w:pPr/>
-      <w:r>
-        <w:rPr>
-          <w:lang w:val="en_US" w:bidi="en_US"/>
-        </w:rPr>
-      </w:r>
-      <w:r>
-        <w:rPr>
-          <w:lang w:val="en_US" w:bidi="en_US"/>
-        </w:rPr>
-        <w:t xml:space="preserve">Elijah did not die like other people do. God took Elijah up to </w:t>
-      </w:r>
-      <w:hyperlink r:id="rId26">
-        <w:r>
-          <w:rPr>
-            <w:lang w:val="en_US" w:bidi="en_US"/>
-          </w:rPr>
-          <w:rPr>
-            <w:color w:val="0000EE"/>
-            <w:u w:val="single"/>
-          </w:rPr>
-          <w:t>heaven</w:t>
-        </w:r>
-      </w:hyperlink>
-      <w:r>
-        <w:rPr>
-          <w:lang w:val="en_US" w:bidi="en_US"/>
-        </w:rPr>
-        <w:t xml:space="preserve"> in a chariot, which is a small cart that is pulled by horses, with fire. Elijah's helper, who was named Elisha, became Elijah's successor.</w:t>
-      </w:r>
-    </w:p>
-    <w:p>
-      <w:pPr/>
-      <w:r>
-        <w:rPr>
-          <w:lang w:val="en_US" w:bidi="en_US"/>
-        </w:rPr>
-      </w:r>
-      <w:r>
-        <w:rPr>
-          <w:lang w:val="en_US" w:bidi="en_US"/>
-        </w:rPr>
-        <w:t xml:space="preserve">In the book of the prophet Malachi, which was written hundreds of years after Elijah's life, God said to the people of Israel that before God would come back to judge the whole world, God would send the prophet Elijah. This means that God would send another prophet like Elijah. This new Elijah would make the people of Israel </w:t>
-      </w:r>
-      <w:hyperlink r:id="rId27">
-        <w:r>
-          <w:rPr>
-            <w:lang w:val="en_US" w:bidi="en_US"/>
-          </w:rPr>
-          <w:rPr>
-            <w:color w:val="0000EE"/>
-            <w:u w:val="single"/>
-          </w:rPr>
-          <w:t>repent</w:t>
-        </w:r>
-      </w:hyperlink>
-      <w:r>
-        <w:rPr>
-          <w:lang w:val="en_US" w:bidi="en_US"/>
-        </w:rPr>
-        <w:t xml:space="preserve">, so that they would be ready to receive God. Jesus later explains to his </w:t>
-      </w:r>
-      <w:hyperlink r:id="rId28">
-        <w:r>
-          <w:rPr>
-            <w:lang w:val="en_US" w:bidi="en_US"/>
-          </w:rPr>
-          <w:rPr>
-            <w:color w:val="0000EE"/>
-            <w:u w:val="single"/>
-          </w:rPr>
-          <w:t>disciples</w:t>
-        </w:r>
-      </w:hyperlink>
-      <w:r>
-        <w:rPr>
-          <w:lang w:val="en_US" w:bidi="en_US"/>
-        </w:rPr>
-        <w:t xml:space="preserve"> that </w:t>
-      </w:r>
-      <w:hyperlink r:id="rId29">
-        <w:r>
-          <w:rPr>
-            <w:lang w:val="en_US" w:bidi="en_US"/>
-          </w:rPr>
-          <w:rPr>
-            <w:color w:val="0000EE"/>
-            <w:u w:val="single"/>
-          </w:rPr>
-          <w:t>John the baptizer</w:t>
-        </w:r>
-      </w:hyperlink>
-      <w:r>
-        <w:rPr>
-          <w:lang w:val="en_US" w:bidi="en_US"/>
-        </w:rPr>
-        <w:t xml:space="preserve"> was the Elijah that Malachi talked about. This does not mean that John really was Elijah, but it means that John was someone like Elijah. John was doing the same task as the one that God had given to Elijah, to tell the people of Israel to repent.</w:t>
-      </w:r>
-      <w:r>
-        <w:rPr>
-          <w:lang w:val="en_US" w:bidi="en_US"/>
-        </w:rPr>
-      </w:r>
-      <w:r>
-        <w:rPr>
-          <w:lang w:val="en_US" w:bidi="en_US"/>
-        </w:rPr>
-      </w:r>
-    </w:p>
-    <w:p>
-      <w:pPr/>
-      <w:r>
-        <w:rPr>
-          <w:lang w:val="en_US" w:bidi="en_US"/>
-        </w:rPr>
-      </w:r>
-    </w:p>
-    <w:p>
-      <w:pPr>
-        <w:pStyle w:val="Heading2"/>
-      </w:pPr>
-      <w:r>
-        <w:rPr>
-          <w:lang w:val="en_US" w:bidi="en_US"/>
-        </w:rPr>
-        <w:t>Elijah</w:t>
-      </w:r>
-      <w:r>
-        <w:rPr>
-          <w:lang w:val="en_US" w:bidi="en_US"/>
-        </w:rPr>
-      </w:r>
-    </w:p>
-    <w:p>
-      <w:pPr>
-        <w:pStyle w:val="Heading4"/>
-      </w:pPr>
-      <w:r>
-        <w:rPr>
-          <w:lang w:val="en_US" w:bidi="en_US"/>
-        </w:rPr>
-        <w:t>Audio Content</w:t>
-      </w:r>
-      <w:r>
-        <w:rPr>
-          <w:lang w:val="en_US" w:bidi="en_US"/>
-        </w:rPr>
-      </w:r>
-    </w:p>
-    <w:p>
-      <w:pPr/>
-      <w:r>
-        <w:rPr>
-          <w:lang w:val="en_US" w:bidi="en_US"/>
-        </w:rPr>
-      </w:r>
-      <w:hyperlink r:id="rId30">
         <w:r>
           <w:rPr>
             <w:lang w:val="en_US" w:bidi="en_US"/>
@@ -1006,7 +1737,7 @@
         <w:rPr>
           <w:lang w:val="en_US" w:bidi="en_US"/>
         </w:rPr>
-        <w:t xml:space="preserve"> (2142141 KB)</w:t>
+        <w:t xml:space="preserve"> (714909 KB)</w:t>
       </w:r>
       <w:r>
         <w:rPr>
@@ -1035,7 +1766,7 @@
         <w:rPr>
           <w:lang w:val="en_US" w:bidi="en_US"/>
         </w:rPr>
-        <w:t>Elizabeth</w:t>
+        <w:t>evangelist</w:t>
       </w:r>
       <w:r>
         <w:rPr>
@@ -1054,79 +1785,66 @@
         <w:rPr>
           <w:lang w:val="en_US" w:bidi="en_US"/>
         </w:rPr>
-        <w:t xml:space="preserve">Elizabeth was the mother of </w:t>
-      </w:r>
-      <w:hyperlink r:id="rId29">
-        <w:r>
-          <w:rPr>
-            <w:lang w:val="en_US" w:bidi="en_US"/>
-          </w:rPr>
-          <w:rPr>
-            <w:color w:val="0000EE"/>
-            <w:u w:val="single"/>
-          </w:rPr>
-          <w:t>John the baptizer</w:t>
-        </w:r>
-      </w:hyperlink>
-      <w:r>
-        <w:rPr>
-          <w:lang w:val="en_US" w:bidi="en_US"/>
-        </w:rPr>
-        <w:t xml:space="preserve">. Elizabeth's husband was Zechariah. Zechariah was a </w:t>
-      </w:r>
-      <w:hyperlink r:id="rId31">
-        <w:r>
-          <w:rPr>
-            <w:lang w:val="en_US" w:bidi="en_US"/>
-          </w:rPr>
-          <w:rPr>
-            <w:color w:val="0000EE"/>
-            <w:u w:val="single"/>
-          </w:rPr>
-          <w:t>priest</w:t>
-        </w:r>
-      </w:hyperlink>
-      <w:r>
-        <w:rPr>
-          <w:lang w:val="en_US" w:bidi="en_US"/>
-        </w:rPr>
-        <w:t xml:space="preserve"> and served God in the </w:t>
-      </w:r>
-      <w:hyperlink r:id="rId32">
-        <w:r>
-          <w:rPr>
-            <w:lang w:val="en_US" w:bidi="en_US"/>
-          </w:rPr>
-          <w:rPr>
-            <w:color w:val="0000EE"/>
-            <w:u w:val="single"/>
-          </w:rPr>
-          <w:t>temple</w:t>
-        </w:r>
-      </w:hyperlink>
-      <w:r>
-        <w:rPr>
-          <w:lang w:val="en_US" w:bidi="en_US"/>
-        </w:rPr>
-        <w:t xml:space="preserve"> in </w:t>
-      </w:r>
-      <w:hyperlink r:id="rId33">
-        <w:r>
-          <w:rPr>
-            <w:lang w:val="en_US" w:bidi="en_US"/>
-          </w:rPr>
-          <w:rPr>
-            <w:color w:val="0000EE"/>
-            <w:u w:val="single"/>
-          </w:rPr>
-          <w:t>Jerusalem</w:t>
-        </w:r>
-      </w:hyperlink>
-      <w:r>
-        <w:rPr>
-          <w:lang w:val="en_US" w:bidi="en_US"/>
-        </w:rPr>
-        <w:t>. Elizabeth was unable to have children.</w:t>
+        <w:t xml:space="preserve">An </w:t>
+      </w:r>
+      <w:r>
+        <w:rPr>
+          <w:b/>
+          <w:lang w:val="en_US" w:bidi="en_US"/>
+        </w:rPr>
+        <w:t>evangelist</w:t>
+      </w:r>
+      <w:r>
+        <w:rPr>
+          <w:lang w:val="en_US" w:bidi="en_US"/>
+        </w:rPr>
+        <w:t xml:space="preserve"> is someone who tells the </w:t>
+      </w:r>
+      <w:r>
+        <w:rPr>
+          <w:lang w:val="en_US" w:bidi="en_US"/>
+        </w:rPr>
+        <w:t>gospel</w:t>
+      </w:r>
+      <w:r>
+        <w:rPr>
+          <w:lang w:val="en_US" w:bidi="en_US"/>
+        </w:rPr>
+        <w:t xml:space="preserve">, or good news, about Jesus. The gospel is the good news that Jesus was on this earth, Jesus died to rescue us from the punishment for our </w:t>
+      </w:r>
+      <w:r>
+        <w:rPr>
+          <w:lang w:val="en_US" w:bidi="en_US"/>
+        </w:rPr>
+        <w:t>sins</w:t>
+      </w:r>
+      <w:r>
+        <w:rPr>
+          <w:lang w:val="en_US" w:bidi="en_US"/>
+        </w:rPr>
+        <w:t xml:space="preserve">, God raised Jesus from the dead, and Jesus sent </w:t>
+      </w:r>
+      <w:r>
+        <w:rPr>
+          <w:lang w:val="en_US" w:bidi="en_US"/>
+        </w:rPr>
+        <w:t>God's Spirit</w:t>
+      </w:r>
+      <w:r>
+        <w:rPr>
+          <w:lang w:val="en_US" w:bidi="en_US"/>
+        </w:rPr>
+        <w:t xml:space="preserve"> to give his followers God's power. If we believe this good news, we are friends with God forever, and God gives us new life with him that starts now and lasts forever. Although any believer can do the work of sharing this good news, God gives some people the special gift to do the work of an evangelist for the church.</w:t>
+      </w:r>
+      <w:r>
+        <w:rPr>
+          <w:lang w:val="en_US" w:bidi="en_US"/>
+        </w:rPr>
+      </w:r>
+      <w:r>
+        <w:rPr>
+          <w:lang w:val="en_US" w:bidi="en_US"/>
+        </w:rPr>
       </w:r>
     </w:p>
     <w:p>
@@ -1136,265 +1854,47 @@
           <w:lang w:val="en_US" w:bidi="en_US"/>
         </w:rPr>
       </w:r>
-      <w:r>
-        <w:rPr>
-          <w:lang w:val="en_US" w:bidi="en_US"/>
-        </w:rPr>
-        <w:t xml:space="preserve">One time, when her husband Zechariah was in the temple, an </w:t>
-      </w:r>
-      <w:hyperlink r:id="rId34">
-        <w:r>
-          <w:rPr>
-            <w:lang w:val="en_US" w:bidi="en_US"/>
-          </w:rPr>
-          <w:rPr>
-            <w:color w:val="0000EE"/>
-            <w:u w:val="single"/>
-          </w:rPr>
-          <w:t>angel</w:t>
-        </w:r>
-      </w:hyperlink>
-      <w:r>
-        <w:rPr>
-          <w:lang w:val="en_US" w:bidi="en_US"/>
-        </w:rPr>
-        <w:t xml:space="preserve"> appeared to Zechariah and told him that his wife Elizabeth would have a son. This son would be a servant of God like </w:t>
-      </w:r>
-      <w:hyperlink r:id="rId35">
-        <w:r>
-          <w:rPr>
-            <w:lang w:val="en_US" w:bidi="en_US"/>
-          </w:rPr>
-          <w:rPr>
-            <w:color w:val="0000EE"/>
-            <w:u w:val="single"/>
-          </w:rPr>
-          <w:t>Elijah</w:t>
-        </w:r>
-      </w:hyperlink>
-      <w:r>
-        <w:rPr>
-          <w:lang w:val="en_US" w:bidi="en_US"/>
-        </w:rPr>
-        <w:t xml:space="preserve"> the </w:t>
-      </w:r>
-      <w:hyperlink r:id="rId19">
-        <w:r>
-          <w:rPr>
-            <w:lang w:val="en_US" w:bidi="en_US"/>
-          </w:rPr>
-          <w:rPr>
-            <w:color w:val="0000EE"/>
-            <w:u w:val="single"/>
-          </w:rPr>
-          <w:t>prophet</w:t>
-        </w:r>
-      </w:hyperlink>
-      <w:r>
-        <w:rPr>
-          <w:lang w:val="en_US" w:bidi="en_US"/>
-        </w:rPr>
-        <w:t xml:space="preserve"> and would tell the people of </w:t>
+    </w:p>
+    <w:p>
+      <w:pPr>
+        <w:pStyle w:val="Heading2"/>
+      </w:pPr>
+      <w:r>
+        <w:rPr>
+          <w:lang w:val="en_US" w:bidi="en_US"/>
+        </w:rPr>
+        <w:t>evangelist</w:t>
+      </w:r>
+      <w:r>
+        <w:rPr>
+          <w:lang w:val="en_US" w:bidi="en_US"/>
+        </w:rPr>
+      </w:r>
+    </w:p>
+    <w:p>
+      <w:pPr>
+        <w:pStyle w:val="Heading4"/>
+      </w:pPr>
+      <w:r>
+        <w:rPr>
+          <w:lang w:val="en_US" w:bidi="en_US"/>
+        </w:rPr>
+        <w:t>Audio Content</w:t>
+      </w:r>
+      <w:r>
+        <w:rPr>
+          <w:lang w:val="en_US" w:bidi="en_US"/>
+        </w:rPr>
+      </w:r>
+    </w:p>
+    <w:p>
+      <w:pPr/>
+      <w:r>
+        <w:rPr>
+          <w:lang w:val="en_US" w:bidi="en_US"/>
+        </w:rPr>
       </w:r>
       <w:hyperlink r:id="rId20">
-        <w:r>
-          <w:rPr>
-            <w:lang w:val="en_US" w:bidi="en_US"/>
-          </w:rPr>
-          <w:rPr>
-            <w:color w:val="0000EE"/>
-            <w:u w:val="single"/>
-          </w:rPr>
-          <w:t>Israel</w:t>
-        </w:r>
-      </w:hyperlink>
-      <w:r>
-        <w:rPr>
-          <w:lang w:val="en_US" w:bidi="en_US"/>
-        </w:rPr>
-        <w:t xml:space="preserve"> to </w:t>
-      </w:r>
-      <w:hyperlink r:id="rId27">
-        <w:r>
-          <w:rPr>
-            <w:lang w:val="en_US" w:bidi="en_US"/>
-          </w:rPr>
-          <w:rPr>
-            <w:color w:val="0000EE"/>
-            <w:u w:val="single"/>
-          </w:rPr>
-          <w:t>repent</w:t>
-        </w:r>
-      </w:hyperlink>
-      <w:r>
-        <w:rPr>
-          <w:lang w:val="en_US" w:bidi="en_US"/>
-        </w:rPr>
-        <w:t xml:space="preserve"> in order to prepare the people to receive God. Zechariah could not </w:t>
-      </w:r>
-      <w:hyperlink r:id="rId36">
-        <w:r>
-          <w:rPr>
-            <w:lang w:val="en_US" w:bidi="en_US"/>
-          </w:rPr>
-          <w:rPr>
-            <w:color w:val="0000EE"/>
-            <w:u w:val="single"/>
-          </w:rPr>
-          <w:t>believe</w:t>
-        </w:r>
-      </w:hyperlink>
-      <w:r>
-        <w:rPr>
-          <w:lang w:val="en_US" w:bidi="en_US"/>
-        </w:rPr>
-        <w:t xml:space="preserve"> that what the angel said was true, because Zechariah and his wife Elizabeth were already old. Because Zechariah did not believe the angel, the angel told Zechariah that he would be unable to speak until after the birth of the child.</w:t>
-      </w:r>
-    </w:p>
-    <w:p>
-      <w:pPr/>
-      <w:r>
-        <w:rPr>
-          <w:lang w:val="en_US" w:bidi="en_US"/>
-        </w:rPr>
-      </w:r>
-      <w:r>
-        <w:rPr>
-          <w:lang w:val="en_US" w:bidi="en_US"/>
-        </w:rPr>
-        <w:t xml:space="preserve">Elizabeth indeed became pregnant. Elizabeth was a relative of </w:t>
-      </w:r>
-      <w:hyperlink r:id="rId37">
-        <w:r>
-          <w:rPr>
-            <w:lang w:val="en_US" w:bidi="en_US"/>
-          </w:rPr>
-          <w:rPr>
-            <w:color w:val="0000EE"/>
-            <w:u w:val="single"/>
-          </w:rPr>
-          <w:t>Mary</w:t>
-        </w:r>
-      </w:hyperlink>
-      <w:r>
-        <w:rPr>
-          <w:lang w:val="en_US" w:bidi="en_US"/>
-        </w:rPr>
-        <w:t xml:space="preserve">, who would become the mother of Jesus. Shortly after this, an angel appeared to Mary and told her that she would become pregnant even though she was a virgin. Her son would be a very important person, the </w:t>
-      </w:r>
-      <w:hyperlink r:id="rId38">
-        <w:r>
-          <w:rPr>
-            <w:lang w:val="en_US" w:bidi="en_US"/>
-          </w:rPr>
-          <w:rPr>
-            <w:color w:val="0000EE"/>
-            <w:u w:val="single"/>
-          </w:rPr>
-          <w:t>son of God</w:t>
-        </w:r>
-      </w:hyperlink>
-      <w:r>
-        <w:rPr>
-          <w:lang w:val="en_US" w:bidi="en_US"/>
-        </w:rPr>
-        <w:t xml:space="preserve">, and would rule as king forever. Mary then went to visit Elizabeth. When Mary came to Elizabeth, the baby in Elizabeth's womb jumped up in joy, because Mary would become the mother of the </w:t>
-      </w:r>
-      <w:hyperlink r:id="rId39">
-        <w:r>
-          <w:rPr>
-            <w:lang w:val="en_US" w:bidi="en_US"/>
-          </w:rPr>
-          <w:rPr>
-            <w:color w:val="0000EE"/>
-            <w:u w:val="single"/>
-          </w:rPr>
-          <w:t>Messiah</w:t>
-        </w:r>
-      </w:hyperlink>
-      <w:r>
-        <w:rPr>
-          <w:lang w:val="en_US" w:bidi="en_US"/>
-        </w:rPr>
-        <w:t xml:space="preserve">, the promised king and </w:t>
-      </w:r>
-      <w:hyperlink r:id="rId40">
-        <w:r>
-          <w:rPr>
-            <w:lang w:val="en_US" w:bidi="en_US"/>
-          </w:rPr>
-          <w:rPr>
-            <w:color w:val="0000EE"/>
-            <w:u w:val="single"/>
-          </w:rPr>
-          <w:t>Savior</w:t>
-        </w:r>
-      </w:hyperlink>
-      <w:r>
-        <w:rPr>
-          <w:lang w:val="en_US" w:bidi="en_US"/>
-        </w:rPr>
-        <w:t>.</w:t>
-      </w:r>
-      <w:r>
-        <w:rPr>
-          <w:lang w:val="en_US" w:bidi="en_US"/>
-        </w:rPr>
-      </w:r>
-      <w:r>
-        <w:rPr>
-          <w:lang w:val="en_US" w:bidi="en_US"/>
-        </w:rPr>
-      </w:r>
-    </w:p>
-    <w:p>
-      <w:pPr/>
-      <w:r>
-        <w:rPr>
-          <w:lang w:val="en_US" w:bidi="en_US"/>
-        </w:rPr>
-      </w:r>
-    </w:p>
-    <w:p>
-      <w:pPr>
-        <w:pStyle w:val="Heading2"/>
-      </w:pPr>
-      <w:r>
-        <w:rPr>
-          <w:lang w:val="en_US" w:bidi="en_US"/>
-        </w:rPr>
-        <w:t>Elizabeth</w:t>
-      </w:r>
-      <w:r>
-        <w:rPr>
-          <w:lang w:val="en_US" w:bidi="en_US"/>
-        </w:rPr>
-      </w:r>
-    </w:p>
-    <w:p>
-      <w:pPr>
-        <w:pStyle w:val="Heading4"/>
-      </w:pPr>
-      <w:r>
-        <w:rPr>
-          <w:lang w:val="en_US" w:bidi="en_US"/>
-        </w:rPr>
-        <w:t>Audio Content</w:t>
-      </w:r>
-      <w:r>
-        <w:rPr>
-          <w:lang w:val="en_US" w:bidi="en_US"/>
-        </w:rPr>
-      </w:r>
-    </w:p>
-    <w:p>
-      <w:pPr/>
-      <w:r>
-        <w:rPr>
-          <w:lang w:val="en_US" w:bidi="en_US"/>
-        </w:rPr>
-      </w:r>
-      <w:hyperlink r:id="rId41">
         <w:r>
           <w:rPr>
             <w:lang w:val="en_US" w:bidi="en_US"/>
@@ -1410,7 +1910,7 @@
         <w:rPr>
           <w:lang w:val="en_US" w:bidi="en_US"/>
         </w:rPr>
-        <w:t xml:space="preserve"> (1048437 KB)</w:t>
+        <w:t xml:space="preserve"> (511484 KB)</w:t>
       </w:r>
       <w:r>
         <w:rPr>
@@ -1439,7 +1939,7 @@
         <w:rPr>
           <w:lang w:val="en_US" w:bidi="en_US"/>
         </w:rPr>
-        <w:t>el-roi</w:t>
+        <w:t>evil</w:t>
       </w:r>
       <w:r>
         <w:rPr>
@@ -1459,31 +1959,13 @@
           <w:b/>
           <w:lang w:val="en_US" w:bidi="en_US"/>
         </w:rPr>
-        <w:t>El-Roi</w:t>
-      </w:r>
-      <w:r>
-        <w:rPr>
-          <w:lang w:val="en_US" w:bidi="en_US"/>
-        </w:rPr>
-        <w:t xml:space="preserve"> is a name that Hagar, in the book of Genesis, gives to God. The name means "God sees me." Hagar gave this name to God because God helped her when she and her son Ishmael were alone in the </w:t>
-      </w:r>
-      <w:hyperlink r:id="rId42">
-        <w:r>
-          <w:rPr>
-            <w:lang w:val="en_US" w:bidi="en_US"/>
-          </w:rPr>
-          <w:rPr>
-            <w:color w:val="0000EE"/>
-            <w:u w:val="single"/>
-          </w:rPr>
-          <w:t>desert</w:t>
-        </w:r>
-      </w:hyperlink>
-      <w:r>
-        <w:rPr>
-          <w:lang w:val="en_US" w:bidi="en_US"/>
-        </w:rPr>
-        <w:t xml:space="preserve"> and about to die from thirst.</w:t>
+        <w:t>Evil</w:t>
+      </w:r>
+      <w:r>
+        <w:rPr>
+          <w:lang w:val="en_US" w:bidi="en_US"/>
+        </w:rPr>
+        <w:t xml:space="preserve"> is the opposite of good.</w:t>
       </w:r>
     </w:p>
     <w:p>
@@ -1497,17 +1979,7 @@
         <w:rPr>
           <w:lang w:val="en_US" w:bidi="en_US"/>
         </w:rPr>
-        <w:t>The word "el" means God, and therefore we find several other names for God in the Bible that begin with this word "el." Each of these names tells us something important about God.</w:t>
-      </w:r>
-      <w:r>
-        <w:rPr>
-          <w:lang w:val="en_US" w:bidi="en_US"/>
-        </w:rPr>
-      </w:r>
-      <w:r>
-        <w:rPr>
-          <w:lang w:val="en_US" w:bidi="en_US"/>
-        </w:rPr>
+        <w:t>A person who is evil willingly does bad things that hurt other people. When people stop obeying God they begin to do evil actions.</w:t>
       </w:r>
     </w:p>
     <w:p>
@@ -1517,6 +1989,56 @@
           <w:lang w:val="en_US" w:bidi="en_US"/>
         </w:rPr>
       </w:r>
+      <w:r>
+        <w:rPr>
+          <w:lang w:val="en_US" w:bidi="en_US"/>
+        </w:rPr>
+        <w:t>Because humans are so disobedient to God, the Bible teaches us that our hearts have become evil. Instead of wanting to do good things, we want to do bad things. Very many problems in the world like war, poverty, and injustice happen because of the evil inside people's hearts. Even sickness and death is ultimately a result of evil.</w:t>
+      </w:r>
+    </w:p>
+    <w:p>
+      <w:pPr/>
+      <w:r>
+        <w:rPr>
+          <w:lang w:val="en_US" w:bidi="en_US"/>
+        </w:rPr>
+      </w:r>
+      <w:r>
+        <w:rPr>
+          <w:lang w:val="en_US" w:bidi="en_US"/>
+        </w:rPr>
+        <w:t xml:space="preserve">God hates evil. Only God can destroy evil, because God is all good. When God will establish his </w:t>
+      </w:r>
+      <w:r>
+        <w:rPr>
+          <w:lang w:val="en_US" w:bidi="en_US"/>
+        </w:rPr>
+        <w:t>kingdom</w:t>
+      </w:r>
+      <w:r>
+        <w:rPr>
+          <w:lang w:val="en_US" w:bidi="en_US"/>
+        </w:rPr>
+        <w:t xml:space="preserve"> forever, he will destroy evil forever. Nothing that is evil will enter God's kingdom. Until that time, God still allows evil to happen. However, God is more powerful than all evil.</w:t>
+      </w:r>
+      <w:r>
+        <w:rPr>
+          <w:lang w:val="en_US" w:bidi="en_US"/>
+        </w:rPr>
+      </w:r>
+      <w:r>
+        <w:rPr>
+          <w:lang w:val="en_US" w:bidi="en_US"/>
+        </w:rPr>
+      </w:r>
+    </w:p>
+    <w:p>
+      <w:pPr/>
+      <w:r>
+        <w:rPr>
+          <w:lang w:val="en_US" w:bidi="en_US"/>
+        </w:rPr>
+      </w:r>
     </w:p>
     <w:p>
       <w:pPr>
@@ -1526,7 +2048,7 @@
         <w:rPr>
           <w:lang w:val="en_US" w:bidi="en_US"/>
         </w:rPr>
-        <w:t>el-roi</w:t>
+        <w:t>evil</w:t>
       </w:r>
       <w:r>
         <w:rPr>
@@ -1557,7 +2079,7 @@
           <w:lang w:val="en_US" w:bidi="en_US"/>
         </w:rPr>
       </w:r>
-      <w:hyperlink r:id="rId43">
+      <w:hyperlink r:id="rId21">
         <w:r>
           <w:rPr>
             <w:lang w:val="en_US" w:bidi="en_US"/>
@@ -1573,7 +2095,7 @@
         <w:rPr>
           <w:lang w:val="en_US" w:bidi="en_US"/>
         </w:rPr>
-        <w:t xml:space="preserve"> (398564 KB)</w:t>
+        <w:t xml:space="preserve"> (743732 KB)</w:t>
       </w:r>
       <w:r>
         <w:rPr>
@@ -1602,7 +2124,7 @@
         <w:rPr>
           <w:lang w:val="en_US" w:bidi="en_US"/>
         </w:rPr>
-        <w:t>el-shaddai</w:t>
+        <w:t>evil spirit</w:t>
       </w:r>
       <w:r>
         <w:rPr>
@@ -1621,38 +2143,81 @@
         <w:rPr>
           <w:lang w:val="en_US" w:bidi="en_US"/>
         </w:rPr>
-        <w:t xml:space="preserve">Scholars are not sure what the name </w:t>
+        <w:t xml:space="preserve">The phrases </w:t>
+      </w:r>
+      <w:r>
+        <w:rPr>
+          <w:lang w:val="en_US" w:bidi="en_US"/>
+        </w:rPr>
+        <w:t>demon</w:t>
+      </w:r>
+      <w:r>
+        <w:rPr>
+          <w:lang w:val="en_US" w:bidi="en_US"/>
+        </w:rPr>
+        <w:t xml:space="preserve">, </w:t>
       </w:r>
       <w:r>
         <w:rPr>
           <w:b/>
           <w:lang w:val="en_US" w:bidi="en_US"/>
         </w:rPr>
-        <w:t>El-Shaddai</w:t>
-      </w:r>
-      <w:r>
-        <w:rPr>
-          <w:lang w:val="en_US" w:bidi="en_US"/>
-        </w:rPr>
-        <w:t xml:space="preserve"> means exactly. El-Shaddai is a name for </w:t>
-      </w:r>
-      <w:hyperlink r:id="rId17">
-        <w:r>
-          <w:rPr>
-            <w:lang w:val="en_US" w:bidi="en_US"/>
-          </w:rPr>
-          <w:rPr>
-            <w:color w:val="0000EE"/>
-            <w:u w:val="single"/>
-          </w:rPr>
-          <w:t>God</w:t>
-        </w:r>
-      </w:hyperlink>
-      <w:r>
-        <w:rPr>
-          <w:lang w:val="en_US" w:bidi="en_US"/>
-        </w:rPr>
-        <w:t xml:space="preserve"> that probably means God Almighty or God All-Powerful. Shaddai may mean "sufficient," so this name for God shows that God is all-powerful and all-sufficient for the needs of his people. This name for God is especially used in the book of Genesis.</w:t>
+        <w:t>evil spirits</w:t>
+      </w:r>
+      <w:r>
+        <w:rPr>
+          <w:lang w:val="en_US" w:bidi="en_US"/>
+        </w:rPr>
+        <w:t xml:space="preserve">, or </w:t>
+      </w:r>
+      <w:r>
+        <w:rPr>
+          <w:b/>
+          <w:lang w:val="en_US" w:bidi="en_US"/>
+        </w:rPr>
+        <w:t>unclean spirit</w:t>
+      </w:r>
+      <w:r>
+        <w:rPr>
+          <w:lang w:val="en_US" w:bidi="en_US"/>
+        </w:rPr>
+        <w:t xml:space="preserve"> are referring to the same thing. A demon is a spirit that is rebelling against God. The leader of all demons is called </w:t>
+      </w:r>
+      <w:r>
+        <w:rPr>
+          <w:lang w:val="en_US" w:bidi="en_US"/>
+        </w:rPr>
+        <w:t>Satan</w:t>
+      </w:r>
+      <w:r>
+        <w:rPr>
+          <w:lang w:val="en_US" w:bidi="en_US"/>
+        </w:rPr>
+        <w:t xml:space="preserve">, the </w:t>
+      </w:r>
+      <w:r>
+        <w:rPr>
+          <w:lang w:val="en_US" w:bidi="en_US"/>
+        </w:rPr>
+        <w:t>devil</w:t>
+      </w:r>
+      <w:r>
+        <w:rPr>
+          <w:lang w:val="en_US" w:bidi="en_US"/>
+        </w:rPr>
+        <w:t xml:space="preserve">, or sometimes Beelzebul. Because God has created everything that exists, God also created these spirits. God created them good, as </w:t>
+      </w:r>
+      <w:r>
+        <w:rPr>
+          <w:lang w:val="en_US" w:bidi="en_US"/>
+        </w:rPr>
+        <w:t>angels</w:t>
+      </w:r>
+      <w:r>
+        <w:rPr>
+          <w:lang w:val="en_US" w:bidi="en_US"/>
+        </w:rPr>
+        <w:t>, to do his work. But some angels rebelled against God, and these became evil spirits. These evil spirits try to destroy and deceive people.</w:t>
       </w:r>
     </w:p>
     <w:p>
@@ -1666,17 +2231,31 @@
         <w:rPr>
           <w:lang w:val="en_US" w:bidi="en_US"/>
         </w:rPr>
-        <w:t>The word "el" means God, and therefore we find several other names for God in the Bible that begin with this word. Each of these names tells us something important about God.</w:t>
-      </w:r>
-      <w:r>
-        <w:rPr>
-          <w:lang w:val="en_US" w:bidi="en_US"/>
-        </w:rPr>
-      </w:r>
-      <w:r>
-        <w:rPr>
-          <w:lang w:val="en_US" w:bidi="en_US"/>
-        </w:rPr>
+        <w:t xml:space="preserve">Demons can take control of people so that people become sick, or behave in a strange way. When a demon takes control of a person, we say that the person is </w:t>
+      </w:r>
+      <w:r>
+        <w:rPr>
+          <w:lang w:val="en_US" w:bidi="en_US"/>
+        </w:rPr>
+        <w:t>demon possessed</w:t>
+      </w:r>
+      <w:r>
+        <w:rPr>
+          <w:lang w:val="en_US" w:bidi="en_US"/>
+        </w:rPr>
+        <w:t xml:space="preserve">. A person who was possessed by a demon could become deaf, mute, or have fits that resemble epileptic attacks. The person could become very violent and shout. </w:t>
+      </w:r>
+      <w:r>
+        <w:rPr>
+          <w:lang w:val="en_US" w:bidi="en_US"/>
+        </w:rPr>
+        <w:t>Jewish</w:t>
+      </w:r>
+      <w:r>
+        <w:rPr>
+          <w:lang w:val="en_US" w:bidi="en_US"/>
+        </w:rPr>
+        <w:t xml:space="preserve"> people tried to drive out demons from people through rituals that could last a long time. But Jesus drove out many demons from people during his time on earth, and he did this only by commanding the demons to leave!</w:t>
       </w:r>
     </w:p>
     <w:p>
@@ -1686,6 +2265,83 @@
           <w:lang w:val="en_US" w:bidi="en_US"/>
         </w:rPr>
       </w:r>
+      <w:r>
+        <w:rPr>
+          <w:lang w:val="en_US" w:bidi="en_US"/>
+        </w:rPr>
+        <w:t xml:space="preserve">Demons can also be called evil spirits. This makes clear that their intentions are </w:t>
+      </w:r>
+      <w:r>
+        <w:rPr>
+          <w:lang w:val="en_US" w:bidi="en_US"/>
+        </w:rPr>
+        <w:t>evil</w:t>
+      </w:r>
+      <w:r>
+        <w:rPr>
+          <w:lang w:val="en_US" w:bidi="en_US"/>
+        </w:rPr>
+        <w:t xml:space="preserve">. They sometimes are called unclean spirits. Something that is </w:t>
+      </w:r>
+      <w:r>
+        <w:rPr>
+          <w:lang w:val="en_US" w:bidi="en_US"/>
+        </w:rPr>
+        <w:t>unclean</w:t>
+      </w:r>
+      <w:r>
+        <w:rPr>
+          <w:lang w:val="en_US" w:bidi="en_US"/>
+        </w:rPr>
+        <w:t xml:space="preserve"> is unfit for service to God.</w:t>
+      </w:r>
+    </w:p>
+    <w:p>
+      <w:pPr/>
+      <w:r>
+        <w:rPr>
+          <w:lang w:val="en_US" w:bidi="en_US"/>
+        </w:rPr>
+      </w:r>
+      <w:r>
+        <w:rPr>
+          <w:b/>
+          <w:lang w:val="en_US" w:bidi="en_US"/>
+        </w:rPr>
+        <w:t>When you are translating demon, be careful about the following things:</w:t>
+      </w:r>
+    </w:p>
+    <w:p>
+      <w:pPr/>
+      <w:r>
+        <w:rPr>
+          <w:lang w:val="en_US" w:bidi="en_US"/>
+        </w:rPr>
+      </w:r>
+      <w:r>
+        <w:rPr>
+          <w:lang w:val="en_US" w:bidi="en_US"/>
+        </w:rPr>
+        <w:t>Demons are not the spirits of humans who have died, though in many cultures they may pretend that this is what they are. If you have to use a term that means spirits of dead people, then be aware that the people will have to learn over time that these spirits are not really spirits of dead people, but are only pretending to be so.</w:t>
+      </w:r>
+      <w:r>
+        <w:rPr>
+          <w:lang w:val="en_US" w:bidi="en_US"/>
+        </w:rPr>
+      </w:r>
+      <w:r>
+        <w:rPr>
+          <w:lang w:val="en_US" w:bidi="en_US"/>
+        </w:rPr>
+      </w:r>
+    </w:p>
+    <w:p>
+      <w:pPr/>
+      <w:r>
+        <w:rPr>
+          <w:lang w:val="en_US" w:bidi="en_US"/>
+        </w:rPr>
+      </w:r>
     </w:p>
     <w:p>
       <w:pPr>
@@ -1695,7 +2351,7 @@
         <w:rPr>
           <w:lang w:val="en_US" w:bidi="en_US"/>
         </w:rPr>
-        <w:t>el-shaddai</w:t>
+        <w:t>evil spirit</w:t>
       </w:r>
       <w:r>
         <w:rPr>
@@ -1726,975 +2382,7 @@
           <w:lang w:val="en_US" w:bidi="en_US"/>
         </w:rPr>
       </w:r>
-      <w:hyperlink r:id="rId44">
-        <w:r>
-          <w:rPr>
-            <w:lang w:val="en_US" w:bidi="en_US"/>
-          </w:rPr>
-          <w:rPr>
-            <w:color w:val="0000EE"/>
-            <w:u w:val="single"/>
-          </w:rPr>
-          <w:t>mp3 file</w:t>
-        </w:r>
-      </w:hyperlink>
-      <w:r>
-        <w:rPr>
-          <w:lang w:val="en_US" w:bidi="en_US"/>
-        </w:rPr>
-        <w:t xml:space="preserve"> (489068 KB)</w:t>
-      </w:r>
-      <w:r>
-        <w:rPr>
-          <w:lang w:val="en_US" w:bidi="en_US"/>
-        </w:rPr>
-      </w:r>
-      <w:r>
-        <w:rPr>
-          <w:lang w:val="en_US" w:bidi="en_US"/>
-        </w:rPr>
-      </w:r>
-    </w:p>
-    <w:p>
-      <w:pPr/>
-      <w:r>
-        <w:rPr>
-          <w:lang w:val="en_US" w:bidi="en_US"/>
-        </w:rPr>
-      </w:r>
-    </w:p>
-    <w:p>
-      <w:pPr>
-        <w:pStyle w:val="Heading2"/>
-      </w:pPr>
-      <w:r>
-        <w:rPr>
-          <w:lang w:val="en_US" w:bidi="en_US"/>
-        </w:rPr>
-        <w:t>eternal life</w:t>
-      </w:r>
-      <w:r>
-        <w:rPr>
-          <w:lang w:val="en_US" w:bidi="en_US"/>
-        </w:rPr>
-      </w:r>
-    </w:p>
-    <w:p>
-      <w:pPr/>
-      <w:r>
-        <w:rPr>
-          <w:lang w:val="en_US" w:bidi="en_US"/>
-        </w:rPr>
-      </w:r>
-      <w:r>
-        <w:rPr>
-          <w:b/>
-          <w:lang w:val="en_US" w:bidi="en_US"/>
-        </w:rPr>
-        <w:t>Eternal life</w:t>
-      </w:r>
-      <w:r>
-        <w:rPr>
-          <w:lang w:val="en_US" w:bidi="en_US"/>
-        </w:rPr>
-        <w:t xml:space="preserve"> means a perfect quality of life with </w:t>
-      </w:r>
-      <w:hyperlink r:id="rId17">
-        <w:r>
-          <w:rPr>
-            <w:lang w:val="en_US" w:bidi="en_US"/>
-          </w:rPr>
-          <w:rPr>
-            <w:color w:val="0000EE"/>
-            <w:u w:val="single"/>
-          </w:rPr>
-          <w:t>God</w:t>
-        </w:r>
-      </w:hyperlink>
-      <w:r>
-        <w:rPr>
-          <w:lang w:val="en_US" w:bidi="en_US"/>
-        </w:rPr>
-        <w:t xml:space="preserve"> that will never end. Eternal life is the gift that God gives to his children if they </w:t>
-      </w:r>
-      <w:hyperlink r:id="rId36">
-        <w:r>
-          <w:rPr>
-            <w:lang w:val="en_US" w:bidi="en_US"/>
-          </w:rPr>
-          <w:rPr>
-            <w:color w:val="0000EE"/>
-            <w:u w:val="single"/>
-          </w:rPr>
-          <w:t>believe</w:t>
-        </w:r>
-      </w:hyperlink>
-      <w:r>
-        <w:rPr>
-          <w:lang w:val="en_US" w:bidi="en_US"/>
-        </w:rPr>
-        <w:t xml:space="preserve"> in God. Eternal life is not something that people can get if they work hard enough or perform enough rituals. When a person puts his trust in Jesus, God gives that person this gift.</w:t>
-      </w:r>
-    </w:p>
-    <w:p>
-      <w:pPr/>
-      <w:r>
-        <w:rPr>
-          <w:lang w:val="en_US" w:bidi="en_US"/>
-        </w:rPr>
-      </w:r>
-      <w:r>
-        <w:rPr>
-          <w:lang w:val="en_US" w:bidi="en_US"/>
-        </w:rPr>
-        <w:t xml:space="preserve">Eternal life is a much better and richer life than ordinary life. Without this gift of eternal life, we may live and breathe, but this is only physical life, and it will end as soon as we die. But the eternal life that God gives us will never end! Eternal life begins now. Eternal life changes us and makes it possible for us to live in a close </w:t>
-      </w:r>
-      <w:hyperlink r:id="rId45">
-        <w:r>
-          <w:rPr>
-            <w:lang w:val="en_US" w:bidi="en_US"/>
-          </w:rPr>
-          <w:rPr>
-            <w:color w:val="0000EE"/>
-            <w:u w:val="single"/>
-          </w:rPr>
-          <w:t>relationship</w:t>
-        </w:r>
-      </w:hyperlink>
-      <w:r>
-        <w:rPr>
-          <w:lang w:val="en_US" w:bidi="en_US"/>
-        </w:rPr>
-        <w:t xml:space="preserve"> with God. This eternal life means that not just your body but also your </w:t>
-      </w:r>
-      <w:hyperlink r:id="rId46">
-        <w:r>
-          <w:rPr>
-            <w:lang w:val="en_US" w:bidi="en_US"/>
-          </w:rPr>
-          <w:rPr>
-            <w:color w:val="0000EE"/>
-            <w:u w:val="single"/>
-          </w:rPr>
-          <w:t>spirit</w:t>
-        </w:r>
-      </w:hyperlink>
-      <w:r>
-        <w:rPr>
-          <w:lang w:val="en_US" w:bidi="en_US"/>
-        </w:rPr>
-        <w:t xml:space="preserve"> is alive. Death cannot destroy this kind of life! When Jesus will come back and establish his </w:t>
-      </w:r>
-      <w:hyperlink r:id="rId47">
-        <w:r>
-          <w:rPr>
-            <w:lang w:val="en_US" w:bidi="en_US"/>
-          </w:rPr>
-          <w:rPr>
-            <w:color w:val="0000EE"/>
-            <w:u w:val="single"/>
-          </w:rPr>
-          <w:t>kingdom</w:t>
-        </w:r>
-      </w:hyperlink>
-      <w:r>
-        <w:rPr>
-          <w:lang w:val="en_US" w:bidi="en_US"/>
-        </w:rPr>
-        <w:t xml:space="preserve"> forever, we will also live with Jesus forever. That is the gift from God: life in the future, and real life already now!</w:t>
-      </w:r>
-      <w:r>
-        <w:rPr>
-          <w:lang w:val="en_US" w:bidi="en_US"/>
-        </w:rPr>
-      </w:r>
-      <w:r>
-        <w:rPr>
-          <w:lang w:val="en_US" w:bidi="en_US"/>
-        </w:rPr>
-      </w:r>
-    </w:p>
-    <w:p>
-      <w:pPr/>
-      <w:r>
-        <w:rPr>
-          <w:lang w:val="en_US" w:bidi="en_US"/>
-        </w:rPr>
-      </w:r>
-    </w:p>
-    <w:p>
-      <w:pPr>
-        <w:pStyle w:val="Heading2"/>
-      </w:pPr>
-      <w:r>
-        <w:rPr>
-          <w:lang w:val="en_US" w:bidi="en_US"/>
-        </w:rPr>
-        <w:t>eternal life</w:t>
-      </w:r>
-      <w:r>
-        <w:rPr>
-          <w:lang w:val="en_US" w:bidi="en_US"/>
-        </w:rPr>
-      </w:r>
-    </w:p>
-    <w:p>
-      <w:pPr>
-        <w:pStyle w:val="Heading4"/>
-      </w:pPr>
-      <w:r>
-        <w:rPr>
-          <w:lang w:val="en_US" w:bidi="en_US"/>
-        </w:rPr>
-        <w:t>Audio Content</w:t>
-      </w:r>
-      <w:r>
-        <w:rPr>
-          <w:lang w:val="en_US" w:bidi="en_US"/>
-        </w:rPr>
-      </w:r>
-    </w:p>
-    <w:p>
-      <w:pPr/>
-      <w:r>
-        <w:rPr>
-          <w:lang w:val="en_US" w:bidi="en_US"/>
-        </w:rPr>
-      </w:r>
-      <w:hyperlink r:id="rId48">
-        <w:r>
-          <w:rPr>
-            <w:lang w:val="en_US" w:bidi="en_US"/>
-          </w:rPr>
-          <w:rPr>
-            <w:color w:val="0000EE"/>
-            <w:u w:val="single"/>
-          </w:rPr>
-          <w:t>mp3 file</w:t>
-        </w:r>
-      </w:hyperlink>
-      <w:r>
-        <w:rPr>
-          <w:lang w:val="en_US" w:bidi="en_US"/>
-        </w:rPr>
-        <w:t xml:space="preserve"> (714909 KB)</w:t>
-      </w:r>
-      <w:r>
-        <w:rPr>
-          <w:lang w:val="en_US" w:bidi="en_US"/>
-        </w:rPr>
-      </w:r>
-      <w:r>
-        <w:rPr>
-          <w:lang w:val="en_US" w:bidi="en_US"/>
-        </w:rPr>
-      </w:r>
-    </w:p>
-    <w:p>
-      <w:pPr/>
-      <w:r>
-        <w:rPr>
-          <w:lang w:val="en_US" w:bidi="en_US"/>
-        </w:rPr>
-      </w:r>
-    </w:p>
-    <w:p>
-      <w:pPr>
-        <w:pStyle w:val="Heading2"/>
-      </w:pPr>
-      <w:r>
-        <w:rPr>
-          <w:lang w:val="en_US" w:bidi="en_US"/>
-        </w:rPr>
-        <w:t>evangelist</w:t>
-      </w:r>
-      <w:r>
-        <w:rPr>
-          <w:lang w:val="en_US" w:bidi="en_US"/>
-        </w:rPr>
-      </w:r>
-    </w:p>
-    <w:p>
-      <w:pPr/>
-      <w:r>
-        <w:rPr>
-          <w:lang w:val="en_US" w:bidi="en_US"/>
-        </w:rPr>
-      </w:r>
-      <w:r>
-        <w:rPr>
-          <w:lang w:val="en_US" w:bidi="en_US"/>
-        </w:rPr>
-        <w:t xml:space="preserve">An </w:t>
-      </w:r>
-      <w:r>
-        <w:rPr>
-          <w:b/>
-          <w:lang w:val="en_US" w:bidi="en_US"/>
-        </w:rPr>
-        <w:t>evangelist</w:t>
-      </w:r>
-      <w:r>
-        <w:rPr>
-          <w:lang w:val="en_US" w:bidi="en_US"/>
-        </w:rPr>
-        <w:t xml:space="preserve"> is someone who tells the </w:t>
-      </w:r>
-      <w:hyperlink r:id="rId49">
-        <w:r>
-          <w:rPr>
-            <w:lang w:val="en_US" w:bidi="en_US"/>
-          </w:rPr>
-          <w:rPr>
-            <w:color w:val="0000EE"/>
-            <w:u w:val="single"/>
-          </w:rPr>
-          <w:t>gospel</w:t>
-        </w:r>
-      </w:hyperlink>
-      <w:r>
-        <w:rPr>
-          <w:lang w:val="en_US" w:bidi="en_US"/>
-        </w:rPr>
-        <w:t xml:space="preserve">, or good news, about Jesus. The gospel is the good news that Jesus was on this earth, Jesus died to rescue us from the punishment for our </w:t>
-      </w:r>
-      <w:hyperlink r:id="rId50">
-        <w:r>
-          <w:rPr>
-            <w:lang w:val="en_US" w:bidi="en_US"/>
-          </w:rPr>
-          <w:rPr>
-            <w:color w:val="0000EE"/>
-            <w:u w:val="single"/>
-          </w:rPr>
-          <w:t>sins</w:t>
-        </w:r>
-      </w:hyperlink>
-      <w:r>
-        <w:rPr>
-          <w:lang w:val="en_US" w:bidi="en_US"/>
-        </w:rPr>
-        <w:t xml:space="preserve">, God raised Jesus from the dead, and Jesus sent </w:t>
-      </w:r>
-      <w:hyperlink r:id="rId51">
-        <w:r>
-          <w:rPr>
-            <w:lang w:val="en_US" w:bidi="en_US"/>
-          </w:rPr>
-          <w:rPr>
-            <w:color w:val="0000EE"/>
-            <w:u w:val="single"/>
-          </w:rPr>
-          <w:t>God's Spirit</w:t>
-        </w:r>
-      </w:hyperlink>
-      <w:r>
-        <w:rPr>
-          <w:lang w:val="en_US" w:bidi="en_US"/>
-        </w:rPr>
-        <w:t xml:space="preserve"> to give his followers God's power. If we believe this good news, we are friends with God forever, and God gives us new life with him that starts now and lasts forever. Although any believer can do the work of sharing this good news, God gives some people the special gift to do the work of an evangelist for the church.</w:t>
-      </w:r>
-      <w:r>
-        <w:rPr>
-          <w:lang w:val="en_US" w:bidi="en_US"/>
-        </w:rPr>
-      </w:r>
-      <w:r>
-        <w:rPr>
-          <w:lang w:val="en_US" w:bidi="en_US"/>
-        </w:rPr>
-      </w:r>
-    </w:p>
-    <w:p>
-      <w:pPr/>
-      <w:r>
-        <w:rPr>
-          <w:lang w:val="en_US" w:bidi="en_US"/>
-        </w:rPr>
-      </w:r>
-    </w:p>
-    <w:p>
-      <w:pPr>
-        <w:pStyle w:val="Heading2"/>
-      </w:pPr>
-      <w:r>
-        <w:rPr>
-          <w:lang w:val="en_US" w:bidi="en_US"/>
-        </w:rPr>
-        <w:t>evangelist</w:t>
-      </w:r>
-      <w:r>
-        <w:rPr>
-          <w:lang w:val="en_US" w:bidi="en_US"/>
-        </w:rPr>
-      </w:r>
-    </w:p>
-    <w:p>
-      <w:pPr>
-        <w:pStyle w:val="Heading4"/>
-      </w:pPr>
-      <w:r>
-        <w:rPr>
-          <w:lang w:val="en_US" w:bidi="en_US"/>
-        </w:rPr>
-        <w:t>Audio Content</w:t>
-      </w:r>
-      <w:r>
-        <w:rPr>
-          <w:lang w:val="en_US" w:bidi="en_US"/>
-        </w:rPr>
-      </w:r>
-    </w:p>
-    <w:p>
-      <w:pPr/>
-      <w:r>
-        <w:rPr>
-          <w:lang w:val="en_US" w:bidi="en_US"/>
-        </w:rPr>
-      </w:r>
-      <w:hyperlink r:id="rId52">
-        <w:r>
-          <w:rPr>
-            <w:lang w:val="en_US" w:bidi="en_US"/>
-          </w:rPr>
-          <w:rPr>
-            <w:color w:val="0000EE"/>
-            <w:u w:val="single"/>
-          </w:rPr>
-          <w:t>mp3 file</w:t>
-        </w:r>
-      </w:hyperlink>
-      <w:r>
-        <w:rPr>
-          <w:lang w:val="en_US" w:bidi="en_US"/>
-        </w:rPr>
-        <w:t xml:space="preserve"> (511484 KB)</w:t>
-      </w:r>
-      <w:r>
-        <w:rPr>
-          <w:lang w:val="en_US" w:bidi="en_US"/>
-        </w:rPr>
-      </w:r>
-      <w:r>
-        <w:rPr>
-          <w:lang w:val="en_US" w:bidi="en_US"/>
-        </w:rPr>
-      </w:r>
-    </w:p>
-    <w:p>
-      <w:pPr/>
-      <w:r>
-        <w:rPr>
-          <w:lang w:val="en_US" w:bidi="en_US"/>
-        </w:rPr>
-      </w:r>
-    </w:p>
-    <w:p>
-      <w:pPr>
-        <w:pStyle w:val="Heading2"/>
-      </w:pPr>
-      <w:r>
-        <w:rPr>
-          <w:lang w:val="en_US" w:bidi="en_US"/>
-        </w:rPr>
-        <w:t>evil</w:t>
-      </w:r>
-      <w:r>
-        <w:rPr>
-          <w:lang w:val="en_US" w:bidi="en_US"/>
-        </w:rPr>
-      </w:r>
-    </w:p>
-    <w:p>
-      <w:pPr/>
-      <w:r>
-        <w:rPr>
-          <w:lang w:val="en_US" w:bidi="en_US"/>
-        </w:rPr>
-      </w:r>
-      <w:r>
-        <w:rPr>
-          <w:b/>
-          <w:lang w:val="en_US" w:bidi="en_US"/>
-        </w:rPr>
-        <w:t>Evil</w:t>
-      </w:r>
-      <w:r>
-        <w:rPr>
-          <w:lang w:val="en_US" w:bidi="en_US"/>
-        </w:rPr>
-        <w:t xml:space="preserve"> is the opposite of good.</w:t>
-      </w:r>
-    </w:p>
-    <w:p>
-      <w:pPr/>
-      <w:r>
-        <w:rPr>
-          <w:lang w:val="en_US" w:bidi="en_US"/>
-        </w:rPr>
-      </w:r>
-      <w:r>
-        <w:rPr>
-          <w:lang w:val="en_US" w:bidi="en_US"/>
-        </w:rPr>
-        <w:t>A person who is evil willingly does bad things that hurt other people. When people stop obeying God they begin to do evil actions.</w:t>
-      </w:r>
-    </w:p>
-    <w:p>
-      <w:pPr/>
-      <w:r>
-        <w:rPr>
-          <w:lang w:val="en_US" w:bidi="en_US"/>
-        </w:rPr>
-      </w:r>
-      <w:r>
-        <w:rPr>
-          <w:lang w:val="en_US" w:bidi="en_US"/>
-        </w:rPr>
-        <w:t>Because humans are so disobedient to God, the Bible teaches us that our hearts have become evil. Instead of wanting to do good things, we want to do bad things. Very many problems in the world like war, poverty, and injustice happen because of the evil inside people's hearts. Even sickness and death is ultimately a result of evil.</w:t>
-      </w:r>
-    </w:p>
-    <w:p>
-      <w:pPr/>
-      <w:r>
-        <w:rPr>
-          <w:lang w:val="en_US" w:bidi="en_US"/>
-        </w:rPr>
-      </w:r>
-      <w:r>
-        <w:rPr>
-          <w:lang w:val="en_US" w:bidi="en_US"/>
-        </w:rPr>
-        <w:t xml:space="preserve">God hates evil. Only God can destroy evil, because God is all good. When God will establish his </w:t>
-      </w:r>
-      <w:hyperlink r:id="rId47">
-        <w:r>
-          <w:rPr>
-            <w:lang w:val="en_US" w:bidi="en_US"/>
-          </w:rPr>
-          <w:rPr>
-            <w:color w:val="0000EE"/>
-            <w:u w:val="single"/>
-          </w:rPr>
-          <w:t>kingdom</w:t>
-        </w:r>
-      </w:hyperlink>
-      <w:r>
-        <w:rPr>
-          <w:lang w:val="en_US" w:bidi="en_US"/>
-        </w:rPr>
-        <w:t xml:space="preserve"> forever, he will destroy evil forever. Nothing that is evil will enter God's kingdom. Until that time, God still allows evil to happen. However, God is more powerful than all evil.</w:t>
-      </w:r>
-      <w:r>
-        <w:rPr>
-          <w:lang w:val="en_US" w:bidi="en_US"/>
-        </w:rPr>
-      </w:r>
-      <w:r>
-        <w:rPr>
-          <w:lang w:val="en_US" w:bidi="en_US"/>
-        </w:rPr>
-      </w:r>
-    </w:p>
-    <w:p>
-      <w:pPr/>
-      <w:r>
-        <w:rPr>
-          <w:lang w:val="en_US" w:bidi="en_US"/>
-        </w:rPr>
-      </w:r>
-    </w:p>
-    <w:p>
-      <w:pPr>
-        <w:pStyle w:val="Heading2"/>
-      </w:pPr>
-      <w:r>
-        <w:rPr>
-          <w:lang w:val="en_US" w:bidi="en_US"/>
-        </w:rPr>
-        <w:t>evil</w:t>
-      </w:r>
-      <w:r>
-        <w:rPr>
-          <w:lang w:val="en_US" w:bidi="en_US"/>
-        </w:rPr>
-      </w:r>
-    </w:p>
-    <w:p>
-      <w:pPr>
-        <w:pStyle w:val="Heading4"/>
-      </w:pPr>
-      <w:r>
-        <w:rPr>
-          <w:lang w:val="en_US" w:bidi="en_US"/>
-        </w:rPr>
-        <w:t>Audio Content</w:t>
-      </w:r>
-      <w:r>
-        <w:rPr>
-          <w:lang w:val="en_US" w:bidi="en_US"/>
-        </w:rPr>
-      </w:r>
-    </w:p>
-    <w:p>
-      <w:pPr/>
-      <w:r>
-        <w:rPr>
-          <w:lang w:val="en_US" w:bidi="en_US"/>
-        </w:rPr>
-      </w:r>
-      <w:hyperlink r:id="rId53">
-        <w:r>
-          <w:rPr>
-            <w:lang w:val="en_US" w:bidi="en_US"/>
-          </w:rPr>
-          <w:rPr>
-            <w:color w:val="0000EE"/>
-            <w:u w:val="single"/>
-          </w:rPr>
-          <w:t>mp3 file</w:t>
-        </w:r>
-      </w:hyperlink>
-      <w:r>
-        <w:rPr>
-          <w:lang w:val="en_US" w:bidi="en_US"/>
-        </w:rPr>
-        <w:t xml:space="preserve"> (743732 KB)</w:t>
-      </w:r>
-      <w:r>
-        <w:rPr>
-          <w:lang w:val="en_US" w:bidi="en_US"/>
-        </w:rPr>
-      </w:r>
-      <w:r>
-        <w:rPr>
-          <w:lang w:val="en_US" w:bidi="en_US"/>
-        </w:rPr>
-      </w:r>
-    </w:p>
-    <w:p>
-      <w:pPr/>
-      <w:r>
-        <w:rPr>
-          <w:lang w:val="en_US" w:bidi="en_US"/>
-        </w:rPr>
-      </w:r>
-    </w:p>
-    <w:p>
-      <w:pPr>
-        <w:pStyle w:val="Heading2"/>
-      </w:pPr>
-      <w:r>
-        <w:rPr>
-          <w:lang w:val="en_US" w:bidi="en_US"/>
-        </w:rPr>
-        <w:t>evil spirit</w:t>
-      </w:r>
-      <w:r>
-        <w:rPr>
-          <w:lang w:val="en_US" w:bidi="en_US"/>
-        </w:rPr>
-      </w:r>
-    </w:p>
-    <w:p>
-      <w:pPr/>
-      <w:r>
-        <w:rPr>
-          <w:lang w:val="en_US" w:bidi="en_US"/>
-        </w:rPr>
-      </w:r>
-      <w:r>
-        <w:rPr>
-          <w:lang w:val="en_US" w:bidi="en_US"/>
-        </w:rPr>
-        <w:t xml:space="preserve">The phrases </w:t>
-      </w:r>
-      <w:hyperlink r:id="rId54">
-        <w:r>
-          <w:rPr>
-            <w:lang w:val="en_US" w:bidi="en_US"/>
-          </w:rPr>
-          <w:rPr>
-            <w:color w:val="0000EE"/>
-            <w:u w:val="single"/>
-          </w:rPr>
-          <w:t>demon</w:t>
-        </w:r>
-      </w:hyperlink>
-      <w:r>
-        <w:rPr>
-          <w:lang w:val="en_US" w:bidi="en_US"/>
-        </w:rPr>
-        <w:t xml:space="preserve">, </w:t>
-      </w:r>
-      <w:r>
-        <w:rPr>
-          <w:b/>
-          <w:lang w:val="en_US" w:bidi="en_US"/>
-        </w:rPr>
-        <w:t>evil spirits</w:t>
-      </w:r>
-      <w:r>
-        <w:rPr>
-          <w:lang w:val="en_US" w:bidi="en_US"/>
-        </w:rPr>
-        <w:t xml:space="preserve">, or </w:t>
-      </w:r>
-      <w:r>
-        <w:rPr>
-          <w:b/>
-          <w:lang w:val="en_US" w:bidi="en_US"/>
-        </w:rPr>
-        <w:t>unclean spirit</w:t>
-      </w:r>
-      <w:r>
-        <w:rPr>
-          <w:lang w:val="en_US" w:bidi="en_US"/>
-        </w:rPr>
-        <w:t xml:space="preserve"> are referring to the same thing. A demon is a spirit that is rebelling against God. The leader of all demons is called </w:t>
-      </w:r>
-      <w:hyperlink r:id="rId55">
-        <w:r>
-          <w:rPr>
-            <w:lang w:val="en_US" w:bidi="en_US"/>
-          </w:rPr>
-          <w:rPr>
-            <w:color w:val="0000EE"/>
-            <w:u w:val="single"/>
-          </w:rPr>
-          <w:t>Satan</w:t>
-        </w:r>
-      </w:hyperlink>
-      <w:r>
-        <w:rPr>
-          <w:lang w:val="en_US" w:bidi="en_US"/>
-        </w:rPr>
-        <w:t xml:space="preserve">, the </w:t>
-      </w:r>
-      <w:hyperlink r:id="rId56">
-        <w:r>
-          <w:rPr>
-            <w:lang w:val="en_US" w:bidi="en_US"/>
-          </w:rPr>
-          <w:rPr>
-            <w:color w:val="0000EE"/>
-            <w:u w:val="single"/>
-          </w:rPr>
-          <w:t>devil</w:t>
-        </w:r>
-      </w:hyperlink>
-      <w:r>
-        <w:rPr>
-          <w:lang w:val="en_US" w:bidi="en_US"/>
-        </w:rPr>
-        <w:t xml:space="preserve">, or sometimes Beelzebul. Because God has created everything that exists, God also created these spirits. God created them good, as </w:t>
-      </w:r>
-      <w:hyperlink r:id="rId34">
-        <w:r>
-          <w:rPr>
-            <w:lang w:val="en_US" w:bidi="en_US"/>
-          </w:rPr>
-          <w:rPr>
-            <w:color w:val="0000EE"/>
-            <w:u w:val="single"/>
-          </w:rPr>
-          <w:t>angels</w:t>
-        </w:r>
-      </w:hyperlink>
-      <w:r>
-        <w:rPr>
-          <w:lang w:val="en_US" w:bidi="en_US"/>
-        </w:rPr>
-        <w:t>, to do his work. But some angels rebelled against God, and these became evil spirits. These evil spirits try to destroy and deceive people.</w:t>
-      </w:r>
-    </w:p>
-    <w:p>
-      <w:pPr/>
-      <w:r>
-        <w:rPr>
-          <w:lang w:val="en_US" w:bidi="en_US"/>
-        </w:rPr>
-      </w:r>
-      <w:r>
-        <w:rPr>
-          <w:lang w:val="en_US" w:bidi="en_US"/>
-        </w:rPr>
-        <w:t xml:space="preserve">Demons can take control of people so that people become sick, or behave in a strange way. When a demon takes control of a person, we say that the person is </w:t>
-      </w:r>
-      <w:hyperlink r:id="rId57">
-        <w:r>
-          <w:rPr>
-            <w:lang w:val="en_US" w:bidi="en_US"/>
-          </w:rPr>
-          <w:rPr>
-            <w:color w:val="0000EE"/>
-            <w:u w:val="single"/>
-          </w:rPr>
-          <w:t>demon possessed</w:t>
-        </w:r>
-      </w:hyperlink>
-      <w:r>
-        <w:rPr>
-          <w:lang w:val="en_US" w:bidi="en_US"/>
-        </w:rPr>
-        <w:t xml:space="preserve">. A person who was possessed by a demon could become deaf, mute, or have fits that resemble epileptic attacks. The person could become very violent and shout. </w:t>
-      </w:r>
-      <w:hyperlink r:id="rId58">
-        <w:r>
-          <w:rPr>
-            <w:lang w:val="en_US" w:bidi="en_US"/>
-          </w:rPr>
-          <w:rPr>
-            <w:color w:val="0000EE"/>
-            <w:u w:val="single"/>
-          </w:rPr>
-          <w:t>Jewish</w:t>
-        </w:r>
-      </w:hyperlink>
-      <w:r>
-        <w:rPr>
-          <w:lang w:val="en_US" w:bidi="en_US"/>
-        </w:rPr>
-        <w:t xml:space="preserve"> people tried to drive out demons from people through rituals that could last a long time. But Jesus drove out many demons from people during his time on earth, and he did this only by commanding the demons to leave!</w:t>
-      </w:r>
-    </w:p>
-    <w:p>
-      <w:pPr/>
-      <w:r>
-        <w:rPr>
-          <w:lang w:val="en_US" w:bidi="en_US"/>
-        </w:rPr>
-      </w:r>
-      <w:r>
-        <w:rPr>
-          <w:lang w:val="en_US" w:bidi="en_US"/>
-        </w:rPr>
-        <w:t xml:space="preserve">Demons can also be called evil spirits. This makes clear that their intentions are </w:t>
-      </w:r>
-      <w:hyperlink r:id="rId59">
-        <w:r>
-          <w:rPr>
-            <w:lang w:val="en_US" w:bidi="en_US"/>
-          </w:rPr>
-          <w:rPr>
-            <w:color w:val="0000EE"/>
-            <w:u w:val="single"/>
-          </w:rPr>
-          <w:t>evil</w:t>
-        </w:r>
-      </w:hyperlink>
-      <w:r>
-        <w:rPr>
-          <w:lang w:val="en_US" w:bidi="en_US"/>
-        </w:rPr>
-        <w:t xml:space="preserve">. They sometimes are called unclean spirits. Something that is </w:t>
-      </w:r>
-      <w:hyperlink r:id="rId60">
-        <w:r>
-          <w:rPr>
-            <w:lang w:val="en_US" w:bidi="en_US"/>
-          </w:rPr>
-          <w:rPr>
-            <w:color w:val="0000EE"/>
-            <w:u w:val="single"/>
-          </w:rPr>
-          <w:t>unclean</w:t>
-        </w:r>
-      </w:hyperlink>
-      <w:r>
-        <w:rPr>
-          <w:lang w:val="en_US" w:bidi="en_US"/>
-        </w:rPr>
-        <w:t xml:space="preserve"> is unfit for service to God.</w:t>
-      </w:r>
-    </w:p>
-    <w:p>
-      <w:pPr/>
-      <w:r>
-        <w:rPr>
-          <w:lang w:val="en_US" w:bidi="en_US"/>
-        </w:rPr>
-      </w:r>
-      <w:r>
-        <w:rPr>
-          <w:b/>
-          <w:lang w:val="en_US" w:bidi="en_US"/>
-        </w:rPr>
-        <w:t>When you are translating demon, be careful about the following things:</w:t>
-      </w:r>
-    </w:p>
-    <w:p>
-      <w:pPr/>
-      <w:r>
-        <w:rPr>
-          <w:lang w:val="en_US" w:bidi="en_US"/>
-        </w:rPr>
-      </w:r>
-      <w:r>
-        <w:rPr>
-          <w:lang w:val="en_US" w:bidi="en_US"/>
-        </w:rPr>
-        <w:t>Demons are not the spirits of humans who have died, though in many cultures they may pretend that this is what they are. If you have to use a term that means spirits of dead people, then be aware that the people will have to learn over time that these spirits are not really spirits of dead people, but are only pretending to be so.</w:t>
-      </w:r>
-      <w:r>
-        <w:rPr>
-          <w:lang w:val="en_US" w:bidi="en_US"/>
-        </w:rPr>
-      </w:r>
-      <w:r>
-        <w:rPr>
-          <w:lang w:val="en_US" w:bidi="en_US"/>
-        </w:rPr>
-      </w:r>
-    </w:p>
-    <w:p>
-      <w:pPr/>
-      <w:r>
-        <w:rPr>
-          <w:lang w:val="en_US" w:bidi="en_US"/>
-        </w:rPr>
-      </w:r>
-    </w:p>
-    <w:p>
-      <w:pPr>
-        <w:pStyle w:val="Heading2"/>
-      </w:pPr>
-      <w:r>
-        <w:rPr>
-          <w:lang w:val="en_US" w:bidi="en_US"/>
-        </w:rPr>
-        <w:t>evil spirit</w:t>
-      </w:r>
-      <w:r>
-        <w:rPr>
-          <w:lang w:val="en_US" w:bidi="en_US"/>
-        </w:rPr>
-      </w:r>
-    </w:p>
-    <w:p>
-      <w:pPr>
-        <w:pStyle w:val="Heading4"/>
-      </w:pPr>
-      <w:r>
-        <w:rPr>
-          <w:lang w:val="en_US" w:bidi="en_US"/>
-        </w:rPr>
-        <w:t>Audio Content</w:t>
-      </w:r>
-      <w:r>
-        <w:rPr>
-          <w:lang w:val="en_US" w:bidi="en_US"/>
-        </w:rPr>
-      </w:r>
-    </w:p>
-    <w:p>
-      <w:pPr/>
-      <w:r>
-        <w:rPr>
-          <w:lang w:val="en_US" w:bidi="en_US"/>
-        </w:rPr>
-      </w:r>
-      <w:hyperlink r:id="rId61">
+      <w:hyperlink r:id="rId22">
         <w:r>
           <w:rPr>
             <w:lang w:val="en_US" w:bidi="en_US"/>

--- a/eng/docx/005.content.docx
+++ b/eng/docx/005.content.docx
@@ -377,7 +377,7 @@
         <w:rPr>
           <w:lang w:val="en_US" w:bidi="en_US"/>
         </w:rPr>
-        <w:t xml:space="preserve"> (657501 KB)</w:t>
+        <w:t xml:space="preserve"> (642 KB)</w:t>
       </w:r>
       <w:r>
         <w:rPr>
@@ -546,7 +546,7 @@
         <w:rPr>
           <w:lang w:val="en_US" w:bidi="en_US"/>
         </w:rPr>
-        <w:t xml:space="preserve"> (560276 KB)</w:t>
+        <w:t xml:space="preserve"> (547 KB)</w:t>
       </w:r>
       <w:r>
         <w:rPr>
@@ -904,7 +904,7 @@
         <w:rPr>
           <w:lang w:val="en_US" w:bidi="en_US"/>
         </w:rPr>
-        <w:t xml:space="preserve"> (2142141 KB)</w:t>
+        <w:t xml:space="preserve"> (2.0 MB)</w:t>
       </w:r>
       <w:r>
         <w:rPr>
@@ -1224,7 +1224,7 @@
         <w:rPr>
           <w:lang w:val="en_US" w:bidi="en_US"/>
         </w:rPr>
-        <w:t xml:space="preserve"> (1048437 KB)</w:t>
+        <w:t xml:space="preserve"> (1024 KB)</w:t>
       </w:r>
       <w:r>
         <w:rPr>
@@ -1381,7 +1381,7 @@
         <w:rPr>
           <w:lang w:val="en_US" w:bidi="en_US"/>
         </w:rPr>
-        <w:t xml:space="preserve"> (398564 KB)</w:t>
+        <w:t xml:space="preserve"> (389 KB)</w:t>
       </w:r>
       <w:r>
         <w:rPr>
@@ -1544,7 +1544,7 @@
         <w:rPr>
           <w:lang w:val="en_US" w:bidi="en_US"/>
         </w:rPr>
-        <w:t xml:space="preserve"> (489068 KB)</w:t>
+        <w:t xml:space="preserve"> (478 KB)</w:t>
       </w:r>
       <w:r>
         <w:rPr>
@@ -1573,95 +1573,39 @@
         <w:rPr>
           <w:lang w:val="en_US" w:bidi="en_US"/>
         </w:rPr>
-        <w:t>eternal life</w:t>
-      </w:r>
-      <w:r>
-        <w:rPr>
-          <w:lang w:val="en_US" w:bidi="en_US"/>
-        </w:rPr>
-      </w:r>
-    </w:p>
-    <w:p>
-      <w:pPr/>
-      <w:r>
-        <w:rPr>
-          <w:lang w:val="en_US" w:bidi="en_US"/>
-        </w:rPr>
+        <w:t>ephah</w:t>
+      </w:r>
+      <w:r>
+        <w:rPr>
+          <w:lang w:val="en_US" w:bidi="en_US"/>
+        </w:rPr>
+      </w:r>
+    </w:p>
+    <w:p>
+      <w:pPr/>
+      <w:r>
+        <w:rPr>
+          <w:lang w:val="en_US" w:bidi="en_US"/>
+        </w:rPr>
+      </w:r>
+      <w:r>
+        <w:rPr>
+          <w:lang w:val="en_US" w:bidi="en_US"/>
+        </w:rPr>
+        <w:t xml:space="preserve">An </w:t>
       </w:r>
       <w:r>
         <w:rPr>
           <w:b/>
           <w:lang w:val="en_US" w:bidi="en_US"/>
         </w:rPr>
-        <w:t>Eternal life</w:t>
-      </w:r>
-      <w:r>
-        <w:rPr>
-          <w:lang w:val="en_US" w:bidi="en_US"/>
-        </w:rPr>
-        <w:t xml:space="preserve"> means a perfect quality of life with </w:t>
-      </w:r>
-      <w:r>
-        <w:rPr>
-          <w:lang w:val="en_US" w:bidi="en_US"/>
-        </w:rPr>
-        <w:t>God</w:t>
-      </w:r>
-      <w:r>
-        <w:rPr>
-          <w:lang w:val="en_US" w:bidi="en_US"/>
-        </w:rPr>
-        <w:t xml:space="preserve"> that will never end. Eternal life is the gift that God gives to his children if they </w:t>
-      </w:r>
-      <w:r>
-        <w:rPr>
-          <w:lang w:val="en_US" w:bidi="en_US"/>
-        </w:rPr>
-        <w:t>believe</w:t>
-      </w:r>
-      <w:r>
-        <w:rPr>
-          <w:lang w:val="en_US" w:bidi="en_US"/>
-        </w:rPr>
-        <w:t xml:space="preserve"> in God. Eternal life is not something that people can get if they work hard enough or perform enough rituals. When a person puts his trust in Jesus, God gives that person this gift.</w:t>
-      </w:r>
-    </w:p>
-    <w:p>
-      <w:pPr/>
-      <w:r>
-        <w:rPr>
-          <w:lang w:val="en_US" w:bidi="en_US"/>
-        </w:rPr>
-      </w:r>
-      <w:r>
-        <w:rPr>
-          <w:lang w:val="en_US" w:bidi="en_US"/>
-        </w:rPr>
-        <w:t xml:space="preserve">Eternal life is a much better and richer life than ordinary life. Without this gift of eternal life, we may live and breathe, but this is only physical life, and it will end as soon as we die. But the eternal life that God gives us will never end! Eternal life begins now. Eternal life changes us and makes it possible for us to live in a close relationship with God. This eternal life means that not just your body but also your </w:t>
-      </w:r>
-      <w:r>
-        <w:rPr>
-          <w:lang w:val="en_US" w:bidi="en_US"/>
-        </w:rPr>
-        <w:t>spirit</w:t>
-      </w:r>
-      <w:r>
-        <w:rPr>
-          <w:lang w:val="en_US" w:bidi="en_US"/>
-        </w:rPr>
-        <w:t xml:space="preserve"> is alive. Death cannot destroy this kind of life! When Jesus will come back and establish his </w:t>
-      </w:r>
-      <w:r>
-        <w:rPr>
-          <w:lang w:val="en_US" w:bidi="en_US"/>
-        </w:rPr>
-        <w:t>kingdom</w:t>
-      </w:r>
-      <w:r>
-        <w:rPr>
-          <w:lang w:val="en_US" w:bidi="en_US"/>
-        </w:rPr>
-        <w:t xml:space="preserve"> forever, we will also live with Jesus forever. That is the gift from God: life in the future, and real life already now!</w:t>
+        <w:t>ephah</w:t>
+      </w:r>
+      <w:r>
+        <w:rPr>
+          <w:lang w:val="en_US" w:bidi="en_US"/>
+        </w:rPr>
+        <w:t xml:space="preserve"> measures dry grain, such as wheat or barley, or flour that people make from those grains. An ephah can also be a container that holds that amount of grain or flour. Because an ephah measures volume, an ephah's weight varies depending on the contents. People think one ephah could have weighed anywhere from 13 to 30 kilograms. One ephah equals ten omers. An omer is another unit of dry measurement for grain or flour. One omer provides approximately enough flour to make one regular loaf of bread. So one ephah would have provided enough flour to make approximately 10 loaves of bread.</w:t>
       </w:r>
       <w:r>
         <w:rPr>
@@ -1690,7 +1634,7 @@
         <w:rPr>
           <w:lang w:val="en_US" w:bidi="en_US"/>
         </w:rPr>
-        <w:t>eternal life</w:t>
+        <w:t>ephah</w:t>
       </w:r>
       <w:r>
         <w:rPr>
@@ -1737,7 +1681,7 @@
         <w:rPr>
           <w:lang w:val="en_US" w:bidi="en_US"/>
         </w:rPr>
-        <w:t xml:space="preserve"> (714909 KB)</w:t>
+        <w:t xml:space="preserve"> (487 KB)</w:t>
       </w:r>
       <w:r>
         <w:rPr>
@@ -1766,7 +1710,7 @@
         <w:rPr>
           <w:lang w:val="en_US" w:bidi="en_US"/>
         </w:rPr>
-        <w:t>evangelist</w:t>
+        <w:t>ephod</w:t>
       </w:r>
       <w:r>
         <w:rPr>
@@ -1792,49 +1736,165 @@
           <w:b/>
           <w:lang w:val="en_US" w:bidi="en_US"/>
         </w:rPr>
-        <w:t>evangelist</w:t>
-      </w:r>
-      <w:r>
-        <w:rPr>
-          <w:lang w:val="en_US" w:bidi="en_US"/>
-        </w:rPr>
-        <w:t xml:space="preserve"> is someone who tells the </w:t>
-      </w:r>
-      <w:r>
-        <w:rPr>
-          <w:lang w:val="en_US" w:bidi="en_US"/>
-        </w:rPr>
-        <w:t>gospel</w:t>
-      </w:r>
-      <w:r>
-        <w:rPr>
-          <w:lang w:val="en_US" w:bidi="en_US"/>
-        </w:rPr>
-        <w:t xml:space="preserve">, or good news, about Jesus. The gospel is the good news that Jesus was on this earth, Jesus died to rescue us from the punishment for our </w:t>
-      </w:r>
-      <w:r>
-        <w:rPr>
-          <w:lang w:val="en_US" w:bidi="en_US"/>
-        </w:rPr>
-        <w:t>sins</w:t>
-      </w:r>
-      <w:r>
-        <w:rPr>
-          <w:lang w:val="en_US" w:bidi="en_US"/>
-        </w:rPr>
-        <w:t xml:space="preserve">, God raised Jesus from the dead, and Jesus sent </w:t>
-      </w:r>
-      <w:r>
-        <w:rPr>
-          <w:lang w:val="en_US" w:bidi="en_US"/>
-        </w:rPr>
-        <w:t>God's Spirit</w:t>
-      </w:r>
-      <w:r>
-        <w:rPr>
-          <w:lang w:val="en_US" w:bidi="en_US"/>
-        </w:rPr>
-        <w:t xml:space="preserve"> to give his followers God's power. If we believe this good news, we are friends with God forever, and God gives us new life with him that starts now and lasts forever. Although any believer can do the work of sharing this good news, God gives some people the special gift to do the work of an evangelist for the church.</w:t>
+        <w:t>ephod</w:t>
+      </w:r>
+      <w:r>
+        <w:rPr>
+          <w:lang w:val="en_US" w:bidi="en_US"/>
+        </w:rPr>
+        <w:t xml:space="preserve"> was a garment that </w:t>
+      </w:r>
+      <w:r>
+        <w:rPr>
+          <w:lang w:val="en_US" w:bidi="en_US"/>
+        </w:rPr>
+        <w:t>priests</w:t>
+      </w:r>
+      <w:r>
+        <w:rPr>
+          <w:lang w:val="en_US" w:bidi="en_US"/>
+        </w:rPr>
+        <w:t xml:space="preserve"> wore, though other people sometimes wore an ephod too. People wore the ephod over a </w:t>
+      </w:r>
+      <w:r>
+        <w:rPr>
+          <w:lang w:val="en_US" w:bidi="en_US"/>
+        </w:rPr>
+        <w:t>tunic</w:t>
+      </w:r>
+      <w:r>
+        <w:rPr>
+          <w:lang w:val="en_US" w:bidi="en_US"/>
+        </w:rPr>
+        <w:t xml:space="preserve"> or </w:t>
+      </w:r>
+      <w:r>
+        <w:rPr>
+          <w:lang w:val="en_US" w:bidi="en_US"/>
+        </w:rPr>
+        <w:t>robe</w:t>
+      </w:r>
+      <w:r>
+        <w:rPr>
+          <w:lang w:val="en_US" w:bidi="en_US"/>
+        </w:rPr>
+        <w:t>. An ephod had two main pieces: one piece in front and one piece in back. Shoulder straps connected the two pieces together. A person used a belt to secure the ephod at the waist, so we know the ephod hung down at least to the person's hips, but it might have been even longer.</w:t>
+      </w:r>
+    </w:p>
+    <w:p>
+      <w:pPr/>
+      <w:r>
+        <w:rPr>
+          <w:lang w:val="en_US" w:bidi="en_US"/>
+        </w:rPr>
+      </w:r>
+      <w:r>
+        <w:rPr>
+          <w:lang w:val="en_US" w:bidi="en_US"/>
+        </w:rPr>
+        <w:t xml:space="preserve">An ephod could be plain or very fancy. Ordinary people probably wore a simple ephod. But the Creator God, whose name is </w:t>
+      </w:r>
+      <w:r>
+        <w:rPr>
+          <w:lang w:val="en_US" w:bidi="en_US"/>
+        </w:rPr>
+        <w:t>Yahweh</w:t>
+      </w:r>
+      <w:r>
+        <w:rPr>
+          <w:lang w:val="en_US" w:bidi="en_US"/>
+        </w:rPr>
+        <w:t xml:space="preserve">, told Moses to make a very special ephod for the </w:t>
+      </w:r>
+      <w:r>
+        <w:rPr>
+          <w:lang w:val="en_US" w:bidi="en_US"/>
+        </w:rPr>
+        <w:t>High Priest</w:t>
+      </w:r>
+      <w:r>
+        <w:rPr>
+          <w:lang w:val="en_US" w:bidi="en_US"/>
+        </w:rPr>
+        <w:t>. The High Priest wore a fancy ephod of linen, wool, and gold thread. The skilled craftsmen dyed the wool for the High Priest's ephod blue, purple, and red. The High Priest's ephod had two black onyx stones on the shoulders. A skilled worker carved the names of the 12 tribes of Israel on the stones.</w:t>
+      </w:r>
+    </w:p>
+    <w:p>
+      <w:pPr/>
+      <w:r>
+        <w:rPr>
+          <w:lang w:val="en_US" w:bidi="en_US"/>
+        </w:rPr>
+      </w:r>
+      <w:r>
+        <w:rPr>
+          <w:lang w:val="en_US" w:bidi="en_US"/>
+        </w:rPr>
+        <w:t>The High Priest also wore a special breastplate on his chest, over the ephod. To make the breastplate, the skilled craftsmen took a piece of fine linen and folded it double to form a 22-centimeter square. On the side facing out, the craftsmen placed four rows of precious stones set in gold, so that there were 12 stones total. Each stone had the name of one of the 12 tribes of Israel. The High Priest attached the breastplate to his ephod using two gold cords at the top and two blue cords at the bottom.</w:t>
+      </w:r>
+    </w:p>
+    <w:p>
+      <w:pPr/>
+      <w:r>
+        <w:rPr>
+          <w:lang w:val="en_US" w:bidi="en_US"/>
+        </w:rPr>
+      </w:r>
+      <w:r>
+        <w:rPr>
+          <w:lang w:val="en_US" w:bidi="en_US"/>
+        </w:rPr>
+        <w:t>Yahweh told Moses to put some special objects inside the breastplate. Yahweh called these objects the Urim and Thummim. Nobody knows exactly what the Urim and Thummim were. These might have been stones, carved pieces of wood, or something else. The High Priest could ask Yahweh a question, and Yahweh answered through the Urim and Thummim. We do not know exactly how the High Priest used the Urim and Thummim to hear from Yahweh. But we do know that Yahweh told Moses that Yahweh wanted the High Priest to use the Urim and Thummim in this way.</w:t>
+      </w:r>
+    </w:p>
+    <w:p>
+      <w:pPr/>
+      <w:r>
+        <w:rPr>
+          <w:lang w:val="en_US" w:bidi="en_US"/>
+        </w:rPr>
+      </w:r>
+      <w:r>
+        <w:rPr>
+          <w:lang w:val="en_US" w:bidi="en_US"/>
+        </w:rPr>
+        <w:t xml:space="preserve">Over time, when someone said that a person wore an ephod, it meant that the person served as a priest. Yet on a few occasions, someone who was not a priest wore an ephod. Samuel wore an ephod when he was still a little boy. </w:t>
+      </w:r>
+      <w:r>
+        <w:rPr>
+          <w:lang w:val="en_US" w:bidi="en_US"/>
+        </w:rPr>
+        <w:t>King David</w:t>
+      </w:r>
+      <w:r>
+        <w:rPr>
+          <w:lang w:val="en_US" w:bidi="en_US"/>
+        </w:rPr>
+        <w:t xml:space="preserve"> wore an ephod and danced for joy when the </w:t>
+      </w:r>
+      <w:r>
+        <w:rPr>
+          <w:lang w:val="en_US" w:bidi="en_US"/>
+        </w:rPr>
+        <w:t>ark of the covenant</w:t>
+      </w:r>
+      <w:r>
+        <w:rPr>
+          <w:lang w:val="en_US" w:bidi="en_US"/>
+        </w:rPr>
+        <w:t xml:space="preserve"> arrived in </w:t>
+      </w:r>
+      <w:r>
+        <w:rPr>
+          <w:lang w:val="en_US" w:bidi="en_US"/>
+        </w:rPr>
+        <w:t>Jerusalem</w:t>
+      </w:r>
+      <w:r>
+        <w:rPr>
+          <w:lang w:val="en_US" w:bidi="en_US"/>
+        </w:rPr>
+        <w:t>.</w:t>
       </w:r>
       <w:r>
         <w:rPr>
@@ -1863,7 +1923,7 @@
         <w:rPr>
           <w:lang w:val="en_US" w:bidi="en_US"/>
         </w:rPr>
-        <w:t>evangelist</w:t>
+        <w:t>ephod</w:t>
       </w:r>
       <w:r>
         <w:rPr>
@@ -1910,7 +1970,7 @@
         <w:rPr>
           <w:lang w:val="en_US" w:bidi="en_US"/>
         </w:rPr>
-        <w:t xml:space="preserve"> (511484 KB)</w:t>
+        <w:t xml:space="preserve"> (1.7 MB)</w:t>
       </w:r>
       <w:r>
         <w:rPr>
@@ -1939,7 +1999,7 @@
         <w:rPr>
           <w:lang w:val="en_US" w:bidi="en_US"/>
         </w:rPr>
-        <w:t>evil</w:t>
+        <w:t>eternal life</w:t>
       </w:r>
       <w:r>
         <w:rPr>
@@ -1959,55 +2019,63 @@
           <w:b/>
           <w:lang w:val="en_US" w:bidi="en_US"/>
         </w:rPr>
-        <w:t>Evil</w:t>
-      </w:r>
-      <w:r>
-        <w:rPr>
-          <w:lang w:val="en_US" w:bidi="en_US"/>
-        </w:rPr>
-        <w:t xml:space="preserve"> is the opposite of good.</w:t>
-      </w:r>
-    </w:p>
-    <w:p>
-      <w:pPr/>
-      <w:r>
-        <w:rPr>
-          <w:lang w:val="en_US" w:bidi="en_US"/>
-        </w:rPr>
-      </w:r>
-      <w:r>
-        <w:rPr>
-          <w:lang w:val="en_US" w:bidi="en_US"/>
-        </w:rPr>
-        <w:t>A person who is evil willingly does bad things that hurt other people. When people stop obeying God they begin to do evil actions.</w:t>
-      </w:r>
-    </w:p>
-    <w:p>
-      <w:pPr/>
-      <w:r>
-        <w:rPr>
-          <w:lang w:val="en_US" w:bidi="en_US"/>
-        </w:rPr>
-      </w:r>
-      <w:r>
-        <w:rPr>
-          <w:lang w:val="en_US" w:bidi="en_US"/>
-        </w:rPr>
-        <w:t>Because humans are so disobedient to God, the Bible teaches us that our hearts have become evil. Instead of wanting to do good things, we want to do bad things. Very many problems in the world like war, poverty, and injustice happen because of the evil inside people's hearts. Even sickness and death is ultimately a result of evil.</w:t>
-      </w:r>
-    </w:p>
-    <w:p>
-      <w:pPr/>
-      <w:r>
-        <w:rPr>
-          <w:lang w:val="en_US" w:bidi="en_US"/>
-        </w:rPr>
-      </w:r>
-      <w:r>
-        <w:rPr>
-          <w:lang w:val="en_US" w:bidi="en_US"/>
-        </w:rPr>
-        <w:t xml:space="preserve">God hates evil. Only God can destroy evil, because God is all good. When God will establish his </w:t>
+        <w:t>Eternal life</w:t>
+      </w:r>
+      <w:r>
+        <w:rPr>
+          <w:lang w:val="en_US" w:bidi="en_US"/>
+        </w:rPr>
+        <w:t xml:space="preserve"> means a perfect quality of life with </w:t>
+      </w:r>
+      <w:r>
+        <w:rPr>
+          <w:lang w:val="en_US" w:bidi="en_US"/>
+        </w:rPr>
+        <w:t>God</w:t>
+      </w:r>
+      <w:r>
+        <w:rPr>
+          <w:lang w:val="en_US" w:bidi="en_US"/>
+        </w:rPr>
+        <w:t xml:space="preserve"> that will never end. Eternal life is the gift that God gives to his children if they </w:t>
+      </w:r>
+      <w:r>
+        <w:rPr>
+          <w:lang w:val="en_US" w:bidi="en_US"/>
+        </w:rPr>
+        <w:t>believe</w:t>
+      </w:r>
+      <w:r>
+        <w:rPr>
+          <w:lang w:val="en_US" w:bidi="en_US"/>
+        </w:rPr>
+        <w:t xml:space="preserve"> in God. Eternal life is not something that people can get if they work hard enough or perform enough rituals. When a person puts his trust in Jesus, God gives that person this gift.</w:t>
+      </w:r>
+    </w:p>
+    <w:p>
+      <w:pPr/>
+      <w:r>
+        <w:rPr>
+          <w:lang w:val="en_US" w:bidi="en_US"/>
+        </w:rPr>
+      </w:r>
+      <w:r>
+        <w:rPr>
+          <w:lang w:val="en_US" w:bidi="en_US"/>
+        </w:rPr>
+        <w:t xml:space="preserve">Eternal life is a much better and richer life than ordinary life. Without this gift of eternal life, we may live and breathe, but this is only physical life, and it will end as soon as we die. But the eternal life that God gives us will never end! Eternal life begins now. Eternal life changes us and makes it possible for us to live in a close relationship with God. This eternal life means that not just your body but also your </w:t>
+      </w:r>
+      <w:r>
+        <w:rPr>
+          <w:lang w:val="en_US" w:bidi="en_US"/>
+        </w:rPr>
+        <w:t>spirit</w:t>
+      </w:r>
+      <w:r>
+        <w:rPr>
+          <w:lang w:val="en_US" w:bidi="en_US"/>
+        </w:rPr>
+        <w:t xml:space="preserve"> is alive. Death cannot destroy this kind of life! When Jesus will come back and establish his </w:t>
       </w:r>
       <w:r>
         <w:rPr>
@@ -2019,7 +2087,7 @@
         <w:rPr>
           <w:lang w:val="en_US" w:bidi="en_US"/>
         </w:rPr>
-        <w:t xml:space="preserve"> forever, he will destroy evil forever. Nothing that is evil will enter God's kingdom. Until that time, God still allows evil to happen. However, God is more powerful than all evil.</w:t>
+        <w:t xml:space="preserve"> forever, we will also live with Jesus forever. That is the gift from God: life in the future, and real life already now!</w:t>
       </w:r>
       <w:r>
         <w:rPr>
@@ -2048,7 +2116,7 @@
         <w:rPr>
           <w:lang w:val="en_US" w:bidi="en_US"/>
         </w:rPr>
-        <w:t>evil</w:t>
+        <w:t>eternal life</w:t>
       </w:r>
       <w:r>
         <w:rPr>
@@ -2095,7 +2163,7 @@
         <w:rPr>
           <w:lang w:val="en_US" w:bidi="en_US"/>
         </w:rPr>
-        <w:t xml:space="preserve"> (743732 KB)</w:t>
+        <w:t xml:space="preserve"> (698 KB)</w:t>
       </w:r>
       <w:r>
         <w:rPr>
@@ -2124,205 +2192,75 @@
         <w:rPr>
           <w:lang w:val="en_US" w:bidi="en_US"/>
         </w:rPr>
-        <w:t>evil spirit</w:t>
-      </w:r>
-      <w:r>
-        <w:rPr>
-          <w:lang w:val="en_US" w:bidi="en_US"/>
-        </w:rPr>
-      </w:r>
-    </w:p>
-    <w:p>
-      <w:pPr/>
-      <w:r>
-        <w:rPr>
-          <w:lang w:val="en_US" w:bidi="en_US"/>
-        </w:rPr>
-      </w:r>
-      <w:r>
-        <w:rPr>
-          <w:lang w:val="en_US" w:bidi="en_US"/>
-        </w:rPr>
-        <w:t xml:space="preserve">The phrases </w:t>
-      </w:r>
-      <w:r>
-        <w:rPr>
-          <w:lang w:val="en_US" w:bidi="en_US"/>
-        </w:rPr>
-        <w:t>demon</w:t>
-      </w:r>
-      <w:r>
-        <w:rPr>
-          <w:lang w:val="en_US" w:bidi="en_US"/>
-        </w:rPr>
-        <w:t xml:space="preserve">, </w:t>
+        <w:t>evangelist</w:t>
+      </w:r>
+      <w:r>
+        <w:rPr>
+          <w:lang w:val="en_US" w:bidi="en_US"/>
+        </w:rPr>
+      </w:r>
+    </w:p>
+    <w:p>
+      <w:pPr/>
+      <w:r>
+        <w:rPr>
+          <w:lang w:val="en_US" w:bidi="en_US"/>
+        </w:rPr>
+      </w:r>
+      <w:r>
+        <w:rPr>
+          <w:lang w:val="en_US" w:bidi="en_US"/>
+        </w:rPr>
+        <w:t xml:space="preserve">An </w:t>
       </w:r>
       <w:r>
         <w:rPr>
           <w:b/>
           <w:lang w:val="en_US" w:bidi="en_US"/>
         </w:rPr>
-        <w:t>evil spirits</w:t>
-      </w:r>
-      <w:r>
-        <w:rPr>
-          <w:lang w:val="en_US" w:bidi="en_US"/>
-        </w:rPr>
-        <w:t xml:space="preserve">, or </w:t>
-      </w:r>
-      <w:r>
-        <w:rPr>
-          <w:b/>
-          <w:lang w:val="en_US" w:bidi="en_US"/>
-        </w:rPr>
-        <w:t>unclean spirit</w:t>
-      </w:r>
-      <w:r>
-        <w:rPr>
-          <w:lang w:val="en_US" w:bidi="en_US"/>
-        </w:rPr>
-        <w:t xml:space="preserve"> are referring to the same thing. A demon is a spirit that is rebelling against God. The leader of all demons is called </w:t>
-      </w:r>
-      <w:r>
-        <w:rPr>
-          <w:lang w:val="en_US" w:bidi="en_US"/>
-        </w:rPr>
-        <w:t>Satan</w:t>
-      </w:r>
-      <w:r>
-        <w:rPr>
-          <w:lang w:val="en_US" w:bidi="en_US"/>
-        </w:rPr>
-        <w:t xml:space="preserve">, the </w:t>
-      </w:r>
-      <w:r>
-        <w:rPr>
-          <w:lang w:val="en_US" w:bidi="en_US"/>
-        </w:rPr>
-        <w:t>devil</w:t>
-      </w:r>
-      <w:r>
-        <w:rPr>
-          <w:lang w:val="en_US" w:bidi="en_US"/>
-        </w:rPr>
-        <w:t xml:space="preserve">, or sometimes Beelzebul. Because God has created everything that exists, God also created these spirits. God created them good, as </w:t>
-      </w:r>
-      <w:r>
-        <w:rPr>
-          <w:lang w:val="en_US" w:bidi="en_US"/>
-        </w:rPr>
-        <w:t>angels</w:t>
-      </w:r>
-      <w:r>
-        <w:rPr>
-          <w:lang w:val="en_US" w:bidi="en_US"/>
-        </w:rPr>
-        <w:t>, to do his work. But some angels rebelled against God, and these became evil spirits. These evil spirits try to destroy and deceive people.</w:t>
-      </w:r>
-    </w:p>
-    <w:p>
-      <w:pPr/>
-      <w:r>
-        <w:rPr>
-          <w:lang w:val="en_US" w:bidi="en_US"/>
-        </w:rPr>
-      </w:r>
-      <w:r>
-        <w:rPr>
-          <w:lang w:val="en_US" w:bidi="en_US"/>
-        </w:rPr>
-        <w:t xml:space="preserve">Demons can take control of people so that people become sick, or behave in a strange way. When a demon takes control of a person, we say that the person is </w:t>
-      </w:r>
-      <w:r>
-        <w:rPr>
-          <w:lang w:val="en_US" w:bidi="en_US"/>
-        </w:rPr>
-        <w:t>demon possessed</w:t>
-      </w:r>
-      <w:r>
-        <w:rPr>
-          <w:lang w:val="en_US" w:bidi="en_US"/>
-        </w:rPr>
-        <w:t xml:space="preserve">. A person who was possessed by a demon could become deaf, mute, or have fits that resemble epileptic attacks. The person could become very violent and shout. </w:t>
-      </w:r>
-      <w:r>
-        <w:rPr>
-          <w:lang w:val="en_US" w:bidi="en_US"/>
-        </w:rPr>
-        <w:t>Jewish</w:t>
-      </w:r>
-      <w:r>
-        <w:rPr>
-          <w:lang w:val="en_US" w:bidi="en_US"/>
-        </w:rPr>
-        <w:t xml:space="preserve"> people tried to drive out demons from people through rituals that could last a long time. But Jesus drove out many demons from people during his time on earth, and he did this only by commanding the demons to leave!</w:t>
-      </w:r>
-    </w:p>
-    <w:p>
-      <w:pPr/>
-      <w:r>
-        <w:rPr>
-          <w:lang w:val="en_US" w:bidi="en_US"/>
-        </w:rPr>
-      </w:r>
-      <w:r>
-        <w:rPr>
-          <w:lang w:val="en_US" w:bidi="en_US"/>
-        </w:rPr>
-        <w:t xml:space="preserve">Demons can also be called evil spirits. This makes clear that their intentions are </w:t>
-      </w:r>
-      <w:r>
-        <w:rPr>
-          <w:lang w:val="en_US" w:bidi="en_US"/>
-        </w:rPr>
-        <w:t>evil</w:t>
-      </w:r>
-      <w:r>
-        <w:rPr>
-          <w:lang w:val="en_US" w:bidi="en_US"/>
-        </w:rPr>
-        <w:t xml:space="preserve">. They sometimes are called unclean spirits. Something that is </w:t>
-      </w:r>
-      <w:r>
-        <w:rPr>
-          <w:lang w:val="en_US" w:bidi="en_US"/>
-        </w:rPr>
-        <w:t>unclean</w:t>
-      </w:r>
-      <w:r>
-        <w:rPr>
-          <w:lang w:val="en_US" w:bidi="en_US"/>
-        </w:rPr>
-        <w:t xml:space="preserve"> is unfit for service to God.</w:t>
-      </w:r>
-    </w:p>
-    <w:p>
-      <w:pPr/>
-      <w:r>
-        <w:rPr>
-          <w:lang w:val="en_US" w:bidi="en_US"/>
-        </w:rPr>
-      </w:r>
-      <w:r>
-        <w:rPr>
-          <w:b/>
-          <w:lang w:val="en_US" w:bidi="en_US"/>
-        </w:rPr>
-        <w:t>When you are translating demon, be careful about the following things:</w:t>
-      </w:r>
-    </w:p>
-    <w:p>
-      <w:pPr/>
-      <w:r>
-        <w:rPr>
-          <w:lang w:val="en_US" w:bidi="en_US"/>
-        </w:rPr>
-      </w:r>
-      <w:r>
-        <w:rPr>
-          <w:lang w:val="en_US" w:bidi="en_US"/>
-        </w:rPr>
-        <w:t>Demons are not the spirits of humans who have died, though in many cultures they may pretend that this is what they are. If you have to use a term that means spirits of dead people, then be aware that the people will have to learn over time that these spirits are not really spirits of dead people, but are only pretending to be so.</w:t>
+        <w:t>evangelist</w:t>
+      </w:r>
+      <w:r>
+        <w:rPr>
+          <w:lang w:val="en_US" w:bidi="en_US"/>
+        </w:rPr>
+        <w:t xml:space="preserve"> is someone who tells the </w:t>
+      </w:r>
+      <w:r>
+        <w:rPr>
+          <w:lang w:val="en_US" w:bidi="en_US"/>
+        </w:rPr>
+        <w:t>gospel</w:t>
+      </w:r>
+      <w:r>
+        <w:rPr>
+          <w:lang w:val="en_US" w:bidi="en_US"/>
+        </w:rPr>
+        <w:t xml:space="preserve">, or good news, about Jesus. The gospel is the good news that Jesus was on this earth, Jesus died to rescue us from the punishment for our </w:t>
+      </w:r>
+      <w:r>
+        <w:rPr>
+          <w:lang w:val="en_US" w:bidi="en_US"/>
+        </w:rPr>
+        <w:t>sins</w:t>
+      </w:r>
+      <w:r>
+        <w:rPr>
+          <w:lang w:val="en_US" w:bidi="en_US"/>
+        </w:rPr>
+        <w:t xml:space="preserve">, God raised Jesus from the dead, and Jesus sent </w:t>
+      </w:r>
+      <w:r>
+        <w:rPr>
+          <w:lang w:val="en_US" w:bidi="en_US"/>
+        </w:rPr>
+        <w:t>God's Spirit</w:t>
+      </w:r>
+      <w:r>
+        <w:rPr>
+          <w:lang w:val="en_US" w:bidi="en_US"/>
+        </w:rPr>
+        <w:t xml:space="preserve"> to give his followers God's power. If we believe this good news, we are friends with God forever, and God gives us new life with him that starts now and lasts forever. Although any believer can do the work of sharing this good news, God gives some people the special gift to do the work of an evangelist for the church.</w:t>
       </w:r>
       <w:r>
         <w:rPr>
@@ -2351,7 +2289,7 @@
         <w:rPr>
           <w:lang w:val="en_US" w:bidi="en_US"/>
         </w:rPr>
-        <w:t>evil spirit</w:t>
+        <w:t>evangelist</w:t>
       </w:r>
       <w:r>
         <w:rPr>
@@ -2398,7 +2336,495 @@
         <w:rPr>
           <w:lang w:val="en_US" w:bidi="en_US"/>
         </w:rPr>
-        <w:t xml:space="preserve"> (1508589 KB)</w:t>
+        <w:t xml:space="preserve"> (499 KB)</w:t>
+      </w:r>
+      <w:r>
+        <w:rPr>
+          <w:lang w:val="en_US" w:bidi="en_US"/>
+        </w:rPr>
+      </w:r>
+      <w:r>
+        <w:rPr>
+          <w:lang w:val="en_US" w:bidi="en_US"/>
+        </w:rPr>
+      </w:r>
+    </w:p>
+    <w:p>
+      <w:pPr/>
+      <w:r>
+        <w:rPr>
+          <w:lang w:val="en_US" w:bidi="en_US"/>
+        </w:rPr>
+      </w:r>
+    </w:p>
+    <w:p>
+      <w:pPr>
+        <w:pStyle w:val="Heading2"/>
+      </w:pPr>
+      <w:r>
+        <w:rPr>
+          <w:lang w:val="en_US" w:bidi="en_US"/>
+        </w:rPr>
+        <w:t>evil</w:t>
+      </w:r>
+      <w:r>
+        <w:rPr>
+          <w:lang w:val="en_US" w:bidi="en_US"/>
+        </w:rPr>
+      </w:r>
+    </w:p>
+    <w:p>
+      <w:pPr/>
+      <w:r>
+        <w:rPr>
+          <w:lang w:val="en_US" w:bidi="en_US"/>
+        </w:rPr>
+      </w:r>
+      <w:r>
+        <w:rPr>
+          <w:b/>
+          <w:lang w:val="en_US" w:bidi="en_US"/>
+        </w:rPr>
+        <w:t>Evil</w:t>
+      </w:r>
+      <w:r>
+        <w:rPr>
+          <w:lang w:val="en_US" w:bidi="en_US"/>
+        </w:rPr>
+        <w:t xml:space="preserve"> is the opposite of good.</w:t>
+      </w:r>
+    </w:p>
+    <w:p>
+      <w:pPr/>
+      <w:r>
+        <w:rPr>
+          <w:lang w:val="en_US" w:bidi="en_US"/>
+        </w:rPr>
+      </w:r>
+      <w:r>
+        <w:rPr>
+          <w:lang w:val="en_US" w:bidi="en_US"/>
+        </w:rPr>
+        <w:t>A person who is evil willingly does bad things that hurt other people. When people stop obeying God they begin to do evil actions.</w:t>
+      </w:r>
+    </w:p>
+    <w:p>
+      <w:pPr/>
+      <w:r>
+        <w:rPr>
+          <w:lang w:val="en_US" w:bidi="en_US"/>
+        </w:rPr>
+      </w:r>
+      <w:r>
+        <w:rPr>
+          <w:lang w:val="en_US" w:bidi="en_US"/>
+        </w:rPr>
+        <w:t>Because humans are so disobedient to God, the Bible teaches us that our hearts have become evil. Instead of wanting to do good things, we want to do bad things. Very many problems in the world like war, poverty, and injustice happen because of the evil inside people's hearts. Even sickness and death is ultimately a result of evil.</w:t>
+      </w:r>
+    </w:p>
+    <w:p>
+      <w:pPr/>
+      <w:r>
+        <w:rPr>
+          <w:lang w:val="en_US" w:bidi="en_US"/>
+        </w:rPr>
+      </w:r>
+      <w:r>
+        <w:rPr>
+          <w:lang w:val="en_US" w:bidi="en_US"/>
+        </w:rPr>
+        <w:t xml:space="preserve">God hates evil. Only God can destroy evil, because God is all good. When God will establish his </w:t>
+      </w:r>
+      <w:r>
+        <w:rPr>
+          <w:lang w:val="en_US" w:bidi="en_US"/>
+        </w:rPr>
+        <w:t>kingdom</w:t>
+      </w:r>
+      <w:r>
+        <w:rPr>
+          <w:lang w:val="en_US" w:bidi="en_US"/>
+        </w:rPr>
+        <w:t xml:space="preserve"> forever, he will destroy evil forever. Nothing that is evil will enter God's kingdom. Until that time, God still allows evil to happen. However, God is more powerful than all evil.</w:t>
+      </w:r>
+      <w:r>
+        <w:rPr>
+          <w:lang w:val="en_US" w:bidi="en_US"/>
+        </w:rPr>
+      </w:r>
+      <w:r>
+        <w:rPr>
+          <w:lang w:val="en_US" w:bidi="en_US"/>
+        </w:rPr>
+      </w:r>
+    </w:p>
+    <w:p>
+      <w:pPr/>
+      <w:r>
+        <w:rPr>
+          <w:lang w:val="en_US" w:bidi="en_US"/>
+        </w:rPr>
+      </w:r>
+    </w:p>
+    <w:p>
+      <w:pPr>
+        <w:pStyle w:val="Heading2"/>
+      </w:pPr>
+      <w:r>
+        <w:rPr>
+          <w:lang w:val="en_US" w:bidi="en_US"/>
+        </w:rPr>
+        <w:t>evil</w:t>
+      </w:r>
+      <w:r>
+        <w:rPr>
+          <w:lang w:val="en_US" w:bidi="en_US"/>
+        </w:rPr>
+      </w:r>
+    </w:p>
+    <w:p>
+      <w:pPr>
+        <w:pStyle w:val="Heading4"/>
+      </w:pPr>
+      <w:r>
+        <w:rPr>
+          <w:lang w:val="en_US" w:bidi="en_US"/>
+        </w:rPr>
+        <w:t>Audio Content</w:t>
+      </w:r>
+      <w:r>
+        <w:rPr>
+          <w:lang w:val="en_US" w:bidi="en_US"/>
+        </w:rPr>
+      </w:r>
+    </w:p>
+    <w:p>
+      <w:pPr/>
+      <w:r>
+        <w:rPr>
+          <w:lang w:val="en_US" w:bidi="en_US"/>
+        </w:rPr>
+      </w:r>
+      <w:hyperlink r:id="rId23">
+        <w:r>
+          <w:rPr>
+            <w:lang w:val="en_US" w:bidi="en_US"/>
+          </w:rPr>
+          <w:rPr>
+            <w:color w:val="0000EE"/>
+            <w:u w:val="single"/>
+          </w:rPr>
+          <w:t>mp3 file</w:t>
+        </w:r>
+      </w:hyperlink>
+      <w:r>
+        <w:rPr>
+          <w:lang w:val="en_US" w:bidi="en_US"/>
+        </w:rPr>
+        <w:t xml:space="preserve"> (726 KB)</w:t>
+      </w:r>
+      <w:r>
+        <w:rPr>
+          <w:lang w:val="en_US" w:bidi="en_US"/>
+        </w:rPr>
+      </w:r>
+      <w:r>
+        <w:rPr>
+          <w:lang w:val="en_US" w:bidi="en_US"/>
+        </w:rPr>
+      </w:r>
+    </w:p>
+    <w:p>
+      <w:pPr/>
+      <w:r>
+        <w:rPr>
+          <w:lang w:val="en_US" w:bidi="en_US"/>
+        </w:rPr>
+      </w:r>
+    </w:p>
+    <w:p>
+      <w:pPr>
+        <w:pStyle w:val="Heading2"/>
+      </w:pPr>
+      <w:r>
+        <w:rPr>
+          <w:lang w:val="en_US" w:bidi="en_US"/>
+        </w:rPr>
+        <w:t>evil spirit</w:t>
+      </w:r>
+      <w:r>
+        <w:rPr>
+          <w:lang w:val="en_US" w:bidi="en_US"/>
+        </w:rPr>
+      </w:r>
+    </w:p>
+    <w:p>
+      <w:pPr/>
+      <w:r>
+        <w:rPr>
+          <w:lang w:val="en_US" w:bidi="en_US"/>
+        </w:rPr>
+      </w:r>
+      <w:r>
+        <w:rPr>
+          <w:lang w:val="en_US" w:bidi="en_US"/>
+        </w:rPr>
+        <w:t xml:space="preserve">The phrases </w:t>
+      </w:r>
+      <w:r>
+        <w:rPr>
+          <w:lang w:val="en_US" w:bidi="en_US"/>
+        </w:rPr>
+        <w:t>demon</w:t>
+      </w:r>
+      <w:r>
+        <w:rPr>
+          <w:lang w:val="en_US" w:bidi="en_US"/>
+        </w:rPr>
+        <w:t xml:space="preserve">, </w:t>
+      </w:r>
+      <w:r>
+        <w:rPr>
+          <w:b/>
+          <w:lang w:val="en_US" w:bidi="en_US"/>
+        </w:rPr>
+        <w:t>evil spirits</w:t>
+      </w:r>
+      <w:r>
+        <w:rPr>
+          <w:lang w:val="en_US" w:bidi="en_US"/>
+        </w:rPr>
+        <w:t xml:space="preserve">, or </w:t>
+      </w:r>
+      <w:r>
+        <w:rPr>
+          <w:b/>
+          <w:lang w:val="en_US" w:bidi="en_US"/>
+        </w:rPr>
+        <w:t>unclean spirit</w:t>
+      </w:r>
+      <w:r>
+        <w:rPr>
+          <w:lang w:val="en_US" w:bidi="en_US"/>
+        </w:rPr>
+        <w:t xml:space="preserve"> are referring to the same thing. A demon is a spirit that is rebelling against God. The leader of all demons is called </w:t>
+      </w:r>
+      <w:r>
+        <w:rPr>
+          <w:lang w:val="en_US" w:bidi="en_US"/>
+        </w:rPr>
+        <w:t>Satan</w:t>
+      </w:r>
+      <w:r>
+        <w:rPr>
+          <w:lang w:val="en_US" w:bidi="en_US"/>
+        </w:rPr>
+        <w:t xml:space="preserve">, the </w:t>
+      </w:r>
+      <w:r>
+        <w:rPr>
+          <w:lang w:val="en_US" w:bidi="en_US"/>
+        </w:rPr>
+        <w:t>devil</w:t>
+      </w:r>
+      <w:r>
+        <w:rPr>
+          <w:lang w:val="en_US" w:bidi="en_US"/>
+        </w:rPr>
+        <w:t xml:space="preserve">, or sometimes Beelzebul. Because God has created everything that exists, God also created these spirits. God created them good, as </w:t>
+      </w:r>
+      <w:r>
+        <w:rPr>
+          <w:lang w:val="en_US" w:bidi="en_US"/>
+        </w:rPr>
+        <w:t>angels</w:t>
+      </w:r>
+      <w:r>
+        <w:rPr>
+          <w:lang w:val="en_US" w:bidi="en_US"/>
+        </w:rPr>
+        <w:t>, to do his work. But some angels rebelled against God, and these became evil spirits. These evil spirits try to destroy and deceive people.</w:t>
+      </w:r>
+    </w:p>
+    <w:p>
+      <w:pPr/>
+      <w:r>
+        <w:rPr>
+          <w:lang w:val="en_US" w:bidi="en_US"/>
+        </w:rPr>
+      </w:r>
+      <w:r>
+        <w:rPr>
+          <w:lang w:val="en_US" w:bidi="en_US"/>
+        </w:rPr>
+        <w:t xml:space="preserve">Demons can take control of people so that people become sick, or behave in a strange way. When a demon takes control of a person, we say that the person is </w:t>
+      </w:r>
+      <w:r>
+        <w:rPr>
+          <w:lang w:val="en_US" w:bidi="en_US"/>
+        </w:rPr>
+        <w:t>demon possessed</w:t>
+      </w:r>
+      <w:r>
+        <w:rPr>
+          <w:lang w:val="en_US" w:bidi="en_US"/>
+        </w:rPr>
+        <w:t xml:space="preserve">. A person who was possessed by a demon could become deaf, mute, or have fits that resemble epileptic attacks. The person could become very violent and shout. </w:t>
+      </w:r>
+      <w:r>
+        <w:rPr>
+          <w:lang w:val="en_US" w:bidi="en_US"/>
+        </w:rPr>
+        <w:t>Jewish</w:t>
+      </w:r>
+      <w:r>
+        <w:rPr>
+          <w:lang w:val="en_US" w:bidi="en_US"/>
+        </w:rPr>
+        <w:t xml:space="preserve"> people tried to drive out demons from people through rituals that could last a long time. But Jesus drove out many demons from people during his time on earth, and he did this only by commanding the demons to leave!</w:t>
+      </w:r>
+    </w:p>
+    <w:p>
+      <w:pPr/>
+      <w:r>
+        <w:rPr>
+          <w:lang w:val="en_US" w:bidi="en_US"/>
+        </w:rPr>
+      </w:r>
+      <w:r>
+        <w:rPr>
+          <w:lang w:val="en_US" w:bidi="en_US"/>
+        </w:rPr>
+        <w:t xml:space="preserve">Demons can also be called evil spirits. This makes clear that their intentions are </w:t>
+      </w:r>
+      <w:r>
+        <w:rPr>
+          <w:lang w:val="en_US" w:bidi="en_US"/>
+        </w:rPr>
+        <w:t>evil</w:t>
+      </w:r>
+      <w:r>
+        <w:rPr>
+          <w:lang w:val="en_US" w:bidi="en_US"/>
+        </w:rPr>
+        <w:t xml:space="preserve">. They sometimes are called unclean spirits. Something that is </w:t>
+      </w:r>
+      <w:r>
+        <w:rPr>
+          <w:lang w:val="en_US" w:bidi="en_US"/>
+        </w:rPr>
+        <w:t>unclean</w:t>
+      </w:r>
+      <w:r>
+        <w:rPr>
+          <w:lang w:val="en_US" w:bidi="en_US"/>
+        </w:rPr>
+        <w:t xml:space="preserve"> is unfit for service to God.</w:t>
+      </w:r>
+    </w:p>
+    <w:p>
+      <w:pPr/>
+      <w:r>
+        <w:rPr>
+          <w:lang w:val="en_US" w:bidi="en_US"/>
+        </w:rPr>
+      </w:r>
+      <w:r>
+        <w:rPr>
+          <w:b/>
+          <w:lang w:val="en_US" w:bidi="en_US"/>
+        </w:rPr>
+        <w:t>When you are translating demon, be careful about the following things:</w:t>
+      </w:r>
+    </w:p>
+    <w:p>
+      <w:pPr/>
+      <w:r>
+        <w:rPr>
+          <w:lang w:val="en_US" w:bidi="en_US"/>
+        </w:rPr>
+      </w:r>
+      <w:r>
+        <w:rPr>
+          <w:lang w:val="en_US" w:bidi="en_US"/>
+        </w:rPr>
+        <w:t>Demons are not the spirits of humans who have died, though in many cultures they may pretend that this is what they are. If you have to use a term that means spirits of dead people, then be aware that the people will have to learn over time that these spirits are not really spirits of dead people, but are only pretending to be so.</w:t>
+      </w:r>
+      <w:r>
+        <w:rPr>
+          <w:lang w:val="en_US" w:bidi="en_US"/>
+        </w:rPr>
+      </w:r>
+      <w:r>
+        <w:rPr>
+          <w:lang w:val="en_US" w:bidi="en_US"/>
+        </w:rPr>
+      </w:r>
+    </w:p>
+    <w:p>
+      <w:pPr/>
+      <w:r>
+        <w:rPr>
+          <w:lang w:val="en_US" w:bidi="en_US"/>
+        </w:rPr>
+      </w:r>
+    </w:p>
+    <w:p>
+      <w:pPr>
+        <w:pStyle w:val="Heading2"/>
+      </w:pPr>
+      <w:r>
+        <w:rPr>
+          <w:lang w:val="en_US" w:bidi="en_US"/>
+        </w:rPr>
+        <w:t>evil spirit</w:t>
+      </w:r>
+      <w:r>
+        <w:rPr>
+          <w:lang w:val="en_US" w:bidi="en_US"/>
+        </w:rPr>
+      </w:r>
+    </w:p>
+    <w:p>
+      <w:pPr>
+        <w:pStyle w:val="Heading4"/>
+      </w:pPr>
+      <w:r>
+        <w:rPr>
+          <w:lang w:val="en_US" w:bidi="en_US"/>
+        </w:rPr>
+        <w:t>Audio Content</w:t>
+      </w:r>
+      <w:r>
+        <w:rPr>
+          <w:lang w:val="en_US" w:bidi="en_US"/>
+        </w:rPr>
+      </w:r>
+    </w:p>
+    <w:p>
+      <w:pPr/>
+      <w:r>
+        <w:rPr>
+          <w:lang w:val="en_US" w:bidi="en_US"/>
+        </w:rPr>
+      </w:r>
+      <w:hyperlink r:id="rId24">
+        <w:r>
+          <w:rPr>
+            <w:lang w:val="en_US" w:bidi="en_US"/>
+          </w:rPr>
+          <w:rPr>
+            <w:color w:val="0000EE"/>
+            <w:u w:val="single"/>
+          </w:rPr>
+          <w:t>mp3 file</w:t>
+        </w:r>
+      </w:hyperlink>
+      <w:r>
+        <w:rPr>
+          <w:lang w:val="en_US" w:bidi="en_US"/>
+        </w:rPr>
+        <w:t xml:space="preserve"> (1.4 MB)</w:t>
       </w:r>
       <w:r>
         <w:rPr>

--- a/eng/docx/005.content.docx
+++ b/eng/docx/005.content.docx
@@ -224,12 +224,18 @@
         </w:rPr>
         <w:t xml:space="preserve"> is a person with </w:t>
       </w:r>
-      <w:r>
-        <w:rPr>
-          <w:lang w:val="en_US" w:bidi="en_US"/>
-        </w:rPr>
-        <w:t>authority</w:t>
-      </w:r>
+      <w:hyperlink r:id="rId13">
+        <w:r>
+          <w:rPr>
+            <w:lang w:val="en_US" w:bidi="en_US"/>
+          </w:rPr>
+          <w:rPr>
+            <w:color w:val="0000EE"/>
+            <w:u w:val="single"/>
+          </w:rPr>
+          <w:t>authority</w:t>
+        </w:r>
+      </w:hyperlink>
       <w:r>
         <w:rPr>
           <w:lang w:val="en_US" w:bidi="en_US"/>
@@ -250,24 +256,36 @@
         </w:rPr>
         <w:t xml:space="preserve">In the New Testament, elders are people in the </w:t>
       </w:r>
-      <w:r>
-        <w:rPr>
-          <w:lang w:val="en_US" w:bidi="en_US"/>
-        </w:rPr>
-        <w:t>church</w:t>
-      </w:r>
+      <w:hyperlink r:id="rId14">
+        <w:r>
+          <w:rPr>
+            <w:lang w:val="en_US" w:bidi="en_US"/>
+          </w:rPr>
+          <w:rPr>
+            <w:color w:val="0000EE"/>
+            <w:u w:val="single"/>
+          </w:rPr>
+          <w:t>church</w:t>
+        </w:r>
+      </w:hyperlink>
       <w:r>
         <w:rPr>
           <w:lang w:val="en_US" w:bidi="en_US"/>
         </w:rPr>
         <w:t xml:space="preserve"> who have authority. The </w:t>
       </w:r>
-      <w:r>
-        <w:rPr>
-          <w:lang w:val="en_US" w:bidi="en_US"/>
-        </w:rPr>
-        <w:t>apostles</w:t>
-      </w:r>
+      <w:hyperlink r:id="rId15">
+        <w:r>
+          <w:rPr>
+            <w:lang w:val="en_US" w:bidi="en_US"/>
+          </w:rPr>
+          <w:rPr>
+            <w:color w:val="0000EE"/>
+            <w:u w:val="single"/>
+          </w:rPr>
+          <w:t>apostles</w:t>
+        </w:r>
+      </w:hyperlink>
       <w:r>
         <w:rPr>
           <w:lang w:val="en_US" w:bidi="en_US"/>
@@ -361,7 +379,7 @@
           <w:lang w:val="en_US" w:bidi="en_US"/>
         </w:rPr>
       </w:r>
-      <w:hyperlink r:id="rId13">
+      <w:hyperlink r:id="rId16">
         <w:r>
           <w:rPr>
             <w:lang w:val="en_US" w:bidi="en_US"/>
@@ -434,24 +452,36 @@
         </w:rPr>
         <w:t xml:space="preserve"> is a name that people use for </w:t>
       </w:r>
-      <w:r>
-        <w:rPr>
-          <w:lang w:val="en_US" w:bidi="en_US"/>
-        </w:rPr>
-        <w:t>God</w:t>
-      </w:r>
+      <w:hyperlink r:id="rId17">
+        <w:r>
+          <w:rPr>
+            <w:lang w:val="en_US" w:bidi="en_US"/>
+          </w:rPr>
+          <w:rPr>
+            <w:color w:val="0000EE"/>
+            <w:u w:val="single"/>
+          </w:rPr>
+          <w:t>God</w:t>
+        </w:r>
+      </w:hyperlink>
       <w:r>
         <w:rPr>
           <w:lang w:val="en_US" w:bidi="en_US"/>
         </w:rPr>
         <w:t xml:space="preserve">. El-Elyon means "the most high God." When people use this name for God, they are reminded that God is the most powerful of any being. The name means that there is no one who is more important, or has more </w:t>
       </w:r>
-      <w:r>
-        <w:rPr>
-          <w:lang w:val="en_US" w:bidi="en_US"/>
-        </w:rPr>
-        <w:t>authority</w:t>
-      </w:r>
+      <w:hyperlink r:id="rId13">
+        <w:r>
+          <w:rPr>
+            <w:lang w:val="en_US" w:bidi="en_US"/>
+          </w:rPr>
+          <w:rPr>
+            <w:color w:val="0000EE"/>
+            <w:u w:val="single"/>
+          </w:rPr>
+          <w:t>authority</w:t>
+        </w:r>
+      </w:hyperlink>
       <w:r>
         <w:rPr>
           <w:lang w:val="en_US" w:bidi="en_US"/>
@@ -530,7 +560,7 @@
           <w:lang w:val="en_US" w:bidi="en_US"/>
         </w:rPr>
       </w:r>
-      <w:hyperlink r:id="rId14">
+      <w:hyperlink r:id="rId18">
         <w:r>
           <w:rPr>
             <w:lang w:val="en_US" w:bidi="en_US"/>
@@ -603,12 +633,18 @@
         </w:rPr>
         <w:t xml:space="preserve"> was an important </w:t>
       </w:r>
-      <w:r>
-        <w:rPr>
-          <w:lang w:val="en_US" w:bidi="en_US"/>
-        </w:rPr>
-        <w:t>prophet</w:t>
-      </w:r>
+      <w:hyperlink r:id="rId19">
+        <w:r>
+          <w:rPr>
+            <w:lang w:val="en_US" w:bidi="en_US"/>
+          </w:rPr>
+          <w:rPr>
+            <w:color w:val="0000EE"/>
+            <w:u w:val="single"/>
+          </w:rPr>
+          <w:t>prophet</w:t>
+        </w:r>
+      </w:hyperlink>
       <w:r>
         <w:rPr>
           <w:lang w:val="en_US" w:bidi="en_US"/>
@@ -629,48 +665,72 @@
         </w:rPr>
         <w:t xml:space="preserve">Elijah lived during the time that </w:t>
       </w:r>
-      <w:r>
-        <w:rPr>
-          <w:lang w:val="en_US" w:bidi="en_US"/>
-        </w:rPr>
-        <w:t>Israel</w:t>
-      </w:r>
+      <w:hyperlink r:id="rId20">
+        <w:r>
+          <w:rPr>
+            <w:lang w:val="en_US" w:bidi="en_US"/>
+          </w:rPr>
+          <w:rPr>
+            <w:color w:val="0000EE"/>
+            <w:u w:val="single"/>
+          </w:rPr>
+          <w:t>Israel</w:t>
+        </w:r>
+      </w:hyperlink>
       <w:r>
         <w:rPr>
           <w:lang w:val="en_US" w:bidi="en_US"/>
         </w:rPr>
         <w:t xml:space="preserve"> was ruled by </w:t>
       </w:r>
-      <w:r>
-        <w:rPr>
-          <w:lang w:val="en_US" w:bidi="en_US"/>
-        </w:rPr>
-        <w:t>kings</w:t>
-      </w:r>
+      <w:hyperlink r:id="rId21">
+        <w:r>
+          <w:rPr>
+            <w:lang w:val="en_US" w:bidi="en_US"/>
+          </w:rPr>
+          <w:rPr>
+            <w:color w:val="0000EE"/>
+            <w:u w:val="single"/>
+          </w:rPr>
+          <w:t>kings</w:t>
+        </w:r>
+      </w:hyperlink>
       <w:r>
         <w:rPr>
           <w:lang w:val="en_US" w:bidi="en_US"/>
         </w:rPr>
         <w:t xml:space="preserve"> who did not obey God, and these kings had led the people of Israel away from God. The people had begun to </w:t>
       </w:r>
-      <w:r>
-        <w:rPr>
-          <w:lang w:val="en_US" w:bidi="en_US"/>
-        </w:rPr>
-        <w:t>worship</w:t>
-      </w:r>
+      <w:hyperlink r:id="rId22">
+        <w:r>
+          <w:rPr>
+            <w:lang w:val="en_US" w:bidi="en_US"/>
+          </w:rPr>
+          <w:rPr>
+            <w:color w:val="0000EE"/>
+            <w:u w:val="single"/>
+          </w:rPr>
+          <w:t>worship</w:t>
+        </w:r>
+      </w:hyperlink>
       <w:r>
         <w:rPr>
           <w:lang w:val="en_US" w:bidi="en_US"/>
         </w:rPr>
         <w:t xml:space="preserve"> false </w:t>
       </w:r>
-      <w:r>
-        <w:rPr>
-          <w:lang w:val="en_US" w:bidi="en_US"/>
-        </w:rPr>
-        <w:t>gods</w:t>
-      </w:r>
+      <w:hyperlink r:id="rId17">
+        <w:r>
+          <w:rPr>
+            <w:lang w:val="en_US" w:bidi="en_US"/>
+          </w:rPr>
+          <w:rPr>
+            <w:color w:val="0000EE"/>
+            <w:u w:val="single"/>
+          </w:rPr>
+          <w:t>gods</w:t>
+        </w:r>
+      </w:hyperlink>
       <w:r>
         <w:rPr>
           <w:lang w:val="en_US" w:bidi="en_US"/>
@@ -718,36 +778,54 @@
         </w:rPr>
         <w:t xml:space="preserve">At the end of his life, Elijah separated the water of the </w:t>
       </w:r>
-      <w:r>
-        <w:rPr>
-          <w:lang w:val="en_US" w:bidi="en_US"/>
-        </w:rPr>
-        <w:t>Jordan River</w:t>
-      </w:r>
+      <w:hyperlink r:id="rId23">
+        <w:r>
+          <w:rPr>
+            <w:lang w:val="en_US" w:bidi="en_US"/>
+          </w:rPr>
+          <w:rPr>
+            <w:color w:val="0000EE"/>
+            <w:u w:val="single"/>
+          </w:rPr>
+          <w:t>Jordan River</w:t>
+        </w:r>
+      </w:hyperlink>
       <w:r>
         <w:rPr>
           <w:lang w:val="en_US" w:bidi="en_US"/>
         </w:rPr>
         <w:t xml:space="preserve"> with his </w:t>
       </w:r>
-      <w:r>
-        <w:rPr>
-          <w:lang w:val="en_US" w:bidi="en_US"/>
-        </w:rPr>
-        <w:t>cloak</w:t>
-      </w:r>
+      <w:hyperlink r:id="rId24">
+        <w:r>
+          <w:rPr>
+            <w:lang w:val="en_US" w:bidi="en_US"/>
+          </w:rPr>
+          <w:rPr>
+            <w:color w:val="0000EE"/>
+            <w:u w:val="single"/>
+          </w:rPr>
+          <w:t>cloak</w:t>
+        </w:r>
+      </w:hyperlink>
       <w:r>
         <w:rPr>
           <w:lang w:val="en_US" w:bidi="en_US"/>
         </w:rPr>
         <w:t xml:space="preserve"> and walked across the water to the other side. This </w:t>
       </w:r>
-      <w:r>
-        <w:rPr>
-          <w:lang w:val="en_US" w:bidi="en_US"/>
-        </w:rPr>
-        <w:t>miracle</w:t>
-      </w:r>
+      <w:hyperlink r:id="rId25">
+        <w:r>
+          <w:rPr>
+            <w:lang w:val="en_US" w:bidi="en_US"/>
+          </w:rPr>
+          <w:rPr>
+            <w:color w:val="0000EE"/>
+            <w:u w:val="single"/>
+          </w:rPr>
+          <w:t>miracle</w:t>
+        </w:r>
+      </w:hyperlink>
       <w:r>
         <w:rPr>
           <w:lang w:val="en_US" w:bidi="en_US"/>
@@ -768,12 +846,18 @@
         </w:rPr>
         <w:t xml:space="preserve">Elijah did not die like other people do. God took Elijah up to </w:t>
       </w:r>
-      <w:r>
-        <w:rPr>
-          <w:lang w:val="en_US" w:bidi="en_US"/>
-        </w:rPr>
-        <w:t>heaven</w:t>
-      </w:r>
+      <w:hyperlink r:id="rId26">
+        <w:r>
+          <w:rPr>
+            <w:lang w:val="en_US" w:bidi="en_US"/>
+          </w:rPr>
+          <w:rPr>
+            <w:color w:val="0000EE"/>
+            <w:u w:val="single"/>
+          </w:rPr>
+          <w:t>heaven</w:t>
+        </w:r>
+      </w:hyperlink>
       <w:r>
         <w:rPr>
           <w:lang w:val="en_US" w:bidi="en_US"/>
@@ -794,36 +878,54 @@
         </w:rPr>
         <w:t xml:space="preserve">In the book of the prophet Malachi, which was written hundreds of years after Elijah's life, God said to the people of Israel that before God would come back to judge the whole world, God would send the prophet Elijah. This means that God would send another prophet like Elijah. This new Elijah would make the people of Israel </w:t>
       </w:r>
-      <w:r>
-        <w:rPr>
-          <w:lang w:val="en_US" w:bidi="en_US"/>
-        </w:rPr>
-        <w:t>repent</w:t>
-      </w:r>
+      <w:hyperlink r:id="rId27">
+        <w:r>
+          <w:rPr>
+            <w:lang w:val="en_US" w:bidi="en_US"/>
+          </w:rPr>
+          <w:rPr>
+            <w:color w:val="0000EE"/>
+            <w:u w:val="single"/>
+          </w:rPr>
+          <w:t>repent</w:t>
+        </w:r>
+      </w:hyperlink>
       <w:r>
         <w:rPr>
           <w:lang w:val="en_US" w:bidi="en_US"/>
         </w:rPr>
         <w:t xml:space="preserve">, so that they would be ready to receive God. Jesus later explains to his </w:t>
       </w:r>
-      <w:r>
-        <w:rPr>
-          <w:lang w:val="en_US" w:bidi="en_US"/>
-        </w:rPr>
-        <w:t>disciples</w:t>
-      </w:r>
+      <w:hyperlink r:id="rId28">
+        <w:r>
+          <w:rPr>
+            <w:lang w:val="en_US" w:bidi="en_US"/>
+          </w:rPr>
+          <w:rPr>
+            <w:color w:val="0000EE"/>
+            <w:u w:val="single"/>
+          </w:rPr>
+          <w:t>disciples</w:t>
+        </w:r>
+      </w:hyperlink>
       <w:r>
         <w:rPr>
           <w:lang w:val="en_US" w:bidi="en_US"/>
         </w:rPr>
         <w:t xml:space="preserve"> that </w:t>
       </w:r>
-      <w:r>
-        <w:rPr>
-          <w:lang w:val="en_US" w:bidi="en_US"/>
-        </w:rPr>
-        <w:t>John the baptizer</w:t>
-      </w:r>
+      <w:hyperlink r:id="rId29">
+        <w:r>
+          <w:rPr>
+            <w:lang w:val="en_US" w:bidi="en_US"/>
+          </w:rPr>
+          <w:rPr>
+            <w:color w:val="0000EE"/>
+            <w:u w:val="single"/>
+          </w:rPr>
+          <w:t>John the baptizer</w:t>
+        </w:r>
+      </w:hyperlink>
       <w:r>
         <w:rPr>
           <w:lang w:val="en_US" w:bidi="en_US"/>
@@ -888,7 +990,7 @@
           <w:lang w:val="en_US" w:bidi="en_US"/>
         </w:rPr>
       </w:r>
-      <w:hyperlink r:id="rId15">
+      <w:hyperlink r:id="rId30">
         <w:r>
           <w:rPr>
             <w:lang w:val="en_US" w:bidi="en_US"/>
@@ -954,48 +1056,72 @@
         </w:rPr>
         <w:t xml:space="preserve">Elizabeth was the mother of </w:t>
       </w:r>
-      <w:r>
-        <w:rPr>
-          <w:lang w:val="en_US" w:bidi="en_US"/>
-        </w:rPr>
-        <w:t>John the baptizer</w:t>
-      </w:r>
+      <w:hyperlink r:id="rId29">
+        <w:r>
+          <w:rPr>
+            <w:lang w:val="en_US" w:bidi="en_US"/>
+          </w:rPr>
+          <w:rPr>
+            <w:color w:val="0000EE"/>
+            <w:u w:val="single"/>
+          </w:rPr>
+          <w:t>John the baptizer</w:t>
+        </w:r>
+      </w:hyperlink>
       <w:r>
         <w:rPr>
           <w:lang w:val="en_US" w:bidi="en_US"/>
         </w:rPr>
         <w:t xml:space="preserve">. Elizabeth's husband was Zechariah. Zechariah was a </w:t>
       </w:r>
-      <w:r>
-        <w:rPr>
-          <w:lang w:val="en_US" w:bidi="en_US"/>
-        </w:rPr>
-        <w:t>priest</w:t>
-      </w:r>
+      <w:hyperlink r:id="rId31">
+        <w:r>
+          <w:rPr>
+            <w:lang w:val="en_US" w:bidi="en_US"/>
+          </w:rPr>
+          <w:rPr>
+            <w:color w:val="0000EE"/>
+            <w:u w:val="single"/>
+          </w:rPr>
+          <w:t>priest</w:t>
+        </w:r>
+      </w:hyperlink>
       <w:r>
         <w:rPr>
           <w:lang w:val="en_US" w:bidi="en_US"/>
         </w:rPr>
         <w:t xml:space="preserve"> and served God in the </w:t>
       </w:r>
-      <w:r>
-        <w:rPr>
-          <w:lang w:val="en_US" w:bidi="en_US"/>
-        </w:rPr>
-        <w:t>temple</w:t>
-      </w:r>
+      <w:hyperlink r:id="rId32">
+        <w:r>
+          <w:rPr>
+            <w:lang w:val="en_US" w:bidi="en_US"/>
+          </w:rPr>
+          <w:rPr>
+            <w:color w:val="0000EE"/>
+            <w:u w:val="single"/>
+          </w:rPr>
+          <w:t>temple</w:t>
+        </w:r>
+      </w:hyperlink>
       <w:r>
         <w:rPr>
           <w:lang w:val="en_US" w:bidi="en_US"/>
         </w:rPr>
         <w:t xml:space="preserve"> in </w:t>
       </w:r>
-      <w:r>
-        <w:rPr>
-          <w:lang w:val="en_US" w:bidi="en_US"/>
-        </w:rPr>
-        <w:t>Jerusalem</w:t>
-      </w:r>
+      <w:hyperlink r:id="rId33">
+        <w:r>
+          <w:rPr>
+            <w:lang w:val="en_US" w:bidi="en_US"/>
+          </w:rPr>
+          <w:rPr>
+            <w:color w:val="0000EE"/>
+            <w:u w:val="single"/>
+          </w:rPr>
+          <w:t>Jerusalem</w:t>
+        </w:r>
+      </w:hyperlink>
       <w:r>
         <w:rPr>
           <w:lang w:val="en_US" w:bidi="en_US"/>
@@ -1016,72 +1142,108 @@
         </w:rPr>
         <w:t xml:space="preserve">One time, when her husband Zechariah was in the temple, an </w:t>
       </w:r>
-      <w:r>
-        <w:rPr>
-          <w:lang w:val="en_US" w:bidi="en_US"/>
-        </w:rPr>
-        <w:t>angel</w:t>
-      </w:r>
+      <w:hyperlink r:id="rId34">
+        <w:r>
+          <w:rPr>
+            <w:lang w:val="en_US" w:bidi="en_US"/>
+          </w:rPr>
+          <w:rPr>
+            <w:color w:val="0000EE"/>
+            <w:u w:val="single"/>
+          </w:rPr>
+          <w:t>angel</w:t>
+        </w:r>
+      </w:hyperlink>
       <w:r>
         <w:rPr>
           <w:lang w:val="en_US" w:bidi="en_US"/>
         </w:rPr>
         <w:t xml:space="preserve"> appeared to Zechariah and told him that his wife Elizabeth would have a son. This son would be a servant of God like </w:t>
       </w:r>
-      <w:r>
-        <w:rPr>
-          <w:lang w:val="en_US" w:bidi="en_US"/>
-        </w:rPr>
-        <w:t>Elijah</w:t>
-      </w:r>
+      <w:hyperlink r:id="rId35">
+        <w:r>
+          <w:rPr>
+            <w:lang w:val="en_US" w:bidi="en_US"/>
+          </w:rPr>
+          <w:rPr>
+            <w:color w:val="0000EE"/>
+            <w:u w:val="single"/>
+          </w:rPr>
+          <w:t>Elijah</w:t>
+        </w:r>
+      </w:hyperlink>
       <w:r>
         <w:rPr>
           <w:lang w:val="en_US" w:bidi="en_US"/>
         </w:rPr>
         <w:t xml:space="preserve"> the </w:t>
       </w:r>
-      <w:r>
-        <w:rPr>
-          <w:lang w:val="en_US" w:bidi="en_US"/>
-        </w:rPr>
-        <w:t>prophet</w:t>
-      </w:r>
+      <w:hyperlink r:id="rId19">
+        <w:r>
+          <w:rPr>
+            <w:lang w:val="en_US" w:bidi="en_US"/>
+          </w:rPr>
+          <w:rPr>
+            <w:color w:val="0000EE"/>
+            <w:u w:val="single"/>
+          </w:rPr>
+          <w:t>prophet</w:t>
+        </w:r>
+      </w:hyperlink>
       <w:r>
         <w:rPr>
           <w:lang w:val="en_US" w:bidi="en_US"/>
         </w:rPr>
         <w:t xml:space="preserve"> and would tell the people of </w:t>
       </w:r>
-      <w:r>
-        <w:rPr>
-          <w:lang w:val="en_US" w:bidi="en_US"/>
-        </w:rPr>
-        <w:t>Israel</w:t>
-      </w:r>
+      <w:hyperlink r:id="rId20">
+        <w:r>
+          <w:rPr>
+            <w:lang w:val="en_US" w:bidi="en_US"/>
+          </w:rPr>
+          <w:rPr>
+            <w:color w:val="0000EE"/>
+            <w:u w:val="single"/>
+          </w:rPr>
+          <w:t>Israel</w:t>
+        </w:r>
+      </w:hyperlink>
       <w:r>
         <w:rPr>
           <w:lang w:val="en_US" w:bidi="en_US"/>
         </w:rPr>
         <w:t xml:space="preserve"> to </w:t>
       </w:r>
-      <w:r>
-        <w:rPr>
-          <w:lang w:val="en_US" w:bidi="en_US"/>
-        </w:rPr>
-        <w:t>repent</w:t>
-      </w:r>
+      <w:hyperlink r:id="rId27">
+        <w:r>
+          <w:rPr>
+            <w:lang w:val="en_US" w:bidi="en_US"/>
+          </w:rPr>
+          <w:rPr>
+            <w:color w:val="0000EE"/>
+            <w:u w:val="single"/>
+          </w:rPr>
+          <w:t>repent</w:t>
+        </w:r>
+      </w:hyperlink>
       <w:r>
         <w:rPr>
           <w:lang w:val="en_US" w:bidi="en_US"/>
         </w:rPr>
         <w:t xml:space="preserve"> in order to prepare the people to receive God. Zechariah could not </w:t>
       </w:r>
-      <w:r>
-        <w:rPr>
-          <w:lang w:val="en_US" w:bidi="en_US"/>
-        </w:rPr>
-        <w:t>believe</w:t>
-      </w:r>
+      <w:hyperlink r:id="rId36">
+        <w:r>
+          <w:rPr>
+            <w:lang w:val="en_US" w:bidi="en_US"/>
+          </w:rPr>
+          <w:rPr>
+            <w:color w:val="0000EE"/>
+            <w:u w:val="single"/>
+          </w:rPr>
+          <w:t>believe</w:t>
+        </w:r>
+      </w:hyperlink>
       <w:r>
         <w:rPr>
           <w:lang w:val="en_US" w:bidi="en_US"/>
@@ -1102,48 +1264,72 @@
         </w:rPr>
         <w:t xml:space="preserve">Elizabeth indeed became pregnant. Elizabeth was a relative of </w:t>
       </w:r>
-      <w:r>
-        <w:rPr>
-          <w:lang w:val="en_US" w:bidi="en_US"/>
-        </w:rPr>
-        <w:t>Mary</w:t>
-      </w:r>
+      <w:hyperlink r:id="rId37">
+        <w:r>
+          <w:rPr>
+            <w:lang w:val="en_US" w:bidi="en_US"/>
+          </w:rPr>
+          <w:rPr>
+            <w:color w:val="0000EE"/>
+            <w:u w:val="single"/>
+          </w:rPr>
+          <w:t>Mary</w:t>
+        </w:r>
+      </w:hyperlink>
       <w:r>
         <w:rPr>
           <w:lang w:val="en_US" w:bidi="en_US"/>
         </w:rPr>
         <w:t xml:space="preserve">, who would become the mother of Jesus. Shortly after this, an angel appeared to Mary and told her that she would become pregnant even though she was a virgin. Her son would be a very important person, the </w:t>
       </w:r>
-      <w:r>
-        <w:rPr>
-          <w:lang w:val="en_US" w:bidi="en_US"/>
-        </w:rPr>
-        <w:t>son of God</w:t>
-      </w:r>
+      <w:hyperlink r:id="rId38">
+        <w:r>
+          <w:rPr>
+            <w:lang w:val="en_US" w:bidi="en_US"/>
+          </w:rPr>
+          <w:rPr>
+            <w:color w:val="0000EE"/>
+            <w:u w:val="single"/>
+          </w:rPr>
+          <w:t>son of God</w:t>
+        </w:r>
+      </w:hyperlink>
       <w:r>
         <w:rPr>
           <w:lang w:val="en_US" w:bidi="en_US"/>
         </w:rPr>
         <w:t xml:space="preserve">, and would rule as king forever. Mary then went to visit Elizabeth. When Mary came to Elizabeth, the baby in Elizabeth's womb jumped up in joy, because Mary would become the mother of the </w:t>
       </w:r>
-      <w:r>
-        <w:rPr>
-          <w:lang w:val="en_US" w:bidi="en_US"/>
-        </w:rPr>
-        <w:t>Messiah</w:t>
-      </w:r>
+      <w:hyperlink r:id="rId39">
+        <w:r>
+          <w:rPr>
+            <w:lang w:val="en_US" w:bidi="en_US"/>
+          </w:rPr>
+          <w:rPr>
+            <w:color w:val="0000EE"/>
+            <w:u w:val="single"/>
+          </w:rPr>
+          <w:t>Messiah</w:t>
+        </w:r>
+      </w:hyperlink>
       <w:r>
         <w:rPr>
           <w:lang w:val="en_US" w:bidi="en_US"/>
         </w:rPr>
         <w:t xml:space="preserve">, the promised king and </w:t>
       </w:r>
-      <w:r>
-        <w:rPr>
-          <w:lang w:val="en_US" w:bidi="en_US"/>
-        </w:rPr>
-        <w:t>Savior</w:t>
-      </w:r>
+      <w:hyperlink r:id="rId40">
+        <w:r>
+          <w:rPr>
+            <w:lang w:val="en_US" w:bidi="en_US"/>
+          </w:rPr>
+          <w:rPr>
+            <w:color w:val="0000EE"/>
+            <w:u w:val="single"/>
+          </w:rPr>
+          <w:t>Savior</w:t>
+        </w:r>
+      </w:hyperlink>
       <w:r>
         <w:rPr>
           <w:lang w:val="en_US" w:bidi="en_US"/>
@@ -1208,7 +1394,7 @@
           <w:lang w:val="en_US" w:bidi="en_US"/>
         </w:rPr>
       </w:r>
-      <w:hyperlink r:id="rId16">
+      <w:hyperlink r:id="rId41">
         <w:r>
           <w:rPr>
             <w:lang w:val="en_US" w:bidi="en_US"/>
@@ -1281,12 +1467,18 @@
         </w:rPr>
         <w:t xml:space="preserve"> is a name that Hagar, in the book of Genesis, gives to God. The name means "God sees me." Hagar gave this name to God because God helped her when she and her son Ishmael were alone in the </w:t>
       </w:r>
-      <w:r>
-        <w:rPr>
-          <w:lang w:val="en_US" w:bidi="en_US"/>
-        </w:rPr>
-        <w:t>desert</w:t>
-      </w:r>
+      <w:hyperlink r:id="rId42">
+        <w:r>
+          <w:rPr>
+            <w:lang w:val="en_US" w:bidi="en_US"/>
+          </w:rPr>
+          <w:rPr>
+            <w:color w:val="0000EE"/>
+            <w:u w:val="single"/>
+          </w:rPr>
+          <w:t>desert</w:t>
+        </w:r>
+      </w:hyperlink>
       <w:r>
         <w:rPr>
           <w:lang w:val="en_US" w:bidi="en_US"/>
@@ -1365,7 +1557,7 @@
           <w:lang w:val="en_US" w:bidi="en_US"/>
         </w:rPr>
       </w:r>
-      <w:hyperlink r:id="rId17">
+      <w:hyperlink r:id="rId43">
         <w:r>
           <w:rPr>
             <w:lang w:val="en_US" w:bidi="en_US"/>
@@ -1444,12 +1636,18 @@
         </w:rPr>
         <w:t xml:space="preserve"> means exactly. El-Shaddai is a name for </w:t>
       </w:r>
-      <w:r>
-        <w:rPr>
-          <w:lang w:val="en_US" w:bidi="en_US"/>
-        </w:rPr>
-        <w:t>God</w:t>
-      </w:r>
+      <w:hyperlink r:id="rId17">
+        <w:r>
+          <w:rPr>
+            <w:lang w:val="en_US" w:bidi="en_US"/>
+          </w:rPr>
+          <w:rPr>
+            <w:color w:val="0000EE"/>
+            <w:u w:val="single"/>
+          </w:rPr>
+          <w:t>God</w:t>
+        </w:r>
+      </w:hyperlink>
       <w:r>
         <w:rPr>
           <w:lang w:val="en_US" w:bidi="en_US"/>
@@ -1528,7 +1726,7 @@
           <w:lang w:val="en_US" w:bidi="en_US"/>
         </w:rPr>
       </w:r>
-      <w:hyperlink r:id="rId18">
+      <w:hyperlink r:id="rId44">
         <w:r>
           <w:rPr>
             <w:lang w:val="en_US" w:bidi="en_US"/>
@@ -1665,7 +1863,7 @@
           <w:lang w:val="en_US" w:bidi="en_US"/>
         </w:rPr>
       </w:r>
-      <w:hyperlink r:id="rId19">
+      <w:hyperlink r:id="rId45">
         <w:r>
           <w:rPr>
             <w:lang w:val="en_US" w:bidi="en_US"/>
@@ -1744,36 +1942,54 @@
         </w:rPr>
         <w:t xml:space="preserve"> was a garment that </w:t>
       </w:r>
-      <w:r>
-        <w:rPr>
-          <w:lang w:val="en_US" w:bidi="en_US"/>
-        </w:rPr>
-        <w:t>priests</w:t>
-      </w:r>
+      <w:hyperlink r:id="rId31">
+        <w:r>
+          <w:rPr>
+            <w:lang w:val="en_US" w:bidi="en_US"/>
+          </w:rPr>
+          <w:rPr>
+            <w:color w:val="0000EE"/>
+            <w:u w:val="single"/>
+          </w:rPr>
+          <w:t>priests</w:t>
+        </w:r>
+      </w:hyperlink>
       <w:r>
         <w:rPr>
           <w:lang w:val="en_US" w:bidi="en_US"/>
         </w:rPr>
         <w:t xml:space="preserve"> wore, though other people sometimes wore an ephod too. People wore the ephod over a </w:t>
       </w:r>
-      <w:r>
-        <w:rPr>
-          <w:lang w:val="en_US" w:bidi="en_US"/>
-        </w:rPr>
-        <w:t>tunic</w:t>
-      </w:r>
+      <w:hyperlink r:id="rId46">
+        <w:r>
+          <w:rPr>
+            <w:lang w:val="en_US" w:bidi="en_US"/>
+          </w:rPr>
+          <w:rPr>
+            <w:color w:val="0000EE"/>
+            <w:u w:val="single"/>
+          </w:rPr>
+          <w:t>tunic</w:t>
+        </w:r>
+      </w:hyperlink>
       <w:r>
         <w:rPr>
           <w:lang w:val="en_US" w:bidi="en_US"/>
         </w:rPr>
         <w:t xml:space="preserve"> or </w:t>
       </w:r>
-      <w:r>
-        <w:rPr>
-          <w:lang w:val="en_US" w:bidi="en_US"/>
-        </w:rPr>
-        <w:t>robe</w:t>
-      </w:r>
+      <w:hyperlink r:id="rId47">
+        <w:r>
+          <w:rPr>
+            <w:lang w:val="en_US" w:bidi="en_US"/>
+          </w:rPr>
+          <w:rPr>
+            <w:color w:val="0000EE"/>
+            <w:u w:val="single"/>
+          </w:rPr>
+          <w:t>robe</w:t>
+        </w:r>
+      </w:hyperlink>
       <w:r>
         <w:rPr>
           <w:lang w:val="en_US" w:bidi="en_US"/>
@@ -1794,24 +2010,36 @@
         </w:rPr>
         <w:t xml:space="preserve">An ephod could be plain or very fancy. Ordinary people probably wore a simple ephod. But the Creator God, whose name is </w:t>
       </w:r>
-      <w:r>
-        <w:rPr>
-          <w:lang w:val="en_US" w:bidi="en_US"/>
-        </w:rPr>
-        <w:t>Yahweh</w:t>
-      </w:r>
+      <w:hyperlink r:id="rId48">
+        <w:r>
+          <w:rPr>
+            <w:lang w:val="en_US" w:bidi="en_US"/>
+          </w:rPr>
+          <w:rPr>
+            <w:color w:val="0000EE"/>
+            <w:u w:val="single"/>
+          </w:rPr>
+          <w:t>Yahweh</w:t>
+        </w:r>
+      </w:hyperlink>
       <w:r>
         <w:rPr>
           <w:lang w:val="en_US" w:bidi="en_US"/>
         </w:rPr>
         <w:t xml:space="preserve">, told Moses to make a very special ephod for the </w:t>
       </w:r>
-      <w:r>
-        <w:rPr>
-          <w:lang w:val="en_US" w:bidi="en_US"/>
-        </w:rPr>
-        <w:t>High Priest</w:t>
-      </w:r>
+      <w:hyperlink r:id="rId49">
+        <w:r>
+          <w:rPr>
+            <w:lang w:val="en_US" w:bidi="en_US"/>
+          </w:rPr>
+          <w:rPr>
+            <w:color w:val="0000EE"/>
+            <w:u w:val="single"/>
+          </w:rPr>
+          <w:t>High Priest</w:t>
+        </w:r>
+      </w:hyperlink>
       <w:r>
         <w:rPr>
           <w:lang w:val="en_US" w:bidi="en_US"/>
@@ -1860,36 +2088,54 @@
         </w:rPr>
         <w:t xml:space="preserve">Over time, when someone said that a person wore an ephod, it meant that the person served as a priest. Yet on a few occasions, someone who was not a priest wore an ephod. Samuel wore an ephod when he was still a little boy. </w:t>
       </w:r>
-      <w:r>
-        <w:rPr>
-          <w:lang w:val="en_US" w:bidi="en_US"/>
-        </w:rPr>
-        <w:t>King David</w:t>
-      </w:r>
+      <w:hyperlink r:id="rId50">
+        <w:r>
+          <w:rPr>
+            <w:lang w:val="en_US" w:bidi="en_US"/>
+          </w:rPr>
+          <w:rPr>
+            <w:color w:val="0000EE"/>
+            <w:u w:val="single"/>
+          </w:rPr>
+          <w:t>King David</w:t>
+        </w:r>
+      </w:hyperlink>
       <w:r>
         <w:rPr>
           <w:lang w:val="en_US" w:bidi="en_US"/>
         </w:rPr>
         <w:t xml:space="preserve"> wore an ephod and danced for joy when the </w:t>
       </w:r>
-      <w:r>
-        <w:rPr>
-          <w:lang w:val="en_US" w:bidi="en_US"/>
-        </w:rPr>
-        <w:t>ark of the covenant</w:t>
-      </w:r>
+      <w:hyperlink r:id="rId51">
+        <w:r>
+          <w:rPr>
+            <w:lang w:val="en_US" w:bidi="en_US"/>
+          </w:rPr>
+          <w:rPr>
+            <w:color w:val="0000EE"/>
+            <w:u w:val="single"/>
+          </w:rPr>
+          <w:t>ark of the covenant</w:t>
+        </w:r>
+      </w:hyperlink>
       <w:r>
         <w:rPr>
           <w:lang w:val="en_US" w:bidi="en_US"/>
         </w:rPr>
         <w:t xml:space="preserve"> arrived in </w:t>
       </w:r>
-      <w:r>
-        <w:rPr>
-          <w:lang w:val="en_US" w:bidi="en_US"/>
-        </w:rPr>
-        <w:t>Jerusalem</w:t>
-      </w:r>
+      <w:hyperlink r:id="rId33">
+        <w:r>
+          <w:rPr>
+            <w:lang w:val="en_US" w:bidi="en_US"/>
+          </w:rPr>
+          <w:rPr>
+            <w:color w:val="0000EE"/>
+            <w:u w:val="single"/>
+          </w:rPr>
+          <w:t>Jerusalem</w:t>
+        </w:r>
+      </w:hyperlink>
       <w:r>
         <w:rPr>
           <w:lang w:val="en_US" w:bidi="en_US"/>
@@ -1954,7 +2200,7 @@
           <w:lang w:val="en_US" w:bidi="en_US"/>
         </w:rPr>
       </w:r>
-      <w:hyperlink r:id="rId20">
+      <w:hyperlink r:id="rId52">
         <w:r>
           <w:rPr>
             <w:lang w:val="en_US" w:bidi="en_US"/>
@@ -2027,24 +2273,36 @@
         </w:rPr>
         <w:t xml:space="preserve"> means a perfect quality of life with </w:t>
       </w:r>
-      <w:r>
-        <w:rPr>
-          <w:lang w:val="en_US" w:bidi="en_US"/>
-        </w:rPr>
-        <w:t>God</w:t>
-      </w:r>
+      <w:hyperlink r:id="rId17">
+        <w:r>
+          <w:rPr>
+            <w:lang w:val="en_US" w:bidi="en_US"/>
+          </w:rPr>
+          <w:rPr>
+            <w:color w:val="0000EE"/>
+            <w:u w:val="single"/>
+          </w:rPr>
+          <w:t>God</w:t>
+        </w:r>
+      </w:hyperlink>
       <w:r>
         <w:rPr>
           <w:lang w:val="en_US" w:bidi="en_US"/>
         </w:rPr>
         <w:t xml:space="preserve"> that will never end. Eternal life is the gift that God gives to his children if they </w:t>
       </w:r>
-      <w:r>
-        <w:rPr>
-          <w:lang w:val="en_US" w:bidi="en_US"/>
-        </w:rPr>
-        <w:t>believe</w:t>
-      </w:r>
+      <w:hyperlink r:id="rId36">
+        <w:r>
+          <w:rPr>
+            <w:lang w:val="en_US" w:bidi="en_US"/>
+          </w:rPr>
+          <w:rPr>
+            <w:color w:val="0000EE"/>
+            <w:u w:val="single"/>
+          </w:rPr>
+          <w:t>believe</w:t>
+        </w:r>
+      </w:hyperlink>
       <w:r>
         <w:rPr>
           <w:lang w:val="en_US" w:bidi="en_US"/>
@@ -2063,26 +2321,56 @@
         <w:rPr>
           <w:lang w:val="en_US" w:bidi="en_US"/>
         </w:rPr>
-        <w:t xml:space="preserve">Eternal life is a much better and richer life than ordinary life. Without this gift of eternal life, we may live and breathe, but this is only physical life, and it will end as soon as we die. But the eternal life that God gives us will never end! Eternal life begins now. Eternal life changes us and makes it possible for us to live in a close relationship with God. This eternal life means that not just your body but also your </w:t>
-      </w:r>
-      <w:r>
-        <w:rPr>
-          <w:lang w:val="en_US" w:bidi="en_US"/>
-        </w:rPr>
-        <w:t>spirit</w:t>
-      </w:r>
+        <w:t xml:space="preserve">Eternal life is a much better and richer life than ordinary life. Without this gift of eternal life, we may live and breathe, but this is only physical life, and it will end as soon as we die. But the eternal life that God gives us will never end! Eternal life begins now. Eternal life changes us and makes it possible for us to live in a close </w:t>
+      </w:r>
+      <w:hyperlink r:id="rId53">
+        <w:r>
+          <w:rPr>
+            <w:lang w:val="en_US" w:bidi="en_US"/>
+          </w:rPr>
+          <w:rPr>
+            <w:color w:val="0000EE"/>
+            <w:u w:val="single"/>
+          </w:rPr>
+          <w:t>relationship</w:t>
+        </w:r>
+      </w:hyperlink>
+      <w:r>
+        <w:rPr>
+          <w:lang w:val="en_US" w:bidi="en_US"/>
+        </w:rPr>
+        <w:t xml:space="preserve"> with God. This eternal life means that not just your body but also your </w:t>
+      </w:r>
+      <w:hyperlink r:id="rId54">
+        <w:r>
+          <w:rPr>
+            <w:lang w:val="en_US" w:bidi="en_US"/>
+          </w:rPr>
+          <w:rPr>
+            <w:color w:val="0000EE"/>
+            <w:u w:val="single"/>
+          </w:rPr>
+          <w:t>spirit</w:t>
+        </w:r>
+      </w:hyperlink>
       <w:r>
         <w:rPr>
           <w:lang w:val="en_US" w:bidi="en_US"/>
         </w:rPr>
         <w:t xml:space="preserve"> is alive. Death cannot destroy this kind of life! When Jesus will come back and establish his </w:t>
       </w:r>
-      <w:r>
-        <w:rPr>
-          <w:lang w:val="en_US" w:bidi="en_US"/>
-        </w:rPr>
-        <w:t>kingdom</w:t>
-      </w:r>
+      <w:hyperlink r:id="rId55">
+        <w:r>
+          <w:rPr>
+            <w:lang w:val="en_US" w:bidi="en_US"/>
+          </w:rPr>
+          <w:rPr>
+            <w:color w:val="0000EE"/>
+            <w:u w:val="single"/>
+          </w:rPr>
+          <w:t>kingdom</w:t>
+        </w:r>
+      </w:hyperlink>
       <w:r>
         <w:rPr>
           <w:lang w:val="en_US" w:bidi="en_US"/>
@@ -2147,7 +2435,7 @@
           <w:lang w:val="en_US" w:bidi="en_US"/>
         </w:rPr>
       </w:r>
-      <w:hyperlink r:id="rId21">
+      <w:hyperlink r:id="rId56">
         <w:r>
           <w:rPr>
             <w:lang w:val="en_US" w:bidi="en_US"/>
@@ -2226,36 +2514,54 @@
         </w:rPr>
         <w:t xml:space="preserve"> is someone who tells the </w:t>
       </w:r>
-      <w:r>
-        <w:rPr>
-          <w:lang w:val="en_US" w:bidi="en_US"/>
-        </w:rPr>
-        <w:t>gospel</w:t>
-      </w:r>
+      <w:hyperlink r:id="rId57">
+        <w:r>
+          <w:rPr>
+            <w:lang w:val="en_US" w:bidi="en_US"/>
+          </w:rPr>
+          <w:rPr>
+            <w:color w:val="0000EE"/>
+            <w:u w:val="single"/>
+          </w:rPr>
+          <w:t>gospel</w:t>
+        </w:r>
+      </w:hyperlink>
       <w:r>
         <w:rPr>
           <w:lang w:val="en_US" w:bidi="en_US"/>
         </w:rPr>
         <w:t xml:space="preserve">, or good news, about Jesus. The gospel is the good news that Jesus was on this earth, Jesus died to rescue us from the punishment for our </w:t>
       </w:r>
-      <w:r>
-        <w:rPr>
-          <w:lang w:val="en_US" w:bidi="en_US"/>
-        </w:rPr>
-        <w:t>sins</w:t>
-      </w:r>
+      <w:hyperlink r:id="rId58">
+        <w:r>
+          <w:rPr>
+            <w:lang w:val="en_US" w:bidi="en_US"/>
+          </w:rPr>
+          <w:rPr>
+            <w:color w:val="0000EE"/>
+            <w:u w:val="single"/>
+          </w:rPr>
+          <w:t>sins</w:t>
+        </w:r>
+      </w:hyperlink>
       <w:r>
         <w:rPr>
           <w:lang w:val="en_US" w:bidi="en_US"/>
         </w:rPr>
         <w:t xml:space="preserve">, God raised Jesus from the dead, and Jesus sent </w:t>
       </w:r>
-      <w:r>
-        <w:rPr>
-          <w:lang w:val="en_US" w:bidi="en_US"/>
-        </w:rPr>
-        <w:t>God's Spirit</w:t>
-      </w:r>
+      <w:hyperlink r:id="rId59">
+        <w:r>
+          <w:rPr>
+            <w:lang w:val="en_US" w:bidi="en_US"/>
+          </w:rPr>
+          <w:rPr>
+            <w:color w:val="0000EE"/>
+            <w:u w:val="single"/>
+          </w:rPr>
+          <w:t>God's Spirit</w:t>
+        </w:r>
+      </w:hyperlink>
       <w:r>
         <w:rPr>
           <w:lang w:val="en_US" w:bidi="en_US"/>
@@ -2320,7 +2626,7 @@
           <w:lang w:val="en_US" w:bidi="en_US"/>
         </w:rPr>
       </w:r>
-      <w:hyperlink r:id="rId22">
+      <w:hyperlink r:id="rId60">
         <w:r>
           <w:rPr>
             <w:lang w:val="en_US" w:bidi="en_US"/>
@@ -2435,12 +2741,18 @@
         </w:rPr>
         <w:t xml:space="preserve">God hates evil. Only God can destroy evil, because God is all good. When God will establish his </w:t>
       </w:r>
-      <w:r>
-        <w:rPr>
-          <w:lang w:val="en_US" w:bidi="en_US"/>
-        </w:rPr>
-        <w:t>kingdom</w:t>
-      </w:r>
+      <w:hyperlink r:id="rId55">
+        <w:r>
+          <w:rPr>
+            <w:lang w:val="en_US" w:bidi="en_US"/>
+          </w:rPr>
+          <w:rPr>
+            <w:color w:val="0000EE"/>
+            <w:u w:val="single"/>
+          </w:rPr>
+          <w:t>kingdom</w:t>
+        </w:r>
+      </w:hyperlink>
       <w:r>
         <w:rPr>
           <w:lang w:val="en_US" w:bidi="en_US"/>
@@ -2505,7 +2817,7 @@
           <w:lang w:val="en_US" w:bidi="en_US"/>
         </w:rPr>
       </w:r>
-      <w:hyperlink r:id="rId23">
+      <w:hyperlink r:id="rId61">
         <w:r>
           <w:rPr>
             <w:lang w:val="en_US" w:bidi="en_US"/>
@@ -2571,12 +2883,18 @@
         </w:rPr>
         <w:t xml:space="preserve">The phrases </w:t>
       </w:r>
-      <w:r>
-        <w:rPr>
-          <w:lang w:val="en_US" w:bidi="en_US"/>
-        </w:rPr>
-        <w:t>demon</w:t>
-      </w:r>
+      <w:hyperlink r:id="rId62">
+        <w:r>
+          <w:rPr>
+            <w:lang w:val="en_US" w:bidi="en_US"/>
+          </w:rPr>
+          <w:rPr>
+            <w:color w:val="0000EE"/>
+            <w:u w:val="single"/>
+          </w:rPr>
+          <w:t>demon</w:t>
+        </w:r>
+      </w:hyperlink>
       <w:r>
         <w:rPr>
           <w:lang w:val="en_US" w:bidi="en_US"/>
@@ -2609,36 +2927,54 @@
         </w:rPr>
         <w:t xml:space="preserve"> are referring to the same thing. A demon is a spirit that is rebelling against God. The leader of all demons is called </w:t>
       </w:r>
-      <w:r>
-        <w:rPr>
-          <w:lang w:val="en_US" w:bidi="en_US"/>
-        </w:rPr>
-        <w:t>Satan</w:t>
-      </w:r>
+      <w:hyperlink r:id="rId63">
+        <w:r>
+          <w:rPr>
+            <w:lang w:val="en_US" w:bidi="en_US"/>
+          </w:rPr>
+          <w:rPr>
+            <w:color w:val="0000EE"/>
+            <w:u w:val="single"/>
+          </w:rPr>
+          <w:t>Satan</w:t>
+        </w:r>
+      </w:hyperlink>
       <w:r>
         <w:rPr>
           <w:lang w:val="en_US" w:bidi="en_US"/>
         </w:rPr>
         <w:t xml:space="preserve">, the </w:t>
       </w:r>
-      <w:r>
-        <w:rPr>
-          <w:lang w:val="en_US" w:bidi="en_US"/>
-        </w:rPr>
-        <w:t>devil</w:t>
-      </w:r>
+      <w:hyperlink r:id="rId64">
+        <w:r>
+          <w:rPr>
+            <w:lang w:val="en_US" w:bidi="en_US"/>
+          </w:rPr>
+          <w:rPr>
+            <w:color w:val="0000EE"/>
+            <w:u w:val="single"/>
+          </w:rPr>
+          <w:t>devil</w:t>
+        </w:r>
+      </w:hyperlink>
       <w:r>
         <w:rPr>
           <w:lang w:val="en_US" w:bidi="en_US"/>
         </w:rPr>
         <w:t xml:space="preserve">, or sometimes Beelzebul. Because God has created everything that exists, God also created these spirits. God created them good, as </w:t>
       </w:r>
-      <w:r>
-        <w:rPr>
-          <w:lang w:val="en_US" w:bidi="en_US"/>
-        </w:rPr>
-        <w:t>angels</w:t>
-      </w:r>
+      <w:hyperlink r:id="rId34">
+        <w:r>
+          <w:rPr>
+            <w:lang w:val="en_US" w:bidi="en_US"/>
+          </w:rPr>
+          <w:rPr>
+            <w:color w:val="0000EE"/>
+            <w:u w:val="single"/>
+          </w:rPr>
+          <w:t>angels</w:t>
+        </w:r>
+      </w:hyperlink>
       <w:r>
         <w:rPr>
           <w:lang w:val="en_US" w:bidi="en_US"/>
@@ -2659,24 +2995,36 @@
         </w:rPr>
         <w:t xml:space="preserve">Demons can take control of people so that people become sick, or behave in a strange way. When a demon takes control of a person, we say that the person is </w:t>
       </w:r>
-      <w:r>
-        <w:rPr>
-          <w:lang w:val="en_US" w:bidi="en_US"/>
-        </w:rPr>
-        <w:t>demon possessed</w:t>
-      </w:r>
+      <w:hyperlink r:id="rId65">
+        <w:r>
+          <w:rPr>
+            <w:lang w:val="en_US" w:bidi="en_US"/>
+          </w:rPr>
+          <w:rPr>
+            <w:color w:val="0000EE"/>
+            <w:u w:val="single"/>
+          </w:rPr>
+          <w:t>demon possessed</w:t>
+        </w:r>
+      </w:hyperlink>
       <w:r>
         <w:rPr>
           <w:lang w:val="en_US" w:bidi="en_US"/>
         </w:rPr>
         <w:t xml:space="preserve">. A person who was possessed by a demon could become deaf, mute, or have fits that resemble epileptic attacks. The person could become very violent and shout. </w:t>
       </w:r>
-      <w:r>
-        <w:rPr>
-          <w:lang w:val="en_US" w:bidi="en_US"/>
-        </w:rPr>
-        <w:t>Jewish</w:t>
-      </w:r>
+      <w:hyperlink r:id="rId66">
+        <w:r>
+          <w:rPr>
+            <w:lang w:val="en_US" w:bidi="en_US"/>
+          </w:rPr>
+          <w:rPr>
+            <w:color w:val="0000EE"/>
+            <w:u w:val="single"/>
+          </w:rPr>
+          <w:t>Jewish</w:t>
+        </w:r>
+      </w:hyperlink>
       <w:r>
         <w:rPr>
           <w:lang w:val="en_US" w:bidi="en_US"/>
@@ -2697,24 +3045,36 @@
         </w:rPr>
         <w:t xml:space="preserve">Demons can also be called evil spirits. This makes clear that their intentions are </w:t>
       </w:r>
-      <w:r>
-        <w:rPr>
-          <w:lang w:val="en_US" w:bidi="en_US"/>
-        </w:rPr>
-        <w:t>evil</w:t>
-      </w:r>
+      <w:hyperlink r:id="rId67">
+        <w:r>
+          <w:rPr>
+            <w:lang w:val="en_US" w:bidi="en_US"/>
+          </w:rPr>
+          <w:rPr>
+            <w:color w:val="0000EE"/>
+            <w:u w:val="single"/>
+          </w:rPr>
+          <w:t>evil</w:t>
+        </w:r>
+      </w:hyperlink>
       <w:r>
         <w:rPr>
           <w:lang w:val="en_US" w:bidi="en_US"/>
         </w:rPr>
         <w:t xml:space="preserve">. They sometimes are called unclean spirits. Something that is </w:t>
       </w:r>
-      <w:r>
-        <w:rPr>
-          <w:lang w:val="en_US" w:bidi="en_US"/>
-        </w:rPr>
-        <w:t>unclean</w:t>
-      </w:r>
+      <w:hyperlink r:id="rId68">
+        <w:r>
+          <w:rPr>
+            <w:lang w:val="en_US" w:bidi="en_US"/>
+          </w:rPr>
+          <w:rPr>
+            <w:color w:val="0000EE"/>
+            <w:u w:val="single"/>
+          </w:rPr>
+          <w:t>unclean</w:t>
+        </w:r>
+      </w:hyperlink>
       <w:r>
         <w:rPr>
           <w:lang w:val="en_US" w:bidi="en_US"/>
@@ -2808,7 +3168,7 @@
           <w:lang w:val="en_US" w:bidi="en_US"/>
         </w:rPr>
       </w:r>
-      <w:hyperlink r:id="rId24">
+      <w:hyperlink r:id="rId69">
         <w:r>
           <w:rPr>
             <w:lang w:val="en_US" w:bidi="en_US"/>
